--- a/17. Matemática 3/Trabajo Práctico N° 1 (R).docx
+++ b/17. Matemática 3/Trabajo Práctico N° 1 (R).docx
@@ -1,6 +1,6 @@
 
 <file path=word/document.xml><?xml version="1.0" encoding="utf-8"?>
-<w:document xmlns:wpc="http://schemas.microsoft.com/office/word/2010/wordprocessingCanvas" xmlns:cx="http://schemas.microsoft.com/office/drawing/2014/chartex" xmlns:cx1="http://schemas.microsoft.com/office/drawing/2015/9/8/chartex" xmlns:cx2="http://schemas.microsoft.com/office/drawing/2015/10/21/chartex" xmlns:cx3="http://schemas.microsoft.com/office/drawing/2016/5/9/chartex" xmlns:cx4="http://schemas.microsoft.com/office/drawing/2016/5/10/chartex" xmlns:cx5="http://schemas.microsoft.com/office/drawing/2016/5/11/chartex" xmlns:cx6="http://schemas.microsoft.com/office/drawing/2016/5/12/chartex" xmlns:cx7="http://schemas.microsoft.com/office/drawing/2016/5/13/chartex" xmlns:cx8="http://schemas.microsoft.com/office/drawing/2016/5/14/chartex" xmlns:mc="http://schemas.openxmlformats.org/markup-compatibility/2006" xmlns:aink="http://schemas.microsoft.com/office/drawing/2016/ink" xmlns:am3d="http://schemas.microsoft.com/office/drawing/2017/model3d" xmlns:o="urn:schemas-microsoft-com:office:office" xmlns:oel="http://schemas.microsoft.com/office/2019/extlst" xmlns:r="http://schemas.openxmlformats.org/officeDocument/2006/relationships" xmlns:m="http://schemas.openxmlformats.org/officeDocument/2006/math" xmlns:v="urn:schemas-microsoft-com:vml" xmlns:wp14="http://schemas.microsoft.com/office/word/2010/wordprocessingDrawing" xmlns:wp="http://schemas.openxmlformats.org/drawingml/2006/wordprocessingDrawing" xmlns:w10="urn:schemas-microsoft-com:office:word" xmlns:w="http://schemas.openxmlformats.org/wordprocessingml/2006/main" xmlns:w14="http://schemas.microsoft.com/office/word/2010/wordml" xmlns:w15="http://schemas.microsoft.com/office/word/2012/wordml" xmlns:w16cex="http://schemas.microsoft.com/office/word/2018/wordml/cex" xmlns:w16cid="http://schemas.microsoft.com/office/word/2016/wordml/cid" xmlns:w16="http://schemas.microsoft.com/office/word/2018/wordml" xmlns:w16du="http://schemas.microsoft.com/office/word/2023/wordml/word16du" xmlns:w16sdtdh="http://schemas.microsoft.com/office/word/2020/wordml/sdtdatahash" xmlns:w16se="http://schemas.microsoft.com/office/word/2015/wordml/symex" xmlns:wpg="http://schemas.microsoft.com/office/word/2010/wordprocessingGroup" xmlns:wpi="http://schemas.microsoft.com/office/word/2010/wordprocessingInk" xmlns:wne="http://schemas.microsoft.com/office/word/2006/wordml" xmlns:wps="http://schemas.microsoft.com/office/word/2010/wordprocessingShape" mc:Ignorable="w14 w15 w16se w16cid w16 w16cex w16sdtdh w16du wp14">
+<w:document xmlns:wpc="http://schemas.microsoft.com/office/word/2010/wordprocessingCanvas" xmlns:cx="http://schemas.microsoft.com/office/drawing/2014/chartex" xmlns:cx1="http://schemas.microsoft.com/office/drawing/2015/9/8/chartex" xmlns:cx2="http://schemas.microsoft.com/office/drawing/2015/10/21/chartex" xmlns:cx3="http://schemas.microsoft.com/office/drawing/2016/5/9/chartex" xmlns:cx4="http://schemas.microsoft.com/office/drawing/2016/5/10/chartex" xmlns:cx5="http://schemas.microsoft.com/office/drawing/2016/5/11/chartex" xmlns:cx6="http://schemas.microsoft.com/office/drawing/2016/5/12/chartex" xmlns:cx7="http://schemas.microsoft.com/office/drawing/2016/5/13/chartex" xmlns:cx8="http://schemas.microsoft.com/office/drawing/2016/5/14/chartex" xmlns:mc="http://schemas.openxmlformats.org/markup-compatibility/2006" xmlns:aink="http://schemas.microsoft.com/office/drawing/2016/ink" xmlns:am3d="http://schemas.microsoft.com/office/drawing/2017/model3d" xmlns:o="urn:schemas-microsoft-com:office:office" xmlns:oel="http://schemas.microsoft.com/office/2019/extlst" xmlns:r="http://schemas.openxmlformats.org/officeDocument/2006/relationships" xmlns:m="http://schemas.openxmlformats.org/officeDocument/2006/math" xmlns:v="urn:schemas-microsoft-com:vml" xmlns:wp14="http://schemas.microsoft.com/office/word/2010/wordprocessingDrawing" xmlns:wp="http://schemas.openxmlformats.org/drawingml/2006/wordprocessingDrawing" xmlns:w10="urn:schemas-microsoft-com:office:word" xmlns:w="http://schemas.openxmlformats.org/wordprocessingml/2006/main" xmlns:w14="http://schemas.microsoft.com/office/word/2010/wordml" xmlns:w15="http://schemas.microsoft.com/office/word/2012/wordml" xmlns:w16cex="http://schemas.microsoft.com/office/word/2018/wordml/cex" xmlns:w16cid="http://schemas.microsoft.com/office/word/2016/wordml/cid" xmlns:w16="http://schemas.microsoft.com/office/word/2018/wordml" xmlns:w16du="http://schemas.microsoft.com/office/word/2023/wordml/word16du" xmlns:w16sdtdh="http://schemas.microsoft.com/office/word/2020/wordml/sdtdatahash" xmlns:w16sdtfl="http://schemas.microsoft.com/office/word/2024/wordml/sdtformatlock" xmlns:w16se="http://schemas.microsoft.com/office/word/2015/wordml/symex" xmlns:wpg="http://schemas.microsoft.com/office/word/2010/wordprocessingGroup" xmlns:wpi="http://schemas.microsoft.com/office/word/2010/wordprocessingInk" xmlns:wne="http://schemas.microsoft.com/office/word/2006/wordml" xmlns:wps="http://schemas.microsoft.com/office/word/2010/wordprocessingShape" mc:Ignorable="w14 w15 w16se w16cid w16 w16cex w16sdtdh w16sdtfl w16du wp14">
   <w:body>
     <w:p>
       <w:pPr>
@@ -9765,7 +9765,7 @@
           <w:iCs/>
           <w:sz w:val="24"/>
         </w:rPr>
-        <w:t xml:space="preserve"> C ).</w:t>
+        <w:t xml:space="preserve"> C).</w:t>
       </w:r>
     </w:p>
     <w:p>
@@ -20706,7 +20706,7 @@
 </file>
 
 <file path=word/endnotes.xml><?xml version="1.0" encoding="utf-8"?>
-<w:endnotes xmlns:wpc="http://schemas.microsoft.com/office/word/2010/wordprocessingCanvas" xmlns:cx="http://schemas.microsoft.com/office/drawing/2014/chartex" xmlns:cx1="http://schemas.microsoft.com/office/drawing/2015/9/8/chartex" xmlns:cx2="http://schemas.microsoft.com/office/drawing/2015/10/21/chartex" xmlns:cx3="http://schemas.microsoft.com/office/drawing/2016/5/9/chartex" xmlns:cx4="http://schemas.microsoft.com/office/drawing/2016/5/10/chartex" xmlns:cx5="http://schemas.microsoft.com/office/drawing/2016/5/11/chartex" xmlns:cx6="http://schemas.microsoft.com/office/drawing/2016/5/12/chartex" xmlns:cx7="http://schemas.microsoft.com/office/drawing/2016/5/13/chartex" xmlns:cx8="http://schemas.microsoft.com/office/drawing/2016/5/14/chartex" xmlns:mc="http://schemas.openxmlformats.org/markup-compatibility/2006" xmlns:aink="http://schemas.microsoft.com/office/drawing/2016/ink" xmlns:am3d="http://schemas.microsoft.com/office/drawing/2017/model3d" xmlns:o="urn:schemas-microsoft-com:office:office" xmlns:oel="http://schemas.microsoft.com/office/2019/extlst" xmlns:r="http://schemas.openxmlformats.org/officeDocument/2006/relationships" xmlns:m="http://schemas.openxmlformats.org/officeDocument/2006/math" xmlns:v="urn:schemas-microsoft-com:vml" xmlns:wp14="http://schemas.microsoft.com/office/word/2010/wordprocessingDrawing" xmlns:wp="http://schemas.openxmlformats.org/drawingml/2006/wordprocessingDrawing" xmlns:w10="urn:schemas-microsoft-com:office:word" xmlns:w="http://schemas.openxmlformats.org/wordprocessingml/2006/main" xmlns:w14="http://schemas.microsoft.com/office/word/2010/wordml" xmlns:w15="http://schemas.microsoft.com/office/word/2012/wordml" xmlns:w16cex="http://schemas.microsoft.com/office/word/2018/wordml/cex" xmlns:w16cid="http://schemas.microsoft.com/office/word/2016/wordml/cid" xmlns:w16="http://schemas.microsoft.com/office/word/2018/wordml" xmlns:w16du="http://schemas.microsoft.com/office/word/2023/wordml/word16du" xmlns:w16sdtdh="http://schemas.microsoft.com/office/word/2020/wordml/sdtdatahash" xmlns:w16se="http://schemas.microsoft.com/office/word/2015/wordml/symex" xmlns:wpg="http://schemas.microsoft.com/office/word/2010/wordprocessingGroup" xmlns:wpi="http://schemas.microsoft.com/office/word/2010/wordprocessingInk" xmlns:wne="http://schemas.microsoft.com/office/word/2006/wordml" xmlns:wps="http://schemas.microsoft.com/office/word/2010/wordprocessingShape" mc:Ignorable="w14 w15 w16se w16cid w16 w16cex w16sdtdh w16du wp14">
+<w:endnotes xmlns:wpc="http://schemas.microsoft.com/office/word/2010/wordprocessingCanvas" xmlns:cx="http://schemas.microsoft.com/office/drawing/2014/chartex" xmlns:cx1="http://schemas.microsoft.com/office/drawing/2015/9/8/chartex" xmlns:cx2="http://schemas.microsoft.com/office/drawing/2015/10/21/chartex" xmlns:cx3="http://schemas.microsoft.com/office/drawing/2016/5/9/chartex" xmlns:cx4="http://schemas.microsoft.com/office/drawing/2016/5/10/chartex" xmlns:cx5="http://schemas.microsoft.com/office/drawing/2016/5/11/chartex" xmlns:cx6="http://schemas.microsoft.com/office/drawing/2016/5/12/chartex" xmlns:cx7="http://schemas.microsoft.com/office/drawing/2016/5/13/chartex" xmlns:cx8="http://schemas.microsoft.com/office/drawing/2016/5/14/chartex" xmlns:mc="http://schemas.openxmlformats.org/markup-compatibility/2006" xmlns:aink="http://schemas.microsoft.com/office/drawing/2016/ink" xmlns:am3d="http://schemas.microsoft.com/office/drawing/2017/model3d" xmlns:o="urn:schemas-microsoft-com:office:office" xmlns:oel="http://schemas.microsoft.com/office/2019/extlst" xmlns:r="http://schemas.openxmlformats.org/officeDocument/2006/relationships" xmlns:m="http://schemas.openxmlformats.org/officeDocument/2006/math" xmlns:v="urn:schemas-microsoft-com:vml" xmlns:wp14="http://schemas.microsoft.com/office/word/2010/wordprocessingDrawing" xmlns:wp="http://schemas.openxmlformats.org/drawingml/2006/wordprocessingDrawing" xmlns:w10="urn:schemas-microsoft-com:office:word" xmlns:w="http://schemas.openxmlformats.org/wordprocessingml/2006/main" xmlns:w14="http://schemas.microsoft.com/office/word/2010/wordml" xmlns:w15="http://schemas.microsoft.com/office/word/2012/wordml" xmlns:w16cex="http://schemas.microsoft.com/office/word/2018/wordml/cex" xmlns:w16cid="http://schemas.microsoft.com/office/word/2016/wordml/cid" xmlns:w16="http://schemas.microsoft.com/office/word/2018/wordml" xmlns:w16du="http://schemas.microsoft.com/office/word/2023/wordml/word16du" xmlns:w16sdtdh="http://schemas.microsoft.com/office/word/2020/wordml/sdtdatahash" xmlns:w16sdtfl="http://schemas.microsoft.com/office/word/2024/wordml/sdtformatlock" xmlns:w16se="http://schemas.microsoft.com/office/word/2015/wordml/symex" xmlns:wpg="http://schemas.microsoft.com/office/word/2010/wordprocessingGroup" xmlns:wpi="http://schemas.microsoft.com/office/word/2010/wordprocessingInk" xmlns:wne="http://schemas.microsoft.com/office/word/2006/wordml" xmlns:wps="http://schemas.microsoft.com/office/word/2010/wordprocessingShape" mc:Ignorable="w14 w15 w16se w16cid w16 w16cex w16sdtdh w16sdtfl w16du wp14">
   <w:endnote w:type="separator" w:id="-1">
     <w:p>
       <w:r>
@@ -20725,7 +20725,7 @@
 </file>
 
 <file path=word/footnotes.xml><?xml version="1.0" encoding="utf-8"?>
-<w:footnotes xmlns:wpc="http://schemas.microsoft.com/office/word/2010/wordprocessingCanvas" xmlns:cx="http://schemas.microsoft.com/office/drawing/2014/chartex" xmlns:cx1="http://schemas.microsoft.com/office/drawing/2015/9/8/chartex" xmlns:cx2="http://schemas.microsoft.com/office/drawing/2015/10/21/chartex" xmlns:cx3="http://schemas.microsoft.com/office/drawing/2016/5/9/chartex" xmlns:cx4="http://schemas.microsoft.com/office/drawing/2016/5/10/chartex" xmlns:cx5="http://schemas.microsoft.com/office/drawing/2016/5/11/chartex" xmlns:cx6="http://schemas.microsoft.com/office/drawing/2016/5/12/chartex" xmlns:cx7="http://schemas.microsoft.com/office/drawing/2016/5/13/chartex" xmlns:cx8="http://schemas.microsoft.com/office/drawing/2016/5/14/chartex" xmlns:mc="http://schemas.openxmlformats.org/markup-compatibility/2006" xmlns:aink="http://schemas.microsoft.com/office/drawing/2016/ink" xmlns:am3d="http://schemas.microsoft.com/office/drawing/2017/model3d" xmlns:o="urn:schemas-microsoft-com:office:office" xmlns:oel="http://schemas.microsoft.com/office/2019/extlst" xmlns:r="http://schemas.openxmlformats.org/officeDocument/2006/relationships" xmlns:m="http://schemas.openxmlformats.org/officeDocument/2006/math" xmlns:v="urn:schemas-microsoft-com:vml" xmlns:wp14="http://schemas.microsoft.com/office/word/2010/wordprocessingDrawing" xmlns:wp="http://schemas.openxmlformats.org/drawingml/2006/wordprocessingDrawing" xmlns:w10="urn:schemas-microsoft-com:office:word" xmlns:w="http://schemas.openxmlformats.org/wordprocessingml/2006/main" xmlns:w14="http://schemas.microsoft.com/office/word/2010/wordml" xmlns:w15="http://schemas.microsoft.com/office/word/2012/wordml" xmlns:w16cex="http://schemas.microsoft.com/office/word/2018/wordml/cex" xmlns:w16cid="http://schemas.microsoft.com/office/word/2016/wordml/cid" xmlns:w16="http://schemas.microsoft.com/office/word/2018/wordml" xmlns:w16du="http://schemas.microsoft.com/office/word/2023/wordml/word16du" xmlns:w16sdtdh="http://schemas.microsoft.com/office/word/2020/wordml/sdtdatahash" xmlns:w16se="http://schemas.microsoft.com/office/word/2015/wordml/symex" xmlns:wpg="http://schemas.microsoft.com/office/word/2010/wordprocessingGroup" xmlns:wpi="http://schemas.microsoft.com/office/word/2010/wordprocessingInk" xmlns:wne="http://schemas.microsoft.com/office/word/2006/wordml" xmlns:wps="http://schemas.microsoft.com/office/word/2010/wordprocessingShape" mc:Ignorable="w14 w15 w16se w16cid w16 w16cex w16sdtdh w16du wp14">
+<w:footnotes xmlns:wpc="http://schemas.microsoft.com/office/word/2010/wordprocessingCanvas" xmlns:cx="http://schemas.microsoft.com/office/drawing/2014/chartex" xmlns:cx1="http://schemas.microsoft.com/office/drawing/2015/9/8/chartex" xmlns:cx2="http://schemas.microsoft.com/office/drawing/2015/10/21/chartex" xmlns:cx3="http://schemas.microsoft.com/office/drawing/2016/5/9/chartex" xmlns:cx4="http://schemas.microsoft.com/office/drawing/2016/5/10/chartex" xmlns:cx5="http://schemas.microsoft.com/office/drawing/2016/5/11/chartex" xmlns:cx6="http://schemas.microsoft.com/office/drawing/2016/5/12/chartex" xmlns:cx7="http://schemas.microsoft.com/office/drawing/2016/5/13/chartex" xmlns:cx8="http://schemas.microsoft.com/office/drawing/2016/5/14/chartex" xmlns:mc="http://schemas.openxmlformats.org/markup-compatibility/2006" xmlns:aink="http://schemas.microsoft.com/office/drawing/2016/ink" xmlns:am3d="http://schemas.microsoft.com/office/drawing/2017/model3d" xmlns:o="urn:schemas-microsoft-com:office:office" xmlns:oel="http://schemas.microsoft.com/office/2019/extlst" xmlns:r="http://schemas.openxmlformats.org/officeDocument/2006/relationships" xmlns:m="http://schemas.openxmlformats.org/officeDocument/2006/math" xmlns:v="urn:schemas-microsoft-com:vml" xmlns:wp14="http://schemas.microsoft.com/office/word/2010/wordprocessingDrawing" xmlns:wp="http://schemas.openxmlformats.org/drawingml/2006/wordprocessingDrawing" xmlns:w10="urn:schemas-microsoft-com:office:word" xmlns:w="http://schemas.openxmlformats.org/wordprocessingml/2006/main" xmlns:w14="http://schemas.microsoft.com/office/word/2010/wordml" xmlns:w15="http://schemas.microsoft.com/office/word/2012/wordml" xmlns:w16cex="http://schemas.microsoft.com/office/word/2018/wordml/cex" xmlns:w16cid="http://schemas.microsoft.com/office/word/2016/wordml/cid" xmlns:w16="http://schemas.microsoft.com/office/word/2018/wordml" xmlns:w16du="http://schemas.microsoft.com/office/word/2023/wordml/word16du" xmlns:w16sdtdh="http://schemas.microsoft.com/office/word/2020/wordml/sdtdatahash" xmlns:w16sdtfl="http://schemas.microsoft.com/office/word/2024/wordml/sdtformatlock" xmlns:w16se="http://schemas.microsoft.com/office/word/2015/wordml/symex" xmlns:wpg="http://schemas.microsoft.com/office/word/2010/wordprocessingGroup" xmlns:wpi="http://schemas.microsoft.com/office/word/2010/wordprocessingInk" xmlns:wne="http://schemas.microsoft.com/office/word/2006/wordml" xmlns:wps="http://schemas.microsoft.com/office/word/2010/wordprocessingShape" mc:Ignorable="w14 w15 w16se w16cid w16 w16cex w16sdtdh w16sdtfl w16du wp14">
   <w:footnote w:type="separator" w:id="-1">
     <w:p>
       <w:r>
@@ -20744,7 +20744,7 @@
 </file>
 
 <file path=word/header1.xml><?xml version="1.0" encoding="utf-8"?>
-<w:hdr xmlns:wpc="http://schemas.microsoft.com/office/word/2010/wordprocessingCanvas" xmlns:cx="http://schemas.microsoft.com/office/drawing/2014/chartex" xmlns:cx1="http://schemas.microsoft.com/office/drawing/2015/9/8/chartex" xmlns:cx2="http://schemas.microsoft.com/office/drawing/2015/10/21/chartex" xmlns:cx3="http://schemas.microsoft.com/office/drawing/2016/5/9/chartex" xmlns:cx4="http://schemas.microsoft.com/office/drawing/2016/5/10/chartex" xmlns:cx5="http://schemas.microsoft.com/office/drawing/2016/5/11/chartex" xmlns:cx6="http://schemas.microsoft.com/office/drawing/2016/5/12/chartex" xmlns:cx7="http://schemas.microsoft.com/office/drawing/2016/5/13/chartex" xmlns:cx8="http://schemas.microsoft.com/office/drawing/2016/5/14/chartex" xmlns:mc="http://schemas.openxmlformats.org/markup-compatibility/2006" xmlns:aink="http://schemas.microsoft.com/office/drawing/2016/ink" xmlns:am3d="http://schemas.microsoft.com/office/drawing/2017/model3d" xmlns:o="urn:schemas-microsoft-com:office:office" xmlns:oel="http://schemas.microsoft.com/office/2019/extlst" xmlns:r="http://schemas.openxmlformats.org/officeDocument/2006/relationships" xmlns:m="http://schemas.openxmlformats.org/officeDocument/2006/math" xmlns:v="urn:schemas-microsoft-com:vml" xmlns:wp14="http://schemas.microsoft.com/office/word/2010/wordprocessingDrawing" xmlns:wp="http://schemas.openxmlformats.org/drawingml/2006/wordprocessingDrawing" xmlns:w10="urn:schemas-microsoft-com:office:word" xmlns:w="http://schemas.openxmlformats.org/wordprocessingml/2006/main" xmlns:w14="http://schemas.microsoft.com/office/word/2010/wordml" xmlns:w15="http://schemas.microsoft.com/office/word/2012/wordml" xmlns:w16cex="http://schemas.microsoft.com/office/word/2018/wordml/cex" xmlns:w16cid="http://schemas.microsoft.com/office/word/2016/wordml/cid" xmlns:w16="http://schemas.microsoft.com/office/word/2018/wordml" xmlns:w16du="http://schemas.microsoft.com/office/word/2023/wordml/word16du" xmlns:w16sdtdh="http://schemas.microsoft.com/office/word/2020/wordml/sdtdatahash" xmlns:w16se="http://schemas.microsoft.com/office/word/2015/wordml/symex" xmlns:wpg="http://schemas.microsoft.com/office/word/2010/wordprocessingGroup" xmlns:wpi="http://schemas.microsoft.com/office/word/2010/wordprocessingInk" xmlns:wne="http://schemas.microsoft.com/office/word/2006/wordml" xmlns:wps="http://schemas.microsoft.com/office/word/2010/wordprocessingShape" mc:Ignorable="w14 w15 w16se w16cid w16 w16cex w16sdtdh w16du wp14">
+<w:hdr xmlns:wpc="http://schemas.microsoft.com/office/word/2010/wordprocessingCanvas" xmlns:cx="http://schemas.microsoft.com/office/drawing/2014/chartex" xmlns:cx1="http://schemas.microsoft.com/office/drawing/2015/9/8/chartex" xmlns:cx2="http://schemas.microsoft.com/office/drawing/2015/10/21/chartex" xmlns:cx3="http://schemas.microsoft.com/office/drawing/2016/5/9/chartex" xmlns:cx4="http://schemas.microsoft.com/office/drawing/2016/5/10/chartex" xmlns:cx5="http://schemas.microsoft.com/office/drawing/2016/5/11/chartex" xmlns:cx6="http://schemas.microsoft.com/office/drawing/2016/5/12/chartex" xmlns:cx7="http://schemas.microsoft.com/office/drawing/2016/5/13/chartex" xmlns:cx8="http://schemas.microsoft.com/office/drawing/2016/5/14/chartex" xmlns:mc="http://schemas.openxmlformats.org/markup-compatibility/2006" xmlns:aink="http://schemas.microsoft.com/office/drawing/2016/ink" xmlns:am3d="http://schemas.microsoft.com/office/drawing/2017/model3d" xmlns:o="urn:schemas-microsoft-com:office:office" xmlns:oel="http://schemas.microsoft.com/office/2019/extlst" xmlns:r="http://schemas.openxmlformats.org/officeDocument/2006/relationships" xmlns:m="http://schemas.openxmlformats.org/officeDocument/2006/math" xmlns:v="urn:schemas-microsoft-com:vml" xmlns:wp14="http://schemas.microsoft.com/office/word/2010/wordprocessingDrawing" xmlns:wp="http://schemas.openxmlformats.org/drawingml/2006/wordprocessingDrawing" xmlns:w10="urn:schemas-microsoft-com:office:word" xmlns:w="http://schemas.openxmlformats.org/wordprocessingml/2006/main" xmlns:w14="http://schemas.microsoft.com/office/word/2010/wordml" xmlns:w15="http://schemas.microsoft.com/office/word/2012/wordml" xmlns:w16cex="http://schemas.microsoft.com/office/word/2018/wordml/cex" xmlns:w16cid="http://schemas.microsoft.com/office/word/2016/wordml/cid" xmlns:w16="http://schemas.microsoft.com/office/word/2018/wordml" xmlns:w16du="http://schemas.microsoft.com/office/word/2023/wordml/word16du" xmlns:w16sdtdh="http://schemas.microsoft.com/office/word/2020/wordml/sdtdatahash" xmlns:w16sdtfl="http://schemas.microsoft.com/office/word/2024/wordml/sdtformatlock" xmlns:w16se="http://schemas.microsoft.com/office/word/2015/wordml/symex" xmlns:wpg="http://schemas.microsoft.com/office/word/2010/wordprocessingGroup" xmlns:wpi="http://schemas.microsoft.com/office/word/2010/wordprocessingInk" xmlns:wne="http://schemas.microsoft.com/office/word/2006/wordml" xmlns:wps="http://schemas.microsoft.com/office/word/2010/wordprocessingShape" mc:Ignorable="w14 w15 w16se w16cid w16 w16cex w16sdtdh w16sdtfl w16du wp14">
   <w:sdt>
     <w:sdtPr>
       <w:rPr>
@@ -20917,7 +20917,7 @@
 </file>
 
 <file path=word/numbering.xml><?xml version="1.0" encoding="utf-8"?>
-<w:numbering xmlns:wpc="http://schemas.microsoft.com/office/word/2010/wordprocessingCanvas" xmlns:cx="http://schemas.microsoft.com/office/drawing/2014/chartex" xmlns:cx1="http://schemas.microsoft.com/office/drawing/2015/9/8/chartex" xmlns:cx2="http://schemas.microsoft.com/office/drawing/2015/10/21/chartex" xmlns:cx3="http://schemas.microsoft.com/office/drawing/2016/5/9/chartex" xmlns:cx4="http://schemas.microsoft.com/office/drawing/2016/5/10/chartex" xmlns:cx5="http://schemas.microsoft.com/office/drawing/2016/5/11/chartex" xmlns:cx6="http://schemas.microsoft.com/office/drawing/2016/5/12/chartex" xmlns:cx7="http://schemas.microsoft.com/office/drawing/2016/5/13/chartex" xmlns:cx8="http://schemas.microsoft.com/office/drawing/2016/5/14/chartex" xmlns:mc="http://schemas.openxmlformats.org/markup-compatibility/2006" xmlns:aink="http://schemas.microsoft.com/office/drawing/2016/ink" xmlns:am3d="http://schemas.microsoft.com/office/drawing/2017/model3d" xmlns:o="urn:schemas-microsoft-com:office:office" xmlns:oel="http://schemas.microsoft.com/office/2019/extlst" xmlns:r="http://schemas.openxmlformats.org/officeDocument/2006/relationships" xmlns:m="http://schemas.openxmlformats.org/officeDocument/2006/math" xmlns:v="urn:schemas-microsoft-com:vml" xmlns:wp14="http://schemas.microsoft.com/office/word/2010/wordprocessingDrawing" xmlns:wp="http://schemas.openxmlformats.org/drawingml/2006/wordprocessingDrawing" xmlns:w10="urn:schemas-microsoft-com:office:word" xmlns:w="http://schemas.openxmlformats.org/wordprocessingml/2006/main" xmlns:w14="http://schemas.microsoft.com/office/word/2010/wordml" xmlns:w15="http://schemas.microsoft.com/office/word/2012/wordml" xmlns:w16cex="http://schemas.microsoft.com/office/word/2018/wordml/cex" xmlns:w16cid="http://schemas.microsoft.com/office/word/2016/wordml/cid" xmlns:w16="http://schemas.microsoft.com/office/word/2018/wordml" xmlns:w16du="http://schemas.microsoft.com/office/word/2023/wordml/word16du" xmlns:w16sdtdh="http://schemas.microsoft.com/office/word/2020/wordml/sdtdatahash" xmlns:w16se="http://schemas.microsoft.com/office/word/2015/wordml/symex" xmlns:wpg="http://schemas.microsoft.com/office/word/2010/wordprocessingGroup" xmlns:wpi="http://schemas.microsoft.com/office/word/2010/wordprocessingInk" xmlns:wne="http://schemas.microsoft.com/office/word/2006/wordml" xmlns:wps="http://schemas.microsoft.com/office/word/2010/wordprocessingShape" mc:Ignorable="w14 w15 w16se w16cid w16 w16cex w16sdtdh w16du wp14">
+<w:numbering xmlns:wpc="http://schemas.microsoft.com/office/word/2010/wordprocessingCanvas" xmlns:cx="http://schemas.microsoft.com/office/drawing/2014/chartex" xmlns:cx1="http://schemas.microsoft.com/office/drawing/2015/9/8/chartex" xmlns:cx2="http://schemas.microsoft.com/office/drawing/2015/10/21/chartex" xmlns:cx3="http://schemas.microsoft.com/office/drawing/2016/5/9/chartex" xmlns:cx4="http://schemas.microsoft.com/office/drawing/2016/5/10/chartex" xmlns:cx5="http://schemas.microsoft.com/office/drawing/2016/5/11/chartex" xmlns:cx6="http://schemas.microsoft.com/office/drawing/2016/5/12/chartex" xmlns:cx7="http://schemas.microsoft.com/office/drawing/2016/5/13/chartex" xmlns:cx8="http://schemas.microsoft.com/office/drawing/2016/5/14/chartex" xmlns:mc="http://schemas.openxmlformats.org/markup-compatibility/2006" xmlns:aink="http://schemas.microsoft.com/office/drawing/2016/ink" xmlns:am3d="http://schemas.microsoft.com/office/drawing/2017/model3d" xmlns:o="urn:schemas-microsoft-com:office:office" xmlns:oel="http://schemas.microsoft.com/office/2019/extlst" xmlns:r="http://schemas.openxmlformats.org/officeDocument/2006/relationships" xmlns:m="http://schemas.openxmlformats.org/officeDocument/2006/math" xmlns:v="urn:schemas-microsoft-com:vml" xmlns:wp14="http://schemas.microsoft.com/office/word/2010/wordprocessingDrawing" xmlns:wp="http://schemas.openxmlformats.org/drawingml/2006/wordprocessingDrawing" xmlns:w10="urn:schemas-microsoft-com:office:word" xmlns:w="http://schemas.openxmlformats.org/wordprocessingml/2006/main" xmlns:w14="http://schemas.microsoft.com/office/word/2010/wordml" xmlns:w15="http://schemas.microsoft.com/office/word/2012/wordml" xmlns:w16cex="http://schemas.microsoft.com/office/word/2018/wordml/cex" xmlns:w16cid="http://schemas.microsoft.com/office/word/2016/wordml/cid" xmlns:w16="http://schemas.microsoft.com/office/word/2018/wordml" xmlns:w16du="http://schemas.microsoft.com/office/word/2023/wordml/word16du" xmlns:w16sdtdh="http://schemas.microsoft.com/office/word/2020/wordml/sdtdatahash" xmlns:w16sdtfl="http://schemas.microsoft.com/office/word/2024/wordml/sdtformatlock" xmlns:w16se="http://schemas.microsoft.com/office/word/2015/wordml/symex" xmlns:wpg="http://schemas.microsoft.com/office/word/2010/wordprocessingGroup" xmlns:wpi="http://schemas.microsoft.com/office/word/2010/wordprocessingInk" xmlns:wne="http://schemas.microsoft.com/office/word/2006/wordml" xmlns:wps="http://schemas.microsoft.com/office/word/2010/wordprocessingShape" mc:Ignorable="w14 w15 w16se w16cid w16 w16cex w16sdtdh w16sdtfl w16du wp14">
   <w:abstractNum w:abstractNumId="0" w15:restartNumberingAfterBreak="0">
     <w:nsid w:val="12A8674E"/>
     <w:multiLevelType w:val="hybridMultilevel"/>
@@ -21453,7 +21453,7 @@
 </file>
 
 <file path=word/styles.xml><?xml version="1.0" encoding="utf-8"?>
-<w:styles xmlns:mc="http://schemas.openxmlformats.org/markup-compatibility/2006" xmlns:r="http://schemas.openxmlformats.org/officeDocument/2006/relationships" xmlns:w="http://schemas.openxmlformats.org/wordprocessingml/2006/main" xmlns:w14="http://schemas.microsoft.com/office/word/2010/wordml" xmlns:w15="http://schemas.microsoft.com/office/word/2012/wordml" xmlns:w16cex="http://schemas.microsoft.com/office/word/2018/wordml/cex" xmlns:w16cid="http://schemas.microsoft.com/office/word/2016/wordml/cid" xmlns:w16="http://schemas.microsoft.com/office/word/2018/wordml" xmlns:w16du="http://schemas.microsoft.com/office/word/2023/wordml/word16du" xmlns:w16sdtdh="http://schemas.microsoft.com/office/word/2020/wordml/sdtdatahash" xmlns:w16se="http://schemas.microsoft.com/office/word/2015/wordml/symex" mc:Ignorable="w14 w15 w16se w16cid w16 w16cex w16sdtdh w16du">
+<w:styles xmlns:mc="http://schemas.openxmlformats.org/markup-compatibility/2006" xmlns:r="http://schemas.openxmlformats.org/officeDocument/2006/relationships" xmlns:w="http://schemas.openxmlformats.org/wordprocessingml/2006/main" xmlns:w14="http://schemas.microsoft.com/office/word/2010/wordml" xmlns:w15="http://schemas.microsoft.com/office/word/2012/wordml" xmlns:w16cex="http://schemas.microsoft.com/office/word/2018/wordml/cex" xmlns:w16cid="http://schemas.microsoft.com/office/word/2016/wordml/cid" xmlns:w16="http://schemas.microsoft.com/office/word/2018/wordml" xmlns:w16du="http://schemas.microsoft.com/office/word/2023/wordml/word16du" xmlns:w16sdtdh="http://schemas.microsoft.com/office/word/2020/wordml/sdtdatahash" xmlns:w16sdtfl="http://schemas.microsoft.com/office/word/2024/wordml/sdtformatlock" xmlns:w16se="http://schemas.microsoft.com/office/word/2015/wordml/symex" mc:Ignorable="w14 w15 w16se w16cid w16 w16cex w16sdtdh w16sdtfl w16du">
   <w:docDefaults>
     <w:rPrDefault>
       <w:rPr>

--- a/17. Matemática 3/Trabajo Práctico N° 1 (R).docx
+++ b/17. Matemática 3/Trabajo Práctico N° 1 (R).docx
@@ -5156,13 +5156,15 @@
           <w:rFonts w:ascii="Times New Roman" w:hAnsi="Times New Roman" w:cs="Times New Roman"/>
           <w:bCs/>
           <w:sz w:val="24"/>
-        </w:rPr>
-      </w:pPr>
-      <w:r>
-        <w:rPr>
-          <w:rFonts w:ascii="Times New Roman" w:hAnsi="Times New Roman" w:cs="Times New Roman"/>
-          <w:bCs/>
-          <w:sz w:val="24"/>
+          <w:lang w:val="en-US"/>
+        </w:rPr>
+      </w:pPr>
+      <w:r>
+        <w:rPr>
+          <w:rFonts w:ascii="Times New Roman" w:hAnsi="Times New Roman" w:cs="Times New Roman"/>
+          <w:bCs/>
+          <w:sz w:val="24"/>
+          <w:lang w:val="en-US"/>
         </w:rPr>
         <w:t>B=</w:t>
       </w:r>
@@ -5171,6 +5173,7 @@
           <w:rFonts w:ascii="Times New Roman" w:hAnsi="Times New Roman" w:cs="Times New Roman"/>
           <w:bCs/>
           <w:sz w:val="24"/>
+          <w:lang w:val="en-US"/>
         </w:rPr>
         <w:t xml:space="preserve"> </w:t>
       </w:r>
@@ -5179,6 +5182,7 @@
           <w:rFonts w:ascii="Times New Roman" w:hAnsi="Times New Roman" w:cs="Times New Roman"/>
           <w:bCs/>
           <w:sz w:val="24"/>
+          <w:lang w:val="en-US"/>
         </w:rPr>
         <w:t>{(</w:t>
       </w:r>
@@ -5199,6 +5203,7 @@
               <w:rPr>
                 <w:rFonts w:ascii="Cambria Math" w:hAnsi="Cambria Math" w:cs="Times New Roman"/>
                 <w:sz w:val="24"/>
+                <w:lang w:val="en-US"/>
               </w:rPr>
               <m:t>1</m:t>
             </m:r>
@@ -5219,6 +5224,7 @@
           <w:rFonts w:ascii="Times New Roman" w:eastAsiaTheme="minorEastAsia" w:hAnsi="Times New Roman" w:cs="Times New Roman"/>
           <w:bCs/>
           <w:sz w:val="24"/>
+          <w:lang w:val="en-US"/>
         </w:rPr>
         <w:t xml:space="preserve">, </w:t>
       </w:r>
@@ -5239,6 +5245,7 @@
               <w:rPr>
                 <w:rFonts w:ascii="Cambria Math" w:hAnsi="Cambria Math" w:cs="Times New Roman"/>
                 <w:sz w:val="24"/>
+                <w:lang w:val="en-US"/>
               </w:rPr>
               <m:t>2</m:t>
             </m:r>
@@ -5259,6 +5266,7 @@
           <w:rFonts w:ascii="Times New Roman" w:hAnsi="Times New Roman" w:cs="Times New Roman"/>
           <w:bCs/>
           <w:sz w:val="24"/>
+          <w:lang w:val="en-US"/>
         </w:rPr>
         <w:t>), (</w:t>
       </w:r>
@@ -5279,6 +5287,7 @@
               <w:rPr>
                 <w:rFonts w:ascii="Cambria Math" w:hAnsi="Cambria Math" w:cs="Times New Roman"/>
                 <w:sz w:val="24"/>
+                <w:lang w:val="en-US"/>
               </w:rPr>
               <m:t>2</m:t>
             </m:r>
@@ -5299,6 +5308,7 @@
           <w:rFonts w:ascii="Times New Roman" w:eastAsiaTheme="minorEastAsia" w:hAnsi="Times New Roman" w:cs="Times New Roman"/>
           <w:bCs/>
           <w:sz w:val="24"/>
+          <w:lang w:val="en-US"/>
         </w:rPr>
         <w:t xml:space="preserve">, </w:t>
       </w:r>
@@ -5319,6 +5329,7 @@
               <w:rPr>
                 <w:rFonts w:ascii="Cambria Math" w:hAnsi="Cambria Math" w:cs="Times New Roman"/>
                 <w:sz w:val="24"/>
+                <w:lang w:val="en-US"/>
               </w:rPr>
               <m:t>1</m:t>
             </m:r>
@@ -5339,6 +5350,7 @@
           <w:rFonts w:ascii="Times New Roman" w:hAnsi="Times New Roman" w:cs="Times New Roman"/>
           <w:bCs/>
           <w:sz w:val="24"/>
+          <w:lang w:val="en-US"/>
         </w:rPr>
         <w:t>), (</w:t>
       </w:r>
@@ -5359,6 +5371,7 @@
               <w:rPr>
                 <w:rFonts w:ascii="Cambria Math" w:hAnsi="Cambria Math" w:cs="Times New Roman"/>
                 <w:sz w:val="24"/>
+                <w:lang w:val="en-US"/>
               </w:rPr>
               <m:t>2</m:t>
             </m:r>
@@ -5379,6 +5392,7 @@
           <w:rFonts w:ascii="Times New Roman" w:eastAsiaTheme="minorEastAsia" w:hAnsi="Times New Roman" w:cs="Times New Roman"/>
           <w:bCs/>
           <w:sz w:val="24"/>
+          <w:lang w:val="en-US"/>
         </w:rPr>
         <w:t xml:space="preserve">, </w:t>
       </w:r>
@@ -5399,6 +5413,7 @@
               <w:rPr>
                 <w:rFonts w:ascii="Cambria Math" w:hAnsi="Cambria Math" w:cs="Times New Roman"/>
                 <w:sz w:val="24"/>
+                <w:lang w:val="en-US"/>
               </w:rPr>
               <m:t>2</m:t>
             </m:r>
@@ -5419,6 +5434,7 @@
           <w:rFonts w:ascii="Times New Roman" w:hAnsi="Times New Roman" w:cs="Times New Roman"/>
           <w:bCs/>
           <w:sz w:val="24"/>
+          <w:lang w:val="en-US"/>
         </w:rPr>
         <w:t>), (</w:t>
       </w:r>
@@ -5439,6 +5455,7 @@
               <w:rPr>
                 <w:rFonts w:ascii="Cambria Math" w:hAnsi="Cambria Math" w:cs="Times New Roman"/>
                 <w:sz w:val="24"/>
+                <w:lang w:val="en-US"/>
               </w:rPr>
               <m:t>2</m:t>
             </m:r>
@@ -5459,6 +5476,7 @@
           <w:rFonts w:ascii="Times New Roman" w:eastAsiaTheme="minorEastAsia" w:hAnsi="Times New Roman" w:cs="Times New Roman"/>
           <w:bCs/>
           <w:sz w:val="24"/>
+          <w:lang w:val="en-US"/>
         </w:rPr>
         <w:t xml:space="preserve">, </w:t>
       </w:r>
@@ -5479,6 +5497,7 @@
               <w:rPr>
                 <w:rFonts w:ascii="Cambria Math" w:hAnsi="Cambria Math" w:cs="Times New Roman"/>
                 <w:sz w:val="24"/>
+                <w:lang w:val="en-US"/>
               </w:rPr>
               <m:t>3</m:t>
             </m:r>
@@ -5499,6 +5518,7 @@
           <w:rFonts w:ascii="Times New Roman" w:hAnsi="Times New Roman" w:cs="Times New Roman"/>
           <w:bCs/>
           <w:sz w:val="24"/>
+          <w:lang w:val="en-US"/>
         </w:rPr>
         <w:t>), (</w:t>
       </w:r>
@@ -5519,6 +5539,7 @@
               <w:rPr>
                 <w:rFonts w:ascii="Cambria Math" w:hAnsi="Cambria Math" w:cs="Times New Roman"/>
                 <w:sz w:val="24"/>
+                <w:lang w:val="en-US"/>
               </w:rPr>
               <m:t>2</m:t>
             </m:r>
@@ -5539,6 +5560,7 @@
           <w:rFonts w:ascii="Times New Roman" w:eastAsiaTheme="minorEastAsia" w:hAnsi="Times New Roman" w:cs="Times New Roman"/>
           <w:bCs/>
           <w:sz w:val="24"/>
+          <w:lang w:val="en-US"/>
         </w:rPr>
         <w:t xml:space="preserve">, </w:t>
       </w:r>
@@ -5559,6 +5581,7 @@
               <w:rPr>
                 <w:rFonts w:ascii="Cambria Math" w:hAnsi="Cambria Math" w:cs="Times New Roman"/>
                 <w:sz w:val="24"/>
+                <w:lang w:val="en-US"/>
               </w:rPr>
               <m:t>4</m:t>
             </m:r>
@@ -5579,6 +5602,7 @@
           <w:rFonts w:ascii="Times New Roman" w:hAnsi="Times New Roman" w:cs="Times New Roman"/>
           <w:bCs/>
           <w:sz w:val="24"/>
+          <w:lang w:val="en-US"/>
         </w:rPr>
         <w:t>), (</w:t>
       </w:r>
@@ -5599,6 +5623,7 @@
               <w:rPr>
                 <w:rFonts w:ascii="Cambria Math" w:hAnsi="Cambria Math" w:cs="Times New Roman"/>
                 <w:sz w:val="24"/>
+                <w:lang w:val="en-US"/>
               </w:rPr>
               <m:t>2</m:t>
             </m:r>
@@ -5619,6 +5644,7 @@
           <w:rFonts w:ascii="Times New Roman" w:eastAsiaTheme="minorEastAsia" w:hAnsi="Times New Roman" w:cs="Times New Roman"/>
           <w:bCs/>
           <w:sz w:val="24"/>
+          <w:lang w:val="en-US"/>
         </w:rPr>
         <w:t xml:space="preserve">, </w:t>
       </w:r>
@@ -5639,6 +5665,7 @@
               <w:rPr>
                 <w:rFonts w:ascii="Cambria Math" w:hAnsi="Cambria Math" w:cs="Times New Roman"/>
                 <w:sz w:val="24"/>
+                <w:lang w:val="en-US"/>
               </w:rPr>
               <m:t>5</m:t>
             </m:r>
@@ -5659,6 +5686,7 @@
           <w:rFonts w:ascii="Times New Roman" w:hAnsi="Times New Roman" w:cs="Times New Roman"/>
           <w:bCs/>
           <w:sz w:val="24"/>
+          <w:lang w:val="en-US"/>
         </w:rPr>
         <w:t>), (</w:t>
       </w:r>
@@ -5679,6 +5707,7 @@
               <w:rPr>
                 <w:rFonts w:ascii="Cambria Math" w:hAnsi="Cambria Math" w:cs="Times New Roman"/>
                 <w:sz w:val="24"/>
+                <w:lang w:val="en-US"/>
               </w:rPr>
               <m:t>2</m:t>
             </m:r>
@@ -5699,6 +5728,7 @@
           <w:rFonts w:ascii="Times New Roman" w:eastAsiaTheme="minorEastAsia" w:hAnsi="Times New Roman" w:cs="Times New Roman"/>
           <w:bCs/>
           <w:sz w:val="24"/>
+          <w:lang w:val="en-US"/>
         </w:rPr>
         <w:t xml:space="preserve">, </w:t>
       </w:r>
@@ -5719,6 +5749,7 @@
               <w:rPr>
                 <w:rFonts w:ascii="Cambria Math" w:hAnsi="Cambria Math" w:cs="Times New Roman"/>
                 <w:sz w:val="24"/>
+                <w:lang w:val="en-US"/>
               </w:rPr>
               <m:t>6</m:t>
             </m:r>
@@ -5739,6 +5770,7 @@
           <w:rFonts w:ascii="Times New Roman" w:hAnsi="Times New Roman" w:cs="Times New Roman"/>
           <w:bCs/>
           <w:sz w:val="24"/>
+          <w:lang w:val="en-US"/>
         </w:rPr>
         <w:t>), (</w:t>
       </w:r>
@@ -5759,6 +5791,7 @@
               <w:rPr>
                 <w:rFonts w:ascii="Cambria Math" w:hAnsi="Cambria Math" w:cs="Times New Roman"/>
                 <w:sz w:val="24"/>
+                <w:lang w:val="en-US"/>
               </w:rPr>
               <m:t>3</m:t>
             </m:r>
@@ -5779,6 +5812,7 @@
           <w:rFonts w:ascii="Times New Roman" w:eastAsiaTheme="minorEastAsia" w:hAnsi="Times New Roman" w:cs="Times New Roman"/>
           <w:bCs/>
           <w:sz w:val="24"/>
+          <w:lang w:val="en-US"/>
         </w:rPr>
         <w:t xml:space="preserve">, </w:t>
       </w:r>
@@ -5799,6 +5833,7 @@
               <w:rPr>
                 <w:rFonts w:ascii="Cambria Math" w:hAnsi="Cambria Math" w:cs="Times New Roman"/>
                 <w:sz w:val="24"/>
+                <w:lang w:val="en-US"/>
               </w:rPr>
               <m:t>2</m:t>
             </m:r>
@@ -5819,6 +5854,7 @@
           <w:rFonts w:ascii="Times New Roman" w:hAnsi="Times New Roman" w:cs="Times New Roman"/>
           <w:bCs/>
           <w:sz w:val="24"/>
+          <w:lang w:val="en-US"/>
         </w:rPr>
         <w:t>)</w:t>
       </w:r>
@@ -5827,6 +5863,7 @@
           <w:rFonts w:ascii="Times New Roman" w:hAnsi="Times New Roman" w:cs="Times New Roman"/>
           <w:bCs/>
           <w:sz w:val="24"/>
+          <w:lang w:val="en-US"/>
         </w:rPr>
         <w:t>,</w:t>
       </w:r>
@@ -5835,6 +5872,7 @@
           <w:rFonts w:ascii="Times New Roman" w:hAnsi="Times New Roman" w:cs="Times New Roman"/>
           <w:bCs/>
           <w:sz w:val="24"/>
+          <w:lang w:val="en-US"/>
         </w:rPr>
         <w:t xml:space="preserve"> (</w:t>
       </w:r>
@@ -5855,6 +5893,7 @@
               <w:rPr>
                 <w:rFonts w:ascii="Cambria Math" w:hAnsi="Cambria Math" w:cs="Times New Roman"/>
                 <w:sz w:val="24"/>
+                <w:lang w:val="en-US"/>
               </w:rPr>
               <m:t>4</m:t>
             </m:r>
@@ -5875,6 +5914,7 @@
           <w:rFonts w:ascii="Times New Roman" w:eastAsiaTheme="minorEastAsia" w:hAnsi="Times New Roman" w:cs="Times New Roman"/>
           <w:bCs/>
           <w:sz w:val="24"/>
+          <w:lang w:val="en-US"/>
         </w:rPr>
         <w:t xml:space="preserve">, </w:t>
       </w:r>
@@ -5895,6 +5935,7 @@
               <w:rPr>
                 <w:rFonts w:ascii="Cambria Math" w:hAnsi="Cambria Math" w:cs="Times New Roman"/>
                 <w:sz w:val="24"/>
+                <w:lang w:val="en-US"/>
               </w:rPr>
               <m:t>2</m:t>
             </m:r>
@@ -5915,6 +5956,7 @@
           <w:rFonts w:ascii="Times New Roman" w:hAnsi="Times New Roman" w:cs="Times New Roman"/>
           <w:bCs/>
           <w:sz w:val="24"/>
+          <w:lang w:val="en-US"/>
         </w:rPr>
         <w:t>), (</w:t>
       </w:r>
@@ -5935,6 +5977,7 @@
               <w:rPr>
                 <w:rFonts w:ascii="Cambria Math" w:hAnsi="Cambria Math" w:cs="Times New Roman"/>
                 <w:sz w:val="24"/>
+                <w:lang w:val="en-US"/>
               </w:rPr>
               <m:t>5</m:t>
             </m:r>
@@ -5955,6 +5998,7 @@
           <w:rFonts w:ascii="Times New Roman" w:eastAsiaTheme="minorEastAsia" w:hAnsi="Times New Roman" w:cs="Times New Roman"/>
           <w:bCs/>
           <w:sz w:val="24"/>
+          <w:lang w:val="en-US"/>
         </w:rPr>
         <w:t xml:space="preserve">, </w:t>
       </w:r>
@@ -5975,6 +6019,7 @@
               <w:rPr>
                 <w:rFonts w:ascii="Cambria Math" w:hAnsi="Cambria Math" w:cs="Times New Roman"/>
                 <w:sz w:val="24"/>
+                <w:lang w:val="en-US"/>
               </w:rPr>
               <m:t>2</m:t>
             </m:r>
@@ -5995,6 +6040,7 @@
           <w:rFonts w:ascii="Times New Roman" w:hAnsi="Times New Roman" w:cs="Times New Roman"/>
           <w:bCs/>
           <w:sz w:val="24"/>
+          <w:lang w:val="en-US"/>
         </w:rPr>
         <w:t>), (</w:t>
       </w:r>
@@ -6015,6 +6061,7 @@
               <w:rPr>
                 <w:rFonts w:ascii="Cambria Math" w:hAnsi="Cambria Math" w:cs="Times New Roman"/>
                 <w:sz w:val="24"/>
+                <w:lang w:val="en-US"/>
               </w:rPr>
               <m:t>6</m:t>
             </m:r>
@@ -6035,6 +6082,7 @@
           <w:rFonts w:ascii="Times New Roman" w:eastAsiaTheme="minorEastAsia" w:hAnsi="Times New Roman" w:cs="Times New Roman"/>
           <w:bCs/>
           <w:sz w:val="24"/>
+          <w:lang w:val="en-US"/>
         </w:rPr>
         <w:t xml:space="preserve">, </w:t>
       </w:r>
@@ -6055,6 +6103,7 @@
               <w:rPr>
                 <w:rFonts w:ascii="Cambria Math" w:hAnsi="Cambria Math" w:cs="Times New Roman"/>
                 <w:sz w:val="24"/>
+                <w:lang w:val="en-US"/>
               </w:rPr>
               <m:t>2</m:t>
             </m:r>
@@ -6075,6 +6124,7 @@
           <w:rFonts w:ascii="Times New Roman" w:hAnsi="Times New Roman" w:cs="Times New Roman"/>
           <w:bCs/>
           <w:sz w:val="24"/>
+          <w:lang w:val="en-US"/>
         </w:rPr>
         <w:t>)}.</w:t>
       </w:r>
@@ -6085,15 +6135,17 @@
           <w:rFonts w:ascii="Times New Roman" w:hAnsi="Times New Roman" w:cs="Times New Roman"/>
           <w:bCs/>
           <w:sz w:val="24"/>
-        </w:rPr>
-      </w:pPr>
-    </w:p>
-    <w:p>
-      <w:pPr>
-        <w:rPr>
-          <w:rFonts w:ascii="Times New Roman" w:hAnsi="Times New Roman" w:cs="Times New Roman"/>
-          <w:bCs/>
-          <w:sz w:val="24"/>
+          <w:lang w:val="en-US"/>
+        </w:rPr>
+      </w:pPr>
+    </w:p>
+    <w:p>
+      <w:pPr>
+        <w:rPr>
+          <w:rFonts w:ascii="Times New Roman" w:hAnsi="Times New Roman" w:cs="Times New Roman"/>
+          <w:bCs/>
+          <w:sz w:val="24"/>
+          <w:lang w:val="en-US"/>
         </w:rPr>
       </w:pPr>
     </w:p>
@@ -8001,13 +8053,15 @@
           <w:rFonts w:ascii="Times New Roman" w:hAnsi="Times New Roman" w:cs="Times New Roman"/>
           <w:bCs/>
           <w:sz w:val="24"/>
-        </w:rPr>
-      </w:pPr>
-      <w:r>
-        <w:rPr>
-          <w:rFonts w:ascii="Times New Roman" w:hAnsi="Times New Roman" w:cs="Times New Roman"/>
-          <w:bCs/>
-          <w:sz w:val="24"/>
+          <w:lang w:val="en-US"/>
+        </w:rPr>
+      </w:pPr>
+      <w:r>
+        <w:rPr>
+          <w:rFonts w:ascii="Times New Roman" w:hAnsi="Times New Roman" w:cs="Times New Roman"/>
+          <w:bCs/>
+          <w:sz w:val="24"/>
+          <w:lang w:val="en-US"/>
         </w:rPr>
         <w:t>A</w:t>
       </w:r>
@@ -8016,6 +8070,7 @@
           <w:rFonts w:ascii="Times New Roman" w:hAnsi="Times New Roman" w:cs="Times New Roman"/>
           <w:bCs/>
           <w:sz w:val="24"/>
+          <w:lang w:val="en-US"/>
         </w:rPr>
         <w:t xml:space="preserve"> </w:t>
       </w:r>
@@ -8024,6 +8079,7 @@
           <w:rPr>
             <w:rFonts w:ascii="Cambria Math" w:hAnsi="Cambria Math" w:cs="Times New Roman"/>
             <w:sz w:val="24"/>
+            <w:lang w:val="en-US"/>
           </w:rPr>
           <m:t>∩</m:t>
         </m:r>
@@ -8034,6 +8090,7 @@
           <w:bCs/>
           <w:iCs/>
           <w:sz w:val="24"/>
+          <w:lang w:val="en-US"/>
         </w:rPr>
         <w:t xml:space="preserve"> B</w:t>
       </w:r>
@@ -8042,6 +8099,7 @@
           <w:rFonts w:ascii="Times New Roman" w:hAnsi="Times New Roman" w:cs="Times New Roman"/>
           <w:bCs/>
           <w:sz w:val="24"/>
+          <w:lang w:val="en-US"/>
         </w:rPr>
         <w:t xml:space="preserve">= </w:t>
       </w:r>
@@ -8050,6 +8108,7 @@
           <w:rPr>
             <w:rFonts w:ascii="Cambria Math" w:hAnsi="Cambria Math" w:cs="Times New Roman"/>
             <w:sz w:val="24"/>
+            <w:lang w:val="en-US"/>
           </w:rPr>
           <m:t>∅</m:t>
         </m:r>
@@ -8059,6 +8118,7 @@
           <w:rFonts w:ascii="Times New Roman" w:hAnsi="Times New Roman" w:cs="Times New Roman"/>
           <w:bCs/>
           <w:sz w:val="24"/>
+          <w:lang w:val="en-US"/>
         </w:rPr>
         <w:t>.</w:t>
       </w:r>
@@ -8069,15 +8129,17 @@
           <w:rFonts w:ascii="Times New Roman" w:hAnsi="Times New Roman" w:cs="Times New Roman"/>
           <w:bCs/>
           <w:sz w:val="24"/>
-        </w:rPr>
-      </w:pPr>
-    </w:p>
-    <w:p>
-      <w:pPr>
-        <w:rPr>
-          <w:rFonts w:ascii="Times New Roman" w:hAnsi="Times New Roman" w:cs="Times New Roman"/>
-          <w:bCs/>
-          <w:sz w:val="24"/>
+          <w:lang w:val="en-US"/>
+        </w:rPr>
+      </w:pPr>
+    </w:p>
+    <w:p>
+      <w:pPr>
+        <w:rPr>
+          <w:rFonts w:ascii="Times New Roman" w:hAnsi="Times New Roman" w:cs="Times New Roman"/>
+          <w:bCs/>
+          <w:sz w:val="24"/>
+          <w:lang w:val="en-US"/>
         </w:rPr>
       </w:pPr>
     </w:p>
@@ -8089,6 +8151,7 @@
           <w:i/>
           <w:iCs/>
           <w:sz w:val="24"/>
+          <w:lang w:val="en-US"/>
         </w:rPr>
       </w:pPr>
       <w:r>
@@ -8096,6 +8159,7 @@
           <w:rFonts w:ascii="Times New Roman" w:hAnsi="Times New Roman" w:cs="Times New Roman"/>
           <w:b/>
           <w:sz w:val="24"/>
+          <w:lang w:val="en-US"/>
         </w:rPr>
         <w:t>(</w:t>
       </w:r>
@@ -8104,6 +8168,7 @@
           <w:rFonts w:ascii="Times New Roman" w:hAnsi="Times New Roman" w:cs="Times New Roman"/>
           <w:b/>
           <w:sz w:val="24"/>
+          <w:lang w:val="en-US"/>
         </w:rPr>
         <w:t>f)</w:t>
       </w:r>
@@ -8112,6 +8177,7 @@
           <w:rFonts w:ascii="Times New Roman" w:hAnsi="Times New Roman" w:cs="Times New Roman"/>
           <w:bCs/>
           <w:sz w:val="24"/>
+          <w:lang w:val="en-US"/>
         </w:rPr>
         <w:t xml:space="preserve"> </w:t>
       </w:r>
@@ -8122,6 +8188,7 @@
           <w:i/>
           <w:iCs/>
           <w:sz w:val="24"/>
+          <w:lang w:val="en-US"/>
         </w:rPr>
         <w:t xml:space="preserve">B </w:t>
       </w:r>
@@ -8130,6 +8197,7 @@
           <w:rPr>
             <w:rFonts w:ascii="Cambria Math" w:hAnsi="Cambria Math" w:cs="Times New Roman"/>
             <w:sz w:val="24"/>
+            <w:lang w:val="en-US"/>
           </w:rPr>
           <m:t>∩</m:t>
         </m:r>
@@ -8141,6 +8209,7 @@
           <w:i/>
           <w:iCs/>
           <w:sz w:val="24"/>
+          <w:lang w:val="en-US"/>
         </w:rPr>
         <w:t xml:space="preserve"> C</w:t>
       </w:r>
@@ -8151,6 +8220,7 @@
           <w:i/>
           <w:iCs/>
           <w:sz w:val="24"/>
+          <w:lang w:val="en-US"/>
         </w:rPr>
         <w:t>.</w:t>
       </w:r>
@@ -8161,31 +8231,35 @@
           <w:rFonts w:ascii="Times New Roman" w:hAnsi="Times New Roman" w:cs="Times New Roman"/>
           <w:bCs/>
           <w:sz w:val="24"/>
-        </w:rPr>
-      </w:pPr>
-    </w:p>
-    <w:p>
-      <w:pPr>
-        <w:rPr>
-          <w:rFonts w:ascii="Times New Roman" w:hAnsi="Times New Roman" w:cs="Times New Roman"/>
-          <w:bCs/>
-          <w:sz w:val="24"/>
-        </w:rPr>
-      </w:pPr>
-    </w:p>
-    <w:p>
-      <w:pPr>
-        <w:rPr>
-          <w:rFonts w:ascii="Times New Roman" w:hAnsi="Times New Roman" w:cs="Times New Roman"/>
-          <w:bCs/>
-          <w:sz w:val="24"/>
-        </w:rPr>
-      </w:pPr>
-      <w:r>
-        <w:rPr>
-          <w:rFonts w:ascii="Times New Roman" w:hAnsi="Times New Roman" w:cs="Times New Roman"/>
-          <w:bCs/>
-          <w:sz w:val="24"/>
+          <w:lang w:val="en-US"/>
+        </w:rPr>
+      </w:pPr>
+    </w:p>
+    <w:p>
+      <w:pPr>
+        <w:rPr>
+          <w:rFonts w:ascii="Times New Roman" w:hAnsi="Times New Roman" w:cs="Times New Roman"/>
+          <w:bCs/>
+          <w:sz w:val="24"/>
+          <w:lang w:val="en-US"/>
+        </w:rPr>
+      </w:pPr>
+    </w:p>
+    <w:p>
+      <w:pPr>
+        <w:rPr>
+          <w:rFonts w:ascii="Times New Roman" w:hAnsi="Times New Roman" w:cs="Times New Roman"/>
+          <w:bCs/>
+          <w:sz w:val="24"/>
+          <w:lang w:val="en-US"/>
+        </w:rPr>
+      </w:pPr>
+      <w:r>
+        <w:rPr>
+          <w:rFonts w:ascii="Times New Roman" w:hAnsi="Times New Roman" w:cs="Times New Roman"/>
+          <w:bCs/>
+          <w:sz w:val="24"/>
+          <w:lang w:val="en-US"/>
         </w:rPr>
         <w:t xml:space="preserve">B </w:t>
       </w:r>
@@ -8194,6 +8268,7 @@
           <w:rPr>
             <w:rFonts w:ascii="Cambria Math" w:hAnsi="Cambria Math" w:cs="Times New Roman"/>
             <w:sz w:val="24"/>
+            <w:lang w:val="en-US"/>
           </w:rPr>
           <m:t>∩</m:t>
         </m:r>
@@ -8203,6 +8278,7 @@
           <w:rFonts w:ascii="Times New Roman" w:hAnsi="Times New Roman" w:cs="Times New Roman"/>
           <w:bCs/>
           <w:sz w:val="24"/>
+          <w:lang w:val="en-US"/>
         </w:rPr>
         <w:t xml:space="preserve"> C= {(</w:t>
       </w:r>
@@ -8223,6 +8299,7 @@
               <w:rPr>
                 <w:rFonts w:ascii="Cambria Math" w:hAnsi="Cambria Math" w:cs="Times New Roman"/>
                 <w:sz w:val="24"/>
+                <w:lang w:val="en-US"/>
               </w:rPr>
               <m:t>5</m:t>
             </m:r>
@@ -8243,6 +8320,7 @@
           <w:rFonts w:ascii="Times New Roman" w:eastAsiaTheme="minorEastAsia" w:hAnsi="Times New Roman" w:cs="Times New Roman"/>
           <w:bCs/>
           <w:sz w:val="24"/>
+          <w:lang w:val="en-US"/>
         </w:rPr>
         <w:t xml:space="preserve">, </w:t>
       </w:r>
@@ -8263,6 +8341,7 @@
               <w:rPr>
                 <w:rFonts w:ascii="Cambria Math" w:hAnsi="Cambria Math" w:cs="Times New Roman"/>
                 <w:sz w:val="24"/>
+                <w:lang w:val="en-US"/>
               </w:rPr>
               <m:t>2</m:t>
             </m:r>
@@ -8283,6 +8362,7 @@
           <w:rFonts w:ascii="Times New Roman" w:hAnsi="Times New Roman" w:cs="Times New Roman"/>
           <w:bCs/>
           <w:sz w:val="24"/>
+          <w:lang w:val="en-US"/>
         </w:rPr>
         <w:t>), (</w:t>
       </w:r>
@@ -8303,6 +8383,7 @@
               <w:rPr>
                 <w:rFonts w:ascii="Cambria Math" w:hAnsi="Cambria Math" w:cs="Times New Roman"/>
                 <w:sz w:val="24"/>
+                <w:lang w:val="en-US"/>
               </w:rPr>
               <m:t>6</m:t>
             </m:r>
@@ -8323,6 +8404,7 @@
           <w:rFonts w:ascii="Times New Roman" w:eastAsiaTheme="minorEastAsia" w:hAnsi="Times New Roman" w:cs="Times New Roman"/>
           <w:bCs/>
           <w:sz w:val="24"/>
+          <w:lang w:val="en-US"/>
         </w:rPr>
         <w:t xml:space="preserve">, </w:t>
       </w:r>
@@ -8343,6 +8425,7 @@
               <w:rPr>
                 <w:rFonts w:ascii="Cambria Math" w:hAnsi="Cambria Math" w:cs="Times New Roman"/>
                 <w:sz w:val="24"/>
+                <w:lang w:val="en-US"/>
               </w:rPr>
               <m:t>2</m:t>
             </m:r>
@@ -8363,6 +8446,7 @@
           <w:rFonts w:ascii="Times New Roman" w:hAnsi="Times New Roman" w:cs="Times New Roman"/>
           <w:bCs/>
           <w:sz w:val="24"/>
+          <w:lang w:val="en-US"/>
         </w:rPr>
         <w:t>)}.</w:t>
       </w:r>
@@ -8371,6 +8455,7 @@
           <w:rFonts w:ascii="Times New Roman" w:hAnsi="Times New Roman" w:cs="Times New Roman"/>
           <w:bCs/>
           <w:sz w:val="24"/>
+          <w:lang w:val="en-US"/>
         </w:rPr>
         <w:br w:type="page"/>
       </w:r>
@@ -8496,13 +8581,15 @@
           <w:rFonts w:ascii="Times New Roman" w:hAnsi="Times New Roman" w:cs="Times New Roman"/>
           <w:bCs/>
           <w:sz w:val="24"/>
-        </w:rPr>
-      </w:pPr>
-      <w:r>
-        <w:rPr>
-          <w:rFonts w:ascii="Times New Roman" w:hAnsi="Times New Roman" w:cs="Times New Roman"/>
-          <w:bCs/>
-          <w:sz w:val="24"/>
+          <w:lang w:val="en-US"/>
+        </w:rPr>
+      </w:pPr>
+      <w:r>
+        <w:rPr>
+          <w:rFonts w:ascii="Times New Roman" w:hAnsi="Times New Roman" w:cs="Times New Roman"/>
+          <w:bCs/>
+          <w:sz w:val="24"/>
+          <w:lang w:val="en-US"/>
         </w:rPr>
         <w:t>A= {1CC, 1CS, 1SC, 1SS, 2C, 2S</w:t>
       </w:r>
@@ -8511,6 +8598,7 @@
           <w:rFonts w:ascii="Times New Roman" w:hAnsi="Times New Roman" w:cs="Times New Roman"/>
           <w:bCs/>
           <w:sz w:val="24"/>
+          <w:lang w:val="en-US"/>
         </w:rPr>
         <w:t>}</w:t>
       </w:r>
@@ -8519,6 +8607,7 @@
           <w:rFonts w:ascii="Times New Roman" w:hAnsi="Times New Roman" w:cs="Times New Roman"/>
           <w:bCs/>
           <w:sz w:val="24"/>
+          <w:lang w:val="en-US"/>
         </w:rPr>
         <w:t>.</w:t>
       </w:r>
@@ -8529,15 +8618,17 @@
           <w:rFonts w:ascii="Times New Roman" w:hAnsi="Times New Roman" w:cs="Times New Roman"/>
           <w:bCs/>
           <w:sz w:val="24"/>
-        </w:rPr>
-      </w:pPr>
-    </w:p>
-    <w:p>
-      <w:pPr>
-        <w:rPr>
-          <w:rFonts w:ascii="Times New Roman" w:hAnsi="Times New Roman" w:cs="Times New Roman"/>
-          <w:bCs/>
-          <w:sz w:val="24"/>
+          <w:lang w:val="en-US"/>
+        </w:rPr>
+      </w:pPr>
+    </w:p>
+    <w:p>
+      <w:pPr>
+        <w:rPr>
+          <w:rFonts w:ascii="Times New Roman" w:hAnsi="Times New Roman" w:cs="Times New Roman"/>
+          <w:bCs/>
+          <w:sz w:val="24"/>
+          <w:lang w:val="en-US"/>
         </w:rPr>
       </w:pPr>
     </w:p>
@@ -8600,13 +8691,15 @@
           <w:rFonts w:ascii="Times New Roman" w:hAnsi="Times New Roman" w:cs="Times New Roman"/>
           <w:bCs/>
           <w:sz w:val="24"/>
-        </w:rPr>
-      </w:pPr>
-      <w:r>
-        <w:rPr>
-          <w:rFonts w:ascii="Times New Roman" w:hAnsi="Times New Roman" w:cs="Times New Roman"/>
-          <w:bCs/>
-          <w:sz w:val="24"/>
+          <w:lang w:val="en-US"/>
+        </w:rPr>
+      </w:pPr>
+      <w:r>
+        <w:rPr>
+          <w:rFonts w:ascii="Times New Roman" w:hAnsi="Times New Roman" w:cs="Times New Roman"/>
+          <w:bCs/>
+          <w:sz w:val="24"/>
+          <w:lang w:val="en-US"/>
         </w:rPr>
         <w:t>B= {1SS, 3SS, 5SS}.</w:t>
       </w:r>
@@ -8617,24 +8710,27 @@
           <w:rFonts w:ascii="Times New Roman" w:hAnsi="Times New Roman" w:cs="Times New Roman"/>
           <w:bCs/>
           <w:sz w:val="24"/>
-        </w:rPr>
-      </w:pPr>
-    </w:p>
-    <w:p>
-      <w:pPr>
-        <w:rPr>
-          <w:rFonts w:ascii="Times New Roman" w:hAnsi="Times New Roman" w:cs="Times New Roman"/>
-          <w:bCs/>
-          <w:sz w:val="24"/>
-        </w:rPr>
-      </w:pPr>
-    </w:p>
-    <w:p>
-      <w:pPr>
-        <w:rPr>
-          <w:rFonts w:ascii="Times New Roman" w:hAnsi="Times New Roman" w:cs="Times New Roman"/>
-          <w:bCs/>
-          <w:sz w:val="24"/>
+          <w:lang w:val="en-US"/>
+        </w:rPr>
+      </w:pPr>
+    </w:p>
+    <w:p>
+      <w:pPr>
+        <w:rPr>
+          <w:rFonts w:ascii="Times New Roman" w:hAnsi="Times New Roman" w:cs="Times New Roman"/>
+          <w:bCs/>
+          <w:sz w:val="24"/>
+          <w:lang w:val="en-US"/>
+        </w:rPr>
+      </w:pPr>
+    </w:p>
+    <w:p>
+      <w:pPr>
+        <w:rPr>
+          <w:rFonts w:ascii="Times New Roman" w:hAnsi="Times New Roman" w:cs="Times New Roman"/>
+          <w:bCs/>
+          <w:sz w:val="24"/>
+          <w:lang w:val="en-US"/>
         </w:rPr>
       </w:pPr>
       <w:r>
@@ -8642,6 +8738,7 @@
           <w:rFonts w:ascii="Times New Roman" w:hAnsi="Times New Roman" w:cs="Times New Roman"/>
           <w:b/>
           <w:sz w:val="24"/>
+          <w:lang w:val="en-US"/>
         </w:rPr>
         <w:t>(c)</w:t>
       </w:r>
@@ -8650,6 +8747,7 @@
           <w:rFonts w:ascii="Times New Roman" w:hAnsi="Times New Roman" w:cs="Times New Roman"/>
           <w:bCs/>
           <w:sz w:val="24"/>
+          <w:lang w:val="en-US"/>
         </w:rPr>
         <w:t xml:space="preserve"> </w:t>
       </w:r>
@@ -8691,6 +8789,7 @@
           <w:bCs/>
           <w:i/>
           <w:sz w:val="24"/>
+          <w:lang w:val="en-US"/>
         </w:rPr>
         <w:t>.</w:t>
       </w:r>
@@ -8701,24 +8800,27 @@
           <w:rFonts w:ascii="Times New Roman" w:hAnsi="Times New Roman" w:cs="Times New Roman"/>
           <w:bCs/>
           <w:sz w:val="24"/>
-        </w:rPr>
-      </w:pPr>
-    </w:p>
-    <w:p>
-      <w:pPr>
-        <w:rPr>
-          <w:rFonts w:ascii="Times New Roman" w:hAnsi="Times New Roman" w:cs="Times New Roman"/>
-          <w:bCs/>
-          <w:sz w:val="24"/>
-        </w:rPr>
-      </w:pPr>
-    </w:p>
-    <w:p>
-      <w:pPr>
-        <w:rPr>
-          <w:rFonts w:ascii="Times New Roman" w:hAnsi="Times New Roman" w:cs="Times New Roman"/>
-          <w:bCs/>
-          <w:sz w:val="24"/>
+          <w:lang w:val="en-US"/>
+        </w:rPr>
+      </w:pPr>
+    </w:p>
+    <w:p>
+      <w:pPr>
+        <w:rPr>
+          <w:rFonts w:ascii="Times New Roman" w:hAnsi="Times New Roman" w:cs="Times New Roman"/>
+          <w:bCs/>
+          <w:sz w:val="24"/>
+          <w:lang w:val="en-US"/>
+        </w:rPr>
+      </w:pPr>
+    </w:p>
+    <w:p>
+      <w:pPr>
+        <w:rPr>
+          <w:rFonts w:ascii="Times New Roman" w:hAnsi="Times New Roman" w:cs="Times New Roman"/>
+          <w:bCs/>
+          <w:sz w:val="24"/>
+          <w:lang w:val="en-US"/>
         </w:rPr>
       </w:pPr>
       <m:oMath>
@@ -8758,6 +8860,7 @@
           <w:rFonts w:ascii="Times New Roman" w:eastAsiaTheme="minorEastAsia" w:hAnsi="Times New Roman" w:cs="Times New Roman"/>
           <w:bCs/>
           <w:sz w:val="24"/>
+          <w:lang w:val="en-US"/>
         </w:rPr>
         <w:t>= {</w:t>
       </w:r>
@@ -8766,6 +8869,7 @@
           <w:rFonts w:ascii="Times New Roman" w:hAnsi="Times New Roman" w:cs="Times New Roman"/>
           <w:bCs/>
           <w:sz w:val="24"/>
+          <w:lang w:val="en-US"/>
         </w:rPr>
         <w:t>3CC, 3CS, 3SC, 3SS</w:t>
       </w:r>
@@ -8774,6 +8878,7 @@
           <w:rFonts w:ascii="Times New Roman" w:eastAsiaTheme="minorEastAsia" w:hAnsi="Times New Roman" w:cs="Times New Roman"/>
           <w:bCs/>
           <w:sz w:val="24"/>
+          <w:lang w:val="en-US"/>
         </w:rPr>
         <w:t xml:space="preserve">, 4C, 4S, </w:t>
       </w:r>
@@ -8782,6 +8887,7 @@
           <w:rFonts w:ascii="Times New Roman" w:hAnsi="Times New Roman" w:cs="Times New Roman"/>
           <w:bCs/>
           <w:sz w:val="24"/>
+          <w:lang w:val="en-US"/>
         </w:rPr>
         <w:t>5CC, 5CS, 5SC, 5SS</w:t>
       </w:r>
@@ -8790,6 +8896,7 @@
           <w:rFonts w:ascii="Times New Roman" w:eastAsiaTheme="minorEastAsia" w:hAnsi="Times New Roman" w:cs="Times New Roman"/>
           <w:bCs/>
           <w:sz w:val="24"/>
+          <w:lang w:val="en-US"/>
         </w:rPr>
         <w:t>, 6C, 6S}</w:t>
       </w:r>
@@ -8800,15 +8907,17 @@
           <w:rFonts w:ascii="Times New Roman" w:hAnsi="Times New Roman" w:cs="Times New Roman"/>
           <w:bCs/>
           <w:sz w:val="24"/>
-        </w:rPr>
-      </w:pPr>
-    </w:p>
-    <w:p>
-      <w:pPr>
-        <w:rPr>
-          <w:rFonts w:ascii="Times New Roman" w:hAnsi="Times New Roman" w:cs="Times New Roman"/>
-          <w:bCs/>
-          <w:sz w:val="24"/>
+          <w:lang w:val="en-US"/>
+        </w:rPr>
+      </w:pPr>
+    </w:p>
+    <w:p>
+      <w:pPr>
+        <w:rPr>
+          <w:rFonts w:ascii="Times New Roman" w:hAnsi="Times New Roman" w:cs="Times New Roman"/>
+          <w:bCs/>
+          <w:sz w:val="24"/>
+          <w:lang w:val="en-US"/>
         </w:rPr>
       </w:pPr>
     </w:p>
@@ -8819,6 +8928,7 @@
           <w:bCs/>
           <w:i/>
           <w:sz w:val="24"/>
+          <w:lang w:val="en-US"/>
         </w:rPr>
       </w:pPr>
       <w:r>
@@ -8826,6 +8936,7 @@
           <w:rFonts w:ascii="Times New Roman" w:hAnsi="Times New Roman" w:cs="Times New Roman"/>
           <w:b/>
           <w:sz w:val="24"/>
+          <w:lang w:val="en-US"/>
         </w:rPr>
         <w:t>(d)</w:t>
       </w:r>
@@ -8834,6 +8945,7 @@
           <w:rFonts w:ascii="Times New Roman" w:hAnsi="Times New Roman" w:cs="Times New Roman"/>
           <w:bCs/>
           <w:sz w:val="24"/>
+          <w:lang w:val="en-US"/>
         </w:rPr>
         <w:t xml:space="preserve"> </w:t>
       </w:r>
@@ -8875,6 +8987,7 @@
           <w:bCs/>
           <w:i/>
           <w:sz w:val="24"/>
+          <w:lang w:val="en-US"/>
         </w:rPr>
         <w:t xml:space="preserve"> </w:t>
       </w:r>
@@ -8883,6 +8996,7 @@
           <w:rPr>
             <w:rFonts w:ascii="Cambria Math" w:hAnsi="Cambria Math" w:cs="Times New Roman"/>
             <w:sz w:val="24"/>
+            <w:lang w:val="en-US"/>
           </w:rPr>
           <m:t>∩</m:t>
         </m:r>
@@ -8893,6 +9007,7 @@
           <w:bCs/>
           <w:i/>
           <w:sz w:val="24"/>
+          <w:lang w:val="en-US"/>
         </w:rPr>
         <w:t xml:space="preserve"> B.</w:t>
       </w:r>
@@ -8903,24 +9018,27 @@
           <w:rFonts w:ascii="Times New Roman" w:hAnsi="Times New Roman" w:cs="Times New Roman"/>
           <w:bCs/>
           <w:sz w:val="24"/>
-        </w:rPr>
-      </w:pPr>
-    </w:p>
-    <w:p>
-      <w:pPr>
-        <w:rPr>
-          <w:rFonts w:ascii="Times New Roman" w:hAnsi="Times New Roman" w:cs="Times New Roman"/>
-          <w:bCs/>
-          <w:sz w:val="24"/>
-        </w:rPr>
-      </w:pPr>
-    </w:p>
-    <w:p>
-      <w:pPr>
-        <w:rPr>
-          <w:rFonts w:ascii="Times New Roman" w:hAnsi="Times New Roman" w:cs="Times New Roman"/>
-          <w:bCs/>
-          <w:sz w:val="24"/>
+          <w:lang w:val="en-US"/>
+        </w:rPr>
+      </w:pPr>
+    </w:p>
+    <w:p>
+      <w:pPr>
+        <w:rPr>
+          <w:rFonts w:ascii="Times New Roman" w:hAnsi="Times New Roman" w:cs="Times New Roman"/>
+          <w:bCs/>
+          <w:sz w:val="24"/>
+          <w:lang w:val="en-US"/>
+        </w:rPr>
+      </w:pPr>
+    </w:p>
+    <w:p>
+      <w:pPr>
+        <w:rPr>
+          <w:rFonts w:ascii="Times New Roman" w:hAnsi="Times New Roman" w:cs="Times New Roman"/>
+          <w:bCs/>
+          <w:sz w:val="24"/>
+          <w:lang w:val="en-US"/>
         </w:rPr>
       </w:pPr>
       <m:oMath>
@@ -8960,6 +9078,7 @@
           <w:rFonts w:ascii="Times New Roman" w:eastAsiaTheme="minorEastAsia" w:hAnsi="Times New Roman" w:cs="Times New Roman"/>
           <w:bCs/>
           <w:sz w:val="24"/>
+          <w:lang w:val="en-US"/>
         </w:rPr>
         <w:t xml:space="preserve"> </w:t>
       </w:r>
@@ -8968,6 +9087,7 @@
           <w:rPr>
             <w:rFonts w:ascii="Cambria Math" w:hAnsi="Cambria Math" w:cs="Times New Roman"/>
             <w:sz w:val="24"/>
+            <w:lang w:val="en-US"/>
           </w:rPr>
           <m:t>∩</m:t>
         </m:r>
@@ -8977,6 +9097,7 @@
           <w:rFonts w:ascii="Times New Roman" w:eastAsiaTheme="minorEastAsia" w:hAnsi="Times New Roman" w:cs="Times New Roman"/>
           <w:bCs/>
           <w:sz w:val="24"/>
+          <w:lang w:val="en-US"/>
         </w:rPr>
         <w:t xml:space="preserve"> </w:t>
       </w:r>
@@ -8985,6 +9106,7 @@
           <w:rFonts w:ascii="Times New Roman" w:hAnsi="Times New Roman" w:cs="Times New Roman"/>
           <w:bCs/>
           <w:sz w:val="24"/>
+          <w:lang w:val="en-US"/>
         </w:rPr>
         <w:t>B= {3SS, 5SS}.</w:t>
       </w:r>
@@ -8995,24 +9117,27 @@
           <w:rFonts w:ascii="Times New Roman" w:hAnsi="Times New Roman" w:cs="Times New Roman"/>
           <w:bCs/>
           <w:sz w:val="24"/>
-        </w:rPr>
-      </w:pPr>
-    </w:p>
-    <w:p>
-      <w:pPr>
-        <w:rPr>
-          <w:rFonts w:ascii="Times New Roman" w:hAnsi="Times New Roman" w:cs="Times New Roman"/>
-          <w:bCs/>
-          <w:sz w:val="24"/>
-        </w:rPr>
-      </w:pPr>
-    </w:p>
-    <w:p>
-      <w:pPr>
-        <w:rPr>
-          <w:rFonts w:ascii="Times New Roman" w:hAnsi="Times New Roman" w:cs="Times New Roman"/>
-          <w:bCs/>
-          <w:sz w:val="24"/>
+          <w:lang w:val="en-US"/>
+        </w:rPr>
+      </w:pPr>
+    </w:p>
+    <w:p>
+      <w:pPr>
+        <w:rPr>
+          <w:rFonts w:ascii="Times New Roman" w:hAnsi="Times New Roman" w:cs="Times New Roman"/>
+          <w:bCs/>
+          <w:sz w:val="24"/>
+          <w:lang w:val="en-US"/>
+        </w:rPr>
+      </w:pPr>
+    </w:p>
+    <w:p>
+      <w:pPr>
+        <w:rPr>
+          <w:rFonts w:ascii="Times New Roman" w:hAnsi="Times New Roman" w:cs="Times New Roman"/>
+          <w:bCs/>
+          <w:sz w:val="24"/>
+          <w:lang w:val="en-US"/>
         </w:rPr>
       </w:pPr>
       <w:r>
@@ -9020,6 +9145,7 @@
           <w:rFonts w:ascii="Times New Roman" w:hAnsi="Times New Roman" w:cs="Times New Roman"/>
           <w:b/>
           <w:sz w:val="24"/>
+          <w:lang w:val="en-US"/>
         </w:rPr>
         <w:t>(e)</w:t>
       </w:r>
@@ -9028,6 +9154,7 @@
           <w:rFonts w:ascii="Times New Roman" w:hAnsi="Times New Roman" w:cs="Times New Roman"/>
           <w:bCs/>
           <w:sz w:val="24"/>
+          <w:lang w:val="en-US"/>
         </w:rPr>
         <w:t xml:space="preserve"> </w:t>
       </w:r>
@@ -9038,6 +9165,7 @@
           <w:i/>
           <w:iCs/>
           <w:sz w:val="24"/>
+          <w:lang w:val="en-US"/>
         </w:rPr>
         <w:t xml:space="preserve">A </w:t>
       </w:r>
@@ -9046,6 +9174,7 @@
           <w:rPr>
             <w:rFonts w:ascii="Cambria Math" w:hAnsi="Cambria Math" w:cs="Times New Roman"/>
             <w:sz w:val="24"/>
+            <w:lang w:val="en-US"/>
           </w:rPr>
           <m:t>∪</m:t>
         </m:r>
@@ -9057,6 +9186,7 @@
           <w:i/>
           <w:iCs/>
           <w:sz w:val="24"/>
+          <w:lang w:val="en-US"/>
         </w:rPr>
         <w:t xml:space="preserve"> B.</w:t>
       </w:r>
@@ -9067,31 +9197,35 @@
           <w:rFonts w:ascii="Times New Roman" w:hAnsi="Times New Roman" w:cs="Times New Roman"/>
           <w:bCs/>
           <w:sz w:val="24"/>
-        </w:rPr>
-      </w:pPr>
-    </w:p>
-    <w:p>
-      <w:pPr>
-        <w:rPr>
-          <w:rFonts w:ascii="Times New Roman" w:hAnsi="Times New Roman" w:cs="Times New Roman"/>
-          <w:bCs/>
-          <w:sz w:val="24"/>
-        </w:rPr>
-      </w:pPr>
-    </w:p>
-    <w:p>
-      <w:pPr>
-        <w:rPr>
-          <w:rFonts w:ascii="Times New Roman" w:hAnsi="Times New Roman" w:cs="Times New Roman"/>
-          <w:bCs/>
-          <w:sz w:val="24"/>
-        </w:rPr>
-      </w:pPr>
-      <w:r>
-        <w:rPr>
-          <w:rFonts w:ascii="Times New Roman" w:hAnsi="Times New Roman" w:cs="Times New Roman"/>
-          <w:bCs/>
-          <w:sz w:val="24"/>
+          <w:lang w:val="en-US"/>
+        </w:rPr>
+      </w:pPr>
+    </w:p>
+    <w:p>
+      <w:pPr>
+        <w:rPr>
+          <w:rFonts w:ascii="Times New Roman" w:hAnsi="Times New Roman" w:cs="Times New Roman"/>
+          <w:bCs/>
+          <w:sz w:val="24"/>
+          <w:lang w:val="en-US"/>
+        </w:rPr>
+      </w:pPr>
+    </w:p>
+    <w:p>
+      <w:pPr>
+        <w:rPr>
+          <w:rFonts w:ascii="Times New Roman" w:hAnsi="Times New Roman" w:cs="Times New Roman"/>
+          <w:bCs/>
+          <w:sz w:val="24"/>
+          <w:lang w:val="en-US"/>
+        </w:rPr>
+      </w:pPr>
+      <w:r>
+        <w:rPr>
+          <w:rFonts w:ascii="Times New Roman" w:hAnsi="Times New Roman" w:cs="Times New Roman"/>
+          <w:bCs/>
+          <w:sz w:val="24"/>
+          <w:lang w:val="en-US"/>
         </w:rPr>
         <w:t xml:space="preserve">A </w:t>
       </w:r>
@@ -9100,6 +9234,7 @@
           <w:rPr>
             <w:rFonts w:ascii="Cambria Math" w:hAnsi="Cambria Math" w:cs="Times New Roman"/>
             <w:sz w:val="24"/>
+            <w:lang w:val="en-US"/>
           </w:rPr>
           <m:t>∪</m:t>
         </m:r>
@@ -9110,6 +9245,7 @@
           <w:bCs/>
           <w:iCs/>
           <w:sz w:val="24"/>
+          <w:lang w:val="en-US"/>
         </w:rPr>
         <w:t xml:space="preserve"> B= </w:t>
       </w:r>
@@ -9118,6 +9254,7 @@
           <w:rFonts w:ascii="Times New Roman" w:hAnsi="Times New Roman" w:cs="Times New Roman"/>
           <w:bCs/>
           <w:sz w:val="24"/>
+          <w:lang w:val="en-US"/>
         </w:rPr>
         <w:t>{1CC, 1CS, 1SC, 1SS, 2C, 2S</w:t>
       </w:r>
@@ -9126,6 +9263,7 @@
           <w:rFonts w:ascii="Times New Roman" w:hAnsi="Times New Roman" w:cs="Times New Roman"/>
           <w:bCs/>
           <w:sz w:val="24"/>
+          <w:lang w:val="en-US"/>
         </w:rPr>
         <w:t>, 3SS, 5SS</w:t>
       </w:r>
@@ -9134,6 +9272,7 @@
           <w:rFonts w:ascii="Times New Roman" w:hAnsi="Times New Roman" w:cs="Times New Roman"/>
           <w:bCs/>
           <w:sz w:val="24"/>
+          <w:lang w:val="en-US"/>
         </w:rPr>
         <w:t>}.</w:t>
       </w:r>
@@ -9142,6 +9281,7 @@
           <w:rFonts w:ascii="Times New Roman" w:hAnsi="Times New Roman" w:cs="Times New Roman"/>
           <w:bCs/>
           <w:sz w:val="24"/>
+          <w:lang w:val="en-US"/>
         </w:rPr>
         <w:br w:type="page"/>
       </w:r>
@@ -9393,6 +9533,7 @@
           <w:i/>
           <w:iCs/>
           <w:sz w:val="24"/>
+          <w:lang w:val="en-US"/>
         </w:rPr>
       </w:pPr>
       <w:r>
@@ -9400,6 +9541,7 @@
           <w:rFonts w:ascii="Times New Roman" w:hAnsi="Times New Roman" w:cs="Times New Roman"/>
           <w:b/>
           <w:sz w:val="24"/>
+          <w:lang w:val="en-US"/>
         </w:rPr>
         <w:t>(b)</w:t>
       </w:r>
@@ -9408,6 +9550,7 @@
           <w:rFonts w:ascii="Times New Roman" w:hAnsi="Times New Roman" w:cs="Times New Roman"/>
           <w:bCs/>
           <w:sz w:val="24"/>
+          <w:lang w:val="en-US"/>
         </w:rPr>
         <w:t xml:space="preserve"> </w:t>
       </w:r>
@@ -9418,6 +9561,7 @@
           <w:i/>
           <w:iCs/>
           <w:sz w:val="24"/>
+          <w:lang w:val="en-US"/>
         </w:rPr>
         <w:t>P (B).</w:t>
       </w:r>
@@ -9428,31 +9572,35 @@
           <w:rFonts w:ascii="Times New Roman" w:hAnsi="Times New Roman" w:cs="Times New Roman"/>
           <w:bCs/>
           <w:sz w:val="24"/>
-        </w:rPr>
-      </w:pPr>
-    </w:p>
-    <w:p>
-      <w:pPr>
-        <w:rPr>
-          <w:rFonts w:ascii="Times New Roman" w:hAnsi="Times New Roman" w:cs="Times New Roman"/>
-          <w:bCs/>
-          <w:sz w:val="24"/>
-        </w:rPr>
-      </w:pPr>
-    </w:p>
-    <w:p>
-      <w:pPr>
-        <w:rPr>
-          <w:rFonts w:ascii="Times New Roman" w:hAnsi="Times New Roman" w:cs="Times New Roman"/>
-          <w:bCs/>
-          <w:sz w:val="24"/>
-        </w:rPr>
-      </w:pPr>
-      <w:r>
-        <w:rPr>
-          <w:rFonts w:ascii="Times New Roman" w:hAnsi="Times New Roman" w:cs="Times New Roman"/>
-          <w:bCs/>
-          <w:sz w:val="24"/>
+          <w:lang w:val="en-US"/>
+        </w:rPr>
+      </w:pPr>
+    </w:p>
+    <w:p>
+      <w:pPr>
+        <w:rPr>
+          <w:rFonts w:ascii="Times New Roman" w:hAnsi="Times New Roman" w:cs="Times New Roman"/>
+          <w:bCs/>
+          <w:sz w:val="24"/>
+          <w:lang w:val="en-US"/>
+        </w:rPr>
+      </w:pPr>
+    </w:p>
+    <w:p>
+      <w:pPr>
+        <w:rPr>
+          <w:rFonts w:ascii="Times New Roman" w:hAnsi="Times New Roman" w:cs="Times New Roman"/>
+          <w:bCs/>
+          <w:sz w:val="24"/>
+          <w:lang w:val="en-US"/>
+        </w:rPr>
+      </w:pPr>
+      <w:r>
+        <w:rPr>
+          <w:rFonts w:ascii="Times New Roman" w:hAnsi="Times New Roman" w:cs="Times New Roman"/>
+          <w:bCs/>
+          <w:sz w:val="24"/>
+          <w:lang w:val="en-US"/>
         </w:rPr>
         <w:t xml:space="preserve">P (B)= </w:t>
       </w:r>
@@ -9473,6 +9621,7 @@
               <w:rPr>
                 <w:rFonts w:ascii="Cambria Math" w:hAnsi="Cambria Math" w:cs="Times New Roman"/>
                 <w:sz w:val="24"/>
+                <w:lang w:val="en-US"/>
               </w:rPr>
               <m:t>11</m:t>
             </m:r>
@@ -9482,6 +9631,7 @@
               <w:rPr>
                 <w:rFonts w:ascii="Cambria Math" w:hAnsi="Cambria Math" w:cs="Times New Roman"/>
                 <w:sz w:val="24"/>
+                <w:lang w:val="en-US"/>
               </w:rPr>
               <m:t>36</m:t>
             </m:r>
@@ -9493,6 +9643,7 @@
           <w:rFonts w:ascii="Times New Roman" w:eastAsiaTheme="minorEastAsia" w:hAnsi="Times New Roman" w:cs="Times New Roman"/>
           <w:bCs/>
           <w:sz w:val="24"/>
+          <w:lang w:val="en-US"/>
         </w:rPr>
         <w:t>.</w:t>
       </w:r>
@@ -9503,24 +9654,27 @@
           <w:rFonts w:ascii="Times New Roman" w:hAnsi="Times New Roman" w:cs="Times New Roman"/>
           <w:bCs/>
           <w:sz w:val="24"/>
-        </w:rPr>
-      </w:pPr>
-    </w:p>
-    <w:p>
-      <w:pPr>
-        <w:rPr>
-          <w:rFonts w:ascii="Times New Roman" w:hAnsi="Times New Roman" w:cs="Times New Roman"/>
-          <w:bCs/>
-          <w:sz w:val="24"/>
-        </w:rPr>
-      </w:pPr>
-    </w:p>
-    <w:p>
-      <w:pPr>
-        <w:rPr>
-          <w:rFonts w:ascii="Times New Roman" w:hAnsi="Times New Roman" w:cs="Times New Roman"/>
-          <w:bCs/>
-          <w:sz w:val="24"/>
+          <w:lang w:val="en-US"/>
+        </w:rPr>
+      </w:pPr>
+    </w:p>
+    <w:p>
+      <w:pPr>
+        <w:rPr>
+          <w:rFonts w:ascii="Times New Roman" w:hAnsi="Times New Roman" w:cs="Times New Roman"/>
+          <w:bCs/>
+          <w:sz w:val="24"/>
+          <w:lang w:val="en-US"/>
+        </w:rPr>
+      </w:pPr>
+    </w:p>
+    <w:p>
+      <w:pPr>
+        <w:rPr>
+          <w:rFonts w:ascii="Times New Roman" w:hAnsi="Times New Roman" w:cs="Times New Roman"/>
+          <w:bCs/>
+          <w:sz w:val="24"/>
+          <w:lang w:val="en-US"/>
         </w:rPr>
       </w:pPr>
       <w:r>
@@ -9528,6 +9682,7 @@
           <w:rFonts w:ascii="Times New Roman" w:hAnsi="Times New Roman" w:cs="Times New Roman"/>
           <w:b/>
           <w:sz w:val="24"/>
+          <w:lang w:val="en-US"/>
         </w:rPr>
         <w:t>(c)</w:t>
       </w:r>
@@ -9536,6 +9691,7 @@
           <w:rFonts w:ascii="Times New Roman" w:hAnsi="Times New Roman" w:cs="Times New Roman"/>
           <w:bCs/>
           <w:sz w:val="24"/>
+          <w:lang w:val="en-US"/>
         </w:rPr>
         <w:t xml:space="preserve"> </w:t>
       </w:r>
@@ -9546,6 +9702,7 @@
           <w:i/>
           <w:iCs/>
           <w:sz w:val="24"/>
+          <w:lang w:val="en-US"/>
         </w:rPr>
         <w:t>P (C).</w:t>
       </w:r>
@@ -9556,31 +9713,35 @@
           <w:rFonts w:ascii="Times New Roman" w:hAnsi="Times New Roman" w:cs="Times New Roman"/>
           <w:bCs/>
           <w:sz w:val="24"/>
-        </w:rPr>
-      </w:pPr>
-    </w:p>
-    <w:p>
-      <w:pPr>
-        <w:rPr>
-          <w:rFonts w:ascii="Times New Roman" w:hAnsi="Times New Roman" w:cs="Times New Roman"/>
-          <w:bCs/>
-          <w:sz w:val="24"/>
-        </w:rPr>
-      </w:pPr>
-    </w:p>
-    <w:p>
-      <w:pPr>
-        <w:rPr>
-          <w:rFonts w:ascii="Times New Roman" w:eastAsiaTheme="minorEastAsia" w:hAnsi="Times New Roman" w:cs="Times New Roman"/>
-          <w:bCs/>
-          <w:sz w:val="24"/>
-        </w:rPr>
-      </w:pPr>
-      <w:r>
-        <w:rPr>
-          <w:rFonts w:ascii="Times New Roman" w:eastAsiaTheme="minorEastAsia" w:hAnsi="Times New Roman" w:cs="Times New Roman"/>
-          <w:bCs/>
-          <w:sz w:val="24"/>
+          <w:lang w:val="en-US"/>
+        </w:rPr>
+      </w:pPr>
+    </w:p>
+    <w:p>
+      <w:pPr>
+        <w:rPr>
+          <w:rFonts w:ascii="Times New Roman" w:hAnsi="Times New Roman" w:cs="Times New Roman"/>
+          <w:bCs/>
+          <w:sz w:val="24"/>
+          <w:lang w:val="en-US"/>
+        </w:rPr>
+      </w:pPr>
+    </w:p>
+    <w:p>
+      <w:pPr>
+        <w:rPr>
+          <w:rFonts w:ascii="Times New Roman" w:eastAsiaTheme="minorEastAsia" w:hAnsi="Times New Roman" w:cs="Times New Roman"/>
+          <w:bCs/>
+          <w:sz w:val="24"/>
+          <w:lang w:val="en-US"/>
+        </w:rPr>
+      </w:pPr>
+      <w:r>
+        <w:rPr>
+          <w:rFonts w:ascii="Times New Roman" w:eastAsiaTheme="minorEastAsia" w:hAnsi="Times New Roman" w:cs="Times New Roman"/>
+          <w:bCs/>
+          <w:sz w:val="24"/>
+          <w:lang w:val="en-US"/>
         </w:rPr>
         <w:t xml:space="preserve">P (C)= </w:t>
       </w:r>
@@ -9601,6 +9762,7 @@
               <w:rPr>
                 <w:rFonts w:ascii="Cambria Math" w:hAnsi="Cambria Math" w:cs="Times New Roman"/>
                 <w:sz w:val="24"/>
+                <w:lang w:val="en-US"/>
               </w:rPr>
               <m:t>12</m:t>
             </m:r>
@@ -9610,6 +9772,7 @@
               <w:rPr>
                 <w:rFonts w:ascii="Cambria Math" w:hAnsi="Cambria Math" w:cs="Times New Roman"/>
                 <w:sz w:val="24"/>
+                <w:lang w:val="en-US"/>
               </w:rPr>
               <m:t>36</m:t>
             </m:r>
@@ -10344,7 +10507,7 @@
                 <w:rFonts w:ascii="Cambria Math" w:hAnsi="Cambria Math" w:cs="Times New Roman"/>
                 <w:sz w:val="24"/>
               </w:rPr>
-              <m:t>9</m:t>
+              <m:t>1</m:t>
             </m:r>
           </m:num>
           <m:den>
@@ -10353,7 +10516,7 @@
                 <w:rFonts w:ascii="Cambria Math" w:hAnsi="Cambria Math" w:cs="Times New Roman"/>
                 <w:sz w:val="24"/>
               </w:rPr>
-              <m:t>28</m:t>
+              <m:t>3</m:t>
             </m:r>
           </m:den>
         </m:f>
@@ -10418,7 +10581,7 @@
                 <w:rFonts w:ascii="Cambria Math" w:hAnsi="Cambria Math" w:cs="Times New Roman"/>
                 <w:sz w:val="24"/>
               </w:rPr>
-              <m:t>9</m:t>
+              <m:t>1</m:t>
             </m:r>
           </m:num>
           <m:den>
@@ -10427,7 +10590,7 @@
                 <w:rFonts w:ascii="Cambria Math" w:hAnsi="Cambria Math" w:cs="Times New Roman"/>
                 <w:sz w:val="24"/>
               </w:rPr>
-              <m:t>28</m:t>
+              <m:t>3</m:t>
             </m:r>
           </m:den>
         </m:f>
@@ -14317,13 +14480,15 @@
           <w:rFonts w:ascii="Times New Roman" w:hAnsi="Times New Roman" w:cs="Times New Roman"/>
           <w:bCs/>
           <w:sz w:val="24"/>
-        </w:rPr>
-      </w:pPr>
-      <w:r>
-        <w:rPr>
-          <w:rFonts w:ascii="Times New Roman" w:hAnsi="Times New Roman" w:cs="Times New Roman"/>
-          <w:bCs/>
-          <w:sz w:val="24"/>
+          <w:lang w:val="en-US"/>
+        </w:rPr>
+      </w:pPr>
+      <w:r>
+        <w:rPr>
+          <w:rFonts w:ascii="Times New Roman" w:hAnsi="Times New Roman" w:cs="Times New Roman"/>
+          <w:bCs/>
+          <w:sz w:val="24"/>
+          <w:lang w:val="en-US"/>
         </w:rPr>
         <w:t>P (</w:t>
       </w:r>
@@ -14364,6 +14529,7 @@
           <w:rFonts w:ascii="Times New Roman" w:hAnsi="Times New Roman" w:cs="Times New Roman"/>
           <w:bCs/>
           <w:sz w:val="24"/>
+          <w:lang w:val="en-US"/>
         </w:rPr>
         <w:t xml:space="preserve">)= P </w:t>
       </w:r>
@@ -14372,6 +14538,7 @@
           <w:rFonts w:ascii="Times New Roman" w:hAnsi="Times New Roman" w:cs="Times New Roman"/>
           <w:bCs/>
           <w:sz w:val="24"/>
+          <w:lang w:val="en-US"/>
         </w:rPr>
         <w:t>(OE + OH)</w:t>
       </w:r>
@@ -14382,13 +14549,15 @@
           <w:rFonts w:ascii="Times New Roman" w:hAnsi="Times New Roman" w:cs="Times New Roman"/>
           <w:bCs/>
           <w:sz w:val="24"/>
-        </w:rPr>
-      </w:pPr>
-      <w:r>
-        <w:rPr>
-          <w:rFonts w:ascii="Times New Roman" w:hAnsi="Times New Roman" w:cs="Times New Roman"/>
-          <w:bCs/>
-          <w:sz w:val="24"/>
+          <w:lang w:val="en-US"/>
+        </w:rPr>
+      </w:pPr>
+      <w:r>
+        <w:rPr>
+          <w:rFonts w:ascii="Times New Roman" w:hAnsi="Times New Roman" w:cs="Times New Roman"/>
+          <w:bCs/>
+          <w:sz w:val="24"/>
+          <w:lang w:val="en-US"/>
         </w:rPr>
         <w:t>P (</w:t>
       </w:r>
@@ -14429,6 +14598,7 @@
           <w:rFonts w:ascii="Times New Roman" w:hAnsi="Times New Roman" w:cs="Times New Roman"/>
           <w:bCs/>
           <w:sz w:val="24"/>
+          <w:lang w:val="en-US"/>
         </w:rPr>
         <w:t>)= P (OE) + P (OH)</w:t>
       </w:r>
@@ -14834,13 +15004,15 @@
           <w:rFonts w:ascii="Times New Roman" w:hAnsi="Times New Roman" w:cs="Times New Roman"/>
           <w:bCs/>
           <w:sz w:val="24"/>
-        </w:rPr>
-      </w:pPr>
-      <w:r>
-        <w:rPr>
-          <w:rFonts w:ascii="Times New Roman" w:hAnsi="Times New Roman" w:cs="Times New Roman"/>
-          <w:bCs/>
-          <w:sz w:val="24"/>
+          <w:lang w:val="en-US"/>
+        </w:rPr>
+      </w:pPr>
+      <w:r>
+        <w:rPr>
+          <w:rFonts w:ascii="Times New Roman" w:hAnsi="Times New Roman" w:cs="Times New Roman"/>
+          <w:bCs/>
+          <w:sz w:val="24"/>
+          <w:lang w:val="en-US"/>
         </w:rPr>
         <w:t>P (</w:t>
       </w:r>
@@ -14849,6 +15021,7 @@
           <w:rFonts w:ascii="Times New Roman" w:hAnsi="Times New Roman" w:cs="Times New Roman"/>
           <w:bCs/>
           <w:sz w:val="24"/>
+          <w:lang w:val="en-US"/>
         </w:rPr>
         <w:t>A</w:t>
       </w:r>
@@ -14857,6 +15030,7 @@
           <w:rFonts w:ascii="Times New Roman" w:hAnsi="Times New Roman" w:cs="Times New Roman"/>
           <w:bCs/>
           <w:sz w:val="24"/>
+          <w:lang w:val="en-US"/>
         </w:rPr>
         <w:t>)</w:t>
       </w:r>
@@ -14865,6 +15039,7 @@
           <w:rFonts w:ascii="Times New Roman" w:hAnsi="Times New Roman" w:cs="Times New Roman"/>
           <w:bCs/>
           <w:sz w:val="24"/>
+          <w:lang w:val="en-US"/>
         </w:rPr>
         <w:t xml:space="preserve">= </w:t>
       </w:r>
@@ -14873,6 +15048,7 @@
           <w:rFonts w:ascii="Times New Roman" w:hAnsi="Times New Roman" w:cs="Times New Roman"/>
           <w:bCs/>
           <w:sz w:val="24"/>
+          <w:lang w:val="en-US"/>
         </w:rPr>
         <w:t xml:space="preserve">P (t </w:t>
       </w:r>
@@ -14881,6 +15057,7 @@
           <w:rPr>
             <w:rFonts w:ascii="Cambria Math" w:hAnsi="Cambria Math" w:cs="Times New Roman"/>
             <w:sz w:val="24"/>
+            <w:lang w:val="en-US"/>
           </w:rPr>
           <m:t>≤</m:t>
         </m:r>
@@ -14890,6 +15067,7 @@
           <w:rFonts w:ascii="Times New Roman" w:eastAsiaTheme="minorEastAsia" w:hAnsi="Times New Roman" w:cs="Times New Roman"/>
           <w:bCs/>
           <w:sz w:val="24"/>
+          <w:lang w:val="en-US"/>
         </w:rPr>
         <w:t xml:space="preserve"> 6000</w:t>
       </w:r>
@@ -14898,6 +15076,7 @@
           <w:rFonts w:ascii="Times New Roman" w:hAnsi="Times New Roman" w:cs="Times New Roman"/>
           <w:bCs/>
           <w:sz w:val="24"/>
+          <w:lang w:val="en-US"/>
         </w:rPr>
         <w:t>)</w:t>
       </w:r>
@@ -14908,13 +15087,15 @@
           <w:rFonts w:ascii="Times New Roman" w:hAnsi="Times New Roman" w:cs="Times New Roman"/>
           <w:bCs/>
           <w:sz w:val="24"/>
-        </w:rPr>
-      </w:pPr>
-      <w:r>
-        <w:rPr>
-          <w:rFonts w:ascii="Times New Roman" w:hAnsi="Times New Roman" w:cs="Times New Roman"/>
-          <w:bCs/>
-          <w:sz w:val="24"/>
+          <w:lang w:val="en-US"/>
+        </w:rPr>
+      </w:pPr>
+      <w:r>
+        <w:rPr>
+          <w:rFonts w:ascii="Times New Roman" w:hAnsi="Times New Roman" w:cs="Times New Roman"/>
+          <w:bCs/>
+          <w:sz w:val="24"/>
+          <w:lang w:val="en-US"/>
         </w:rPr>
         <w:t xml:space="preserve">P (A)= 1 - P (t </w:t>
       </w:r>
@@ -14923,6 +15104,7 @@
           <w:rPr>
             <w:rFonts w:ascii="Cambria Math" w:hAnsi="Cambria Math" w:cs="Times New Roman"/>
             <w:sz w:val="24"/>
+            <w:lang w:val="en-US"/>
           </w:rPr>
           <m:t>&gt;</m:t>
         </m:r>
@@ -14932,6 +15114,7 @@
           <w:rFonts w:ascii="Times New Roman" w:eastAsiaTheme="minorEastAsia" w:hAnsi="Times New Roman" w:cs="Times New Roman"/>
           <w:bCs/>
           <w:sz w:val="24"/>
+          <w:lang w:val="en-US"/>
         </w:rPr>
         <w:t xml:space="preserve"> 6000</w:t>
       </w:r>
@@ -14940,6 +15123,7 @@
           <w:rFonts w:ascii="Times New Roman" w:hAnsi="Times New Roman" w:cs="Times New Roman"/>
           <w:bCs/>
           <w:sz w:val="24"/>
+          <w:lang w:val="en-US"/>
         </w:rPr>
         <w:t>)</w:t>
       </w:r>
@@ -14950,13 +15134,15 @@
           <w:rFonts w:ascii="Times New Roman" w:hAnsi="Times New Roman" w:cs="Times New Roman"/>
           <w:bCs/>
           <w:sz w:val="24"/>
-        </w:rPr>
-      </w:pPr>
-      <w:r>
-        <w:rPr>
-          <w:rFonts w:ascii="Times New Roman" w:hAnsi="Times New Roman" w:cs="Times New Roman"/>
-          <w:bCs/>
-          <w:sz w:val="24"/>
+          <w:lang w:val="en-US"/>
+        </w:rPr>
+      </w:pPr>
+      <w:r>
+        <w:rPr>
+          <w:rFonts w:ascii="Times New Roman" w:hAnsi="Times New Roman" w:cs="Times New Roman"/>
+          <w:bCs/>
+          <w:sz w:val="24"/>
+          <w:lang w:val="en-US"/>
         </w:rPr>
         <w:t>P (A)= 1 - 0,42</w:t>
       </w:r>
@@ -15125,13 +15311,15 @@
           <w:rFonts w:ascii="Times New Roman" w:hAnsi="Times New Roman" w:cs="Times New Roman"/>
           <w:bCs/>
           <w:sz w:val="24"/>
-        </w:rPr>
-      </w:pPr>
-      <w:r>
-        <w:rPr>
-          <w:rFonts w:ascii="Times New Roman" w:hAnsi="Times New Roman" w:cs="Times New Roman"/>
-          <w:bCs/>
-          <w:sz w:val="24"/>
+          <w:lang w:val="en-US"/>
+        </w:rPr>
+      </w:pPr>
+      <w:r>
+        <w:rPr>
+          <w:rFonts w:ascii="Times New Roman" w:hAnsi="Times New Roman" w:cs="Times New Roman"/>
+          <w:bCs/>
+          <w:sz w:val="24"/>
+          <w:lang w:val="en-US"/>
         </w:rPr>
         <w:t>P (</w:t>
       </w:r>
@@ -15140,6 +15328,7 @@
           <w:rFonts w:ascii="Times New Roman" w:hAnsi="Times New Roman" w:cs="Times New Roman"/>
           <w:bCs/>
           <w:sz w:val="24"/>
+          <w:lang w:val="en-US"/>
         </w:rPr>
         <w:t>B</w:t>
       </w:r>
@@ -15148,6 +15337,7 @@
           <w:rFonts w:ascii="Times New Roman" w:hAnsi="Times New Roman" w:cs="Times New Roman"/>
           <w:bCs/>
           <w:sz w:val="24"/>
+          <w:lang w:val="en-US"/>
         </w:rPr>
         <w:t xml:space="preserve">)= P (t </w:t>
       </w:r>
@@ -15156,6 +15346,7 @@
           <w:rPr>
             <w:rFonts w:ascii="Cambria Math" w:hAnsi="Cambria Math" w:cs="Times New Roman"/>
             <w:sz w:val="24"/>
+            <w:lang w:val="en-US"/>
           </w:rPr>
           <m:t>&gt;</m:t>
         </m:r>
@@ -15165,6 +15356,7 @@
           <w:rFonts w:ascii="Times New Roman" w:eastAsiaTheme="minorEastAsia" w:hAnsi="Times New Roman" w:cs="Times New Roman"/>
           <w:bCs/>
           <w:sz w:val="24"/>
+          <w:lang w:val="en-US"/>
         </w:rPr>
         <w:t xml:space="preserve"> </w:t>
       </w:r>
@@ -15173,6 +15365,7 @@
           <w:rFonts w:ascii="Times New Roman" w:eastAsiaTheme="minorEastAsia" w:hAnsi="Times New Roman" w:cs="Times New Roman"/>
           <w:bCs/>
           <w:sz w:val="24"/>
+          <w:lang w:val="en-US"/>
         </w:rPr>
         <w:t>4</w:t>
       </w:r>
@@ -15181,6 +15374,7 @@
           <w:rFonts w:ascii="Times New Roman" w:eastAsiaTheme="minorEastAsia" w:hAnsi="Times New Roman" w:cs="Times New Roman"/>
           <w:bCs/>
           <w:sz w:val="24"/>
+          <w:lang w:val="en-US"/>
         </w:rPr>
         <w:t>000</w:t>
       </w:r>
@@ -15189,6 +15383,7 @@
           <w:rFonts w:ascii="Times New Roman" w:hAnsi="Times New Roman" w:cs="Times New Roman"/>
           <w:bCs/>
           <w:sz w:val="24"/>
+          <w:lang w:val="en-US"/>
         </w:rPr>
         <w:t>)</w:t>
       </w:r>
@@ -15199,13 +15394,15 @@
           <w:rFonts w:ascii="Times New Roman" w:hAnsi="Times New Roman" w:cs="Times New Roman"/>
           <w:bCs/>
           <w:sz w:val="24"/>
-        </w:rPr>
-      </w:pPr>
-      <w:r>
-        <w:rPr>
-          <w:rFonts w:ascii="Times New Roman" w:hAnsi="Times New Roman" w:cs="Times New Roman"/>
-          <w:bCs/>
-          <w:sz w:val="24"/>
+          <w:lang w:val="en-US"/>
+        </w:rPr>
+      </w:pPr>
+      <w:r>
+        <w:rPr>
+          <w:rFonts w:ascii="Times New Roman" w:hAnsi="Times New Roman" w:cs="Times New Roman"/>
+          <w:bCs/>
+          <w:sz w:val="24"/>
+          <w:lang w:val="en-US"/>
         </w:rPr>
         <w:t>P (</w:t>
       </w:r>
@@ -15214,6 +15411,7 @@
           <w:rFonts w:ascii="Times New Roman" w:hAnsi="Times New Roman" w:cs="Times New Roman"/>
           <w:bCs/>
           <w:sz w:val="24"/>
+          <w:lang w:val="en-US"/>
         </w:rPr>
         <w:t>B</w:t>
       </w:r>
@@ -15222,6 +15420,7 @@
           <w:rFonts w:ascii="Times New Roman" w:hAnsi="Times New Roman" w:cs="Times New Roman"/>
           <w:bCs/>
           <w:sz w:val="24"/>
+          <w:lang w:val="en-US"/>
         </w:rPr>
         <w:t xml:space="preserve">)= 1 - P (t </w:t>
       </w:r>
@@ -15230,6 +15429,7 @@
           <w:rPr>
             <w:rFonts w:ascii="Cambria Math" w:hAnsi="Cambria Math" w:cs="Times New Roman"/>
             <w:sz w:val="24"/>
+            <w:lang w:val="en-US"/>
           </w:rPr>
           <m:t>≤</m:t>
         </m:r>
@@ -15239,6 +15439,7 @@
           <w:rFonts w:ascii="Times New Roman" w:eastAsiaTheme="minorEastAsia" w:hAnsi="Times New Roman" w:cs="Times New Roman"/>
           <w:bCs/>
           <w:sz w:val="24"/>
+          <w:lang w:val="en-US"/>
         </w:rPr>
         <w:t xml:space="preserve"> </w:t>
       </w:r>
@@ -15247,6 +15448,7 @@
           <w:rFonts w:ascii="Times New Roman" w:eastAsiaTheme="minorEastAsia" w:hAnsi="Times New Roman" w:cs="Times New Roman"/>
           <w:bCs/>
           <w:sz w:val="24"/>
+          <w:lang w:val="en-US"/>
         </w:rPr>
         <w:t>4</w:t>
       </w:r>
@@ -15255,6 +15457,7 @@
           <w:rFonts w:ascii="Times New Roman" w:eastAsiaTheme="minorEastAsia" w:hAnsi="Times New Roman" w:cs="Times New Roman"/>
           <w:bCs/>
           <w:sz w:val="24"/>
+          <w:lang w:val="en-US"/>
         </w:rPr>
         <w:t>000</w:t>
       </w:r>
@@ -15263,6 +15466,7 @@
           <w:rFonts w:ascii="Times New Roman" w:hAnsi="Times New Roman" w:cs="Times New Roman"/>
           <w:bCs/>
           <w:sz w:val="24"/>
+          <w:lang w:val="en-US"/>
         </w:rPr>
         <w:t>)</w:t>
       </w:r>
@@ -15273,13 +15477,15 @@
           <w:rFonts w:ascii="Times New Roman" w:hAnsi="Times New Roman" w:cs="Times New Roman"/>
           <w:bCs/>
           <w:sz w:val="24"/>
-        </w:rPr>
-      </w:pPr>
-      <w:r>
-        <w:rPr>
-          <w:rFonts w:ascii="Times New Roman" w:hAnsi="Times New Roman" w:cs="Times New Roman"/>
-          <w:bCs/>
-          <w:sz w:val="24"/>
+          <w:lang w:val="en-US"/>
+        </w:rPr>
+      </w:pPr>
+      <w:r>
+        <w:rPr>
+          <w:rFonts w:ascii="Times New Roman" w:hAnsi="Times New Roman" w:cs="Times New Roman"/>
+          <w:bCs/>
+          <w:sz w:val="24"/>
+          <w:lang w:val="en-US"/>
         </w:rPr>
         <w:t>P (</w:t>
       </w:r>
@@ -15288,6 +15494,7 @@
           <w:rFonts w:ascii="Times New Roman" w:hAnsi="Times New Roman" w:cs="Times New Roman"/>
           <w:bCs/>
           <w:sz w:val="24"/>
+          <w:lang w:val="en-US"/>
         </w:rPr>
         <w:t>B</w:t>
       </w:r>
@@ -15296,6 +15503,7 @@
           <w:rFonts w:ascii="Times New Roman" w:hAnsi="Times New Roman" w:cs="Times New Roman"/>
           <w:bCs/>
           <w:sz w:val="24"/>
+          <w:lang w:val="en-US"/>
         </w:rPr>
         <w:t>)= 1 - 0,</w:t>
       </w:r>
@@ -15304,6 +15512,7 @@
           <w:rFonts w:ascii="Times New Roman" w:hAnsi="Times New Roman" w:cs="Times New Roman"/>
           <w:bCs/>
           <w:sz w:val="24"/>
+          <w:lang w:val="en-US"/>
         </w:rPr>
         <w:t>04</w:t>
       </w:r>
@@ -15660,13 +15869,15 @@
           <w:rFonts w:ascii="Times New Roman" w:hAnsi="Times New Roman" w:cs="Times New Roman"/>
           <w:bCs/>
           <w:sz w:val="24"/>
-        </w:rPr>
-      </w:pPr>
-      <w:r>
-        <w:rPr>
-          <w:rFonts w:ascii="Times New Roman" w:hAnsi="Times New Roman" w:cs="Times New Roman"/>
-          <w:bCs/>
-          <w:sz w:val="24"/>
+          <w:lang w:val="en-US"/>
+        </w:rPr>
+      </w:pPr>
+      <w:r>
+        <w:rPr>
+          <w:rFonts w:ascii="Times New Roman" w:hAnsi="Times New Roman" w:cs="Times New Roman"/>
+          <w:bCs/>
+          <w:sz w:val="24"/>
+          <w:lang w:val="en-US"/>
         </w:rPr>
         <w:t>P (</w:t>
       </w:r>
@@ -15707,6 +15918,7 @@
           <w:rFonts w:ascii="Times New Roman" w:hAnsi="Times New Roman" w:cs="Times New Roman"/>
           <w:bCs/>
           <w:sz w:val="24"/>
+          <w:lang w:val="en-US"/>
         </w:rPr>
         <w:t>)= 1 - P (A)</w:t>
       </w:r>
@@ -15717,13 +15929,15 @@
           <w:rFonts w:ascii="Times New Roman" w:hAnsi="Times New Roman" w:cs="Times New Roman"/>
           <w:bCs/>
           <w:sz w:val="24"/>
-        </w:rPr>
-      </w:pPr>
-      <w:r>
-        <w:rPr>
-          <w:rFonts w:ascii="Times New Roman" w:hAnsi="Times New Roman" w:cs="Times New Roman"/>
-          <w:bCs/>
-          <w:sz w:val="24"/>
+          <w:lang w:val="en-US"/>
+        </w:rPr>
+      </w:pPr>
+      <w:r>
+        <w:rPr>
+          <w:rFonts w:ascii="Times New Roman" w:hAnsi="Times New Roman" w:cs="Times New Roman"/>
+          <w:bCs/>
+          <w:sz w:val="24"/>
+          <w:lang w:val="en-US"/>
         </w:rPr>
         <w:t>P (</w:t>
       </w:r>
@@ -15764,6 +15978,7 @@
           <w:rFonts w:ascii="Times New Roman" w:hAnsi="Times New Roman" w:cs="Times New Roman"/>
           <w:bCs/>
           <w:sz w:val="24"/>
+          <w:lang w:val="en-US"/>
         </w:rPr>
         <w:t>)= 1 - 0,2</w:t>
       </w:r>
@@ -15774,13 +15989,15 @@
           <w:rFonts w:ascii="Times New Roman" w:hAnsi="Times New Roman" w:cs="Times New Roman"/>
           <w:bCs/>
           <w:sz w:val="24"/>
-        </w:rPr>
-      </w:pPr>
-      <w:r>
-        <w:rPr>
-          <w:rFonts w:ascii="Times New Roman" w:hAnsi="Times New Roman" w:cs="Times New Roman"/>
-          <w:bCs/>
-          <w:sz w:val="24"/>
+          <w:lang w:val="en-US"/>
+        </w:rPr>
+      </w:pPr>
+      <w:r>
+        <w:rPr>
+          <w:rFonts w:ascii="Times New Roman" w:hAnsi="Times New Roman" w:cs="Times New Roman"/>
+          <w:bCs/>
+          <w:sz w:val="24"/>
+          <w:lang w:val="en-US"/>
         </w:rPr>
         <w:t>P (</w:t>
       </w:r>
@@ -15821,6 +16038,7 @@
           <w:rFonts w:ascii="Times New Roman" w:hAnsi="Times New Roman" w:cs="Times New Roman"/>
           <w:bCs/>
           <w:sz w:val="24"/>
+          <w:lang w:val="en-US"/>
         </w:rPr>
         <w:t>)= 0,8.</w:t>
       </w:r>
@@ -15831,6 +16049,7 @@
           <w:rFonts w:ascii="Times New Roman" w:hAnsi="Times New Roman" w:cs="Times New Roman"/>
           <w:bCs/>
           <w:sz w:val="24"/>
+          <w:lang w:val="en-US"/>
         </w:rPr>
       </w:pPr>
     </w:p>
@@ -15936,13 +16155,15 @@
           <w:rFonts w:ascii="Times New Roman" w:hAnsi="Times New Roman" w:cs="Times New Roman"/>
           <w:bCs/>
           <w:sz w:val="24"/>
-        </w:rPr>
-      </w:pPr>
-      <w:r>
-        <w:rPr>
-          <w:rFonts w:ascii="Times New Roman" w:hAnsi="Times New Roman" w:cs="Times New Roman"/>
-          <w:bCs/>
-          <w:sz w:val="24"/>
+          <w:lang w:val="en-US"/>
+        </w:rPr>
+      </w:pPr>
+      <w:r>
+        <w:rPr>
+          <w:rFonts w:ascii="Times New Roman" w:hAnsi="Times New Roman" w:cs="Times New Roman"/>
+          <w:bCs/>
+          <w:sz w:val="24"/>
+          <w:lang w:val="en-US"/>
         </w:rPr>
         <w:t>P (</w:t>
       </w:r>
@@ -15963,8 +16184,39 @@
               <w:rPr>
                 <w:rFonts w:ascii="Cambria Math" w:hAnsi="Cambria Math" w:cs="Times New Roman"/>
                 <w:sz w:val="24"/>
-              </w:rPr>
-              <m:t>(A∪B)</m:t>
+                <w:lang w:val="en-US"/>
+              </w:rPr>
+              <m:t>(</m:t>
+            </m:r>
+            <m:r>
+              <w:rPr>
+                <w:rFonts w:ascii="Cambria Math" w:hAnsi="Cambria Math" w:cs="Times New Roman"/>
+                <w:sz w:val="24"/>
+              </w:rPr>
+              <m:t>A</m:t>
+            </m:r>
+            <m:r>
+              <w:rPr>
+                <w:rFonts w:ascii="Cambria Math" w:hAnsi="Cambria Math" w:cs="Times New Roman"/>
+                <w:sz w:val="24"/>
+                <w:lang w:val="en-US"/>
+              </w:rPr>
+              <m:t>∪</m:t>
+            </m:r>
+            <m:r>
+              <w:rPr>
+                <w:rFonts w:ascii="Cambria Math" w:hAnsi="Cambria Math" w:cs="Times New Roman"/>
+                <w:sz w:val="24"/>
+              </w:rPr>
+              <m:t>B</m:t>
+            </m:r>
+            <m:r>
+              <w:rPr>
+                <w:rFonts w:ascii="Cambria Math" w:hAnsi="Cambria Math" w:cs="Times New Roman"/>
+                <w:sz w:val="24"/>
+                <w:lang w:val="en-US"/>
+              </w:rPr>
+              <m:t>)</m:t>
             </m:r>
           </m:e>
           <m:sup>
@@ -15983,6 +16235,7 @@
           <w:rFonts w:ascii="Times New Roman" w:hAnsi="Times New Roman" w:cs="Times New Roman"/>
           <w:bCs/>
           <w:sz w:val="24"/>
+          <w:lang w:val="en-US"/>
         </w:rPr>
         <w:t xml:space="preserve">)= </w:t>
       </w:r>
@@ -15991,8 +16244,646 @@
           <w:rFonts w:ascii="Times New Roman" w:hAnsi="Times New Roman" w:cs="Times New Roman"/>
           <w:bCs/>
           <w:sz w:val="24"/>
+          <w:lang w:val="en-US"/>
         </w:rPr>
         <w:t xml:space="preserve">1 - P (A </w:t>
+      </w:r>
+      <m:oMath>
+        <m:r>
+          <w:rPr>
+            <w:rFonts w:ascii="Cambria Math" w:hAnsi="Cambria Math" w:cs="Times New Roman"/>
+            <w:sz w:val="24"/>
+            <w:lang w:val="en-US"/>
+          </w:rPr>
+          <m:t>∪</m:t>
+        </m:r>
+      </m:oMath>
+      <w:r>
+        <w:rPr>
+          <w:rFonts w:ascii="Times New Roman" w:eastAsiaTheme="minorEastAsia" w:hAnsi="Times New Roman" w:cs="Times New Roman"/>
+          <w:bCs/>
+          <w:sz w:val="24"/>
+          <w:lang w:val="en-US"/>
+        </w:rPr>
+        <w:t xml:space="preserve"> B</w:t>
+      </w:r>
+      <w:r>
+        <w:rPr>
+          <w:rFonts w:ascii="Times New Roman" w:hAnsi="Times New Roman" w:cs="Times New Roman"/>
+          <w:bCs/>
+          <w:sz w:val="24"/>
+          <w:lang w:val="en-US"/>
+        </w:rPr>
+        <w:t>)</w:t>
+      </w:r>
+    </w:p>
+    <w:p>
+      <w:pPr>
+        <w:rPr>
+          <w:rFonts w:ascii="Times New Roman" w:hAnsi="Times New Roman" w:cs="Times New Roman"/>
+          <w:bCs/>
+          <w:sz w:val="24"/>
+          <w:lang w:val="en-US"/>
+        </w:rPr>
+      </w:pPr>
+      <w:r>
+        <w:rPr>
+          <w:rFonts w:ascii="Times New Roman" w:hAnsi="Times New Roman" w:cs="Times New Roman"/>
+          <w:bCs/>
+          <w:sz w:val="24"/>
+          <w:lang w:val="en-US"/>
+        </w:rPr>
+        <w:t>P (</w:t>
+      </w:r>
+      <m:oMath>
+        <m:sSup>
+          <m:sSupPr>
+            <m:ctrlPr>
+              <w:rPr>
+                <w:rFonts w:ascii="Cambria Math" w:hAnsi="Cambria Math" w:cs="Times New Roman"/>
+                <w:bCs/>
+                <w:i/>
+                <w:sz w:val="24"/>
+              </w:rPr>
+            </m:ctrlPr>
+          </m:sSupPr>
+          <m:e>
+            <m:r>
+              <w:rPr>
+                <w:rFonts w:ascii="Cambria Math" w:hAnsi="Cambria Math" w:cs="Times New Roman"/>
+                <w:sz w:val="24"/>
+                <w:lang w:val="en-US"/>
+              </w:rPr>
+              <m:t>(</m:t>
+            </m:r>
+            <m:r>
+              <w:rPr>
+                <w:rFonts w:ascii="Cambria Math" w:hAnsi="Cambria Math" w:cs="Times New Roman"/>
+                <w:sz w:val="24"/>
+              </w:rPr>
+              <m:t>A</m:t>
+            </m:r>
+            <m:r>
+              <w:rPr>
+                <w:rFonts w:ascii="Cambria Math" w:hAnsi="Cambria Math" w:cs="Times New Roman"/>
+                <w:sz w:val="24"/>
+                <w:lang w:val="en-US"/>
+              </w:rPr>
+              <m:t>∪</m:t>
+            </m:r>
+            <m:r>
+              <w:rPr>
+                <w:rFonts w:ascii="Cambria Math" w:hAnsi="Cambria Math" w:cs="Times New Roman"/>
+                <w:sz w:val="24"/>
+              </w:rPr>
+              <m:t>B</m:t>
+            </m:r>
+            <m:r>
+              <w:rPr>
+                <w:rFonts w:ascii="Cambria Math" w:hAnsi="Cambria Math" w:cs="Times New Roman"/>
+                <w:sz w:val="24"/>
+                <w:lang w:val="en-US"/>
+              </w:rPr>
+              <m:t>)</m:t>
+            </m:r>
+          </m:e>
+          <m:sup>
+            <m:r>
+              <w:rPr>
+                <w:rFonts w:ascii="Cambria Math" w:hAnsi="Cambria Math" w:cs="Times New Roman"/>
+                <w:sz w:val="24"/>
+              </w:rPr>
+              <m:t>C</m:t>
+            </m:r>
+          </m:sup>
+        </m:sSup>
+      </m:oMath>
+      <w:r>
+        <w:rPr>
+          <w:rFonts w:ascii="Times New Roman" w:hAnsi="Times New Roman" w:cs="Times New Roman"/>
+          <w:bCs/>
+          <w:sz w:val="24"/>
+          <w:lang w:val="en-US"/>
+        </w:rPr>
+        <w:t>)= 1 - [P (A)</w:t>
+      </w:r>
+      <w:r>
+        <w:rPr>
+          <w:rFonts w:ascii="Times New Roman" w:hAnsi="Times New Roman" w:cs="Times New Roman"/>
+          <w:bCs/>
+          <w:sz w:val="24"/>
+          <w:lang w:val="en-US"/>
+        </w:rPr>
+        <w:t xml:space="preserve"> + P (B) - P (A </w:t>
+      </w:r>
+      <m:oMath>
+        <m:r>
+          <w:rPr>
+            <w:rFonts w:ascii="Cambria Math" w:hAnsi="Cambria Math" w:cs="Times New Roman"/>
+            <w:sz w:val="24"/>
+            <w:lang w:val="en-US"/>
+          </w:rPr>
+          <m:t>∩</m:t>
+        </m:r>
+      </m:oMath>
+      <w:r>
+        <w:rPr>
+          <w:rFonts w:ascii="Times New Roman" w:eastAsiaTheme="minorEastAsia" w:hAnsi="Times New Roman" w:cs="Times New Roman"/>
+          <w:bCs/>
+          <w:sz w:val="24"/>
+          <w:lang w:val="en-US"/>
+        </w:rPr>
+        <w:t xml:space="preserve"> B</w:t>
+      </w:r>
+      <w:r>
+        <w:rPr>
+          <w:rFonts w:ascii="Times New Roman" w:hAnsi="Times New Roman" w:cs="Times New Roman"/>
+          <w:bCs/>
+          <w:sz w:val="24"/>
+          <w:lang w:val="en-US"/>
+        </w:rPr>
+        <w:t>)</w:t>
+      </w:r>
+      <w:r>
+        <w:rPr>
+          <w:rFonts w:ascii="Times New Roman" w:hAnsi="Times New Roman" w:cs="Times New Roman"/>
+          <w:bCs/>
+          <w:sz w:val="24"/>
+          <w:lang w:val="en-US"/>
+        </w:rPr>
+        <w:t>]</w:t>
+      </w:r>
+    </w:p>
+    <w:p>
+      <w:pPr>
+        <w:rPr>
+          <w:rFonts w:ascii="Times New Roman" w:hAnsi="Times New Roman" w:cs="Times New Roman"/>
+          <w:bCs/>
+          <w:sz w:val="24"/>
+          <w:lang w:val="en-US"/>
+        </w:rPr>
+      </w:pPr>
+      <w:r>
+        <w:rPr>
+          <w:rFonts w:ascii="Times New Roman" w:hAnsi="Times New Roman" w:cs="Times New Roman"/>
+          <w:bCs/>
+          <w:sz w:val="24"/>
+          <w:lang w:val="en-US"/>
+        </w:rPr>
+        <w:t>P (</w:t>
+      </w:r>
+      <m:oMath>
+        <m:sSup>
+          <m:sSupPr>
+            <m:ctrlPr>
+              <w:rPr>
+                <w:rFonts w:ascii="Cambria Math" w:hAnsi="Cambria Math" w:cs="Times New Roman"/>
+                <w:bCs/>
+                <w:i/>
+                <w:sz w:val="24"/>
+              </w:rPr>
+            </m:ctrlPr>
+          </m:sSupPr>
+          <m:e>
+            <m:r>
+              <w:rPr>
+                <w:rFonts w:ascii="Cambria Math" w:hAnsi="Cambria Math" w:cs="Times New Roman"/>
+                <w:sz w:val="24"/>
+                <w:lang w:val="en-US"/>
+              </w:rPr>
+              <m:t>(</m:t>
+            </m:r>
+            <m:r>
+              <w:rPr>
+                <w:rFonts w:ascii="Cambria Math" w:hAnsi="Cambria Math" w:cs="Times New Roman"/>
+                <w:sz w:val="24"/>
+              </w:rPr>
+              <m:t>A</m:t>
+            </m:r>
+            <m:r>
+              <w:rPr>
+                <w:rFonts w:ascii="Cambria Math" w:hAnsi="Cambria Math" w:cs="Times New Roman"/>
+                <w:sz w:val="24"/>
+                <w:lang w:val="en-US"/>
+              </w:rPr>
+              <m:t>∪</m:t>
+            </m:r>
+            <m:r>
+              <w:rPr>
+                <w:rFonts w:ascii="Cambria Math" w:hAnsi="Cambria Math" w:cs="Times New Roman"/>
+                <w:sz w:val="24"/>
+              </w:rPr>
+              <m:t>B</m:t>
+            </m:r>
+            <m:r>
+              <w:rPr>
+                <w:rFonts w:ascii="Cambria Math" w:hAnsi="Cambria Math" w:cs="Times New Roman"/>
+                <w:sz w:val="24"/>
+                <w:lang w:val="en-US"/>
+              </w:rPr>
+              <m:t>)</m:t>
+            </m:r>
+          </m:e>
+          <m:sup>
+            <m:r>
+              <w:rPr>
+                <w:rFonts w:ascii="Cambria Math" w:hAnsi="Cambria Math" w:cs="Times New Roman"/>
+                <w:sz w:val="24"/>
+              </w:rPr>
+              <m:t>C</m:t>
+            </m:r>
+          </m:sup>
+        </m:sSup>
+      </m:oMath>
+      <w:r>
+        <w:rPr>
+          <w:rFonts w:ascii="Times New Roman" w:hAnsi="Times New Roman" w:cs="Times New Roman"/>
+          <w:bCs/>
+          <w:sz w:val="24"/>
+          <w:lang w:val="en-US"/>
+        </w:rPr>
+        <w:t>)= 1 - (0,2 + 0,35 - 0)</w:t>
+      </w:r>
+    </w:p>
+    <w:p>
+      <w:pPr>
+        <w:rPr>
+          <w:rFonts w:ascii="Times New Roman" w:hAnsi="Times New Roman" w:cs="Times New Roman"/>
+          <w:bCs/>
+          <w:sz w:val="24"/>
+          <w:lang w:val="en-US"/>
+        </w:rPr>
+      </w:pPr>
+      <w:r>
+        <w:rPr>
+          <w:rFonts w:ascii="Times New Roman" w:hAnsi="Times New Roman" w:cs="Times New Roman"/>
+          <w:bCs/>
+          <w:sz w:val="24"/>
+          <w:lang w:val="en-US"/>
+        </w:rPr>
+        <w:t>P (</w:t>
+      </w:r>
+      <m:oMath>
+        <m:sSup>
+          <m:sSupPr>
+            <m:ctrlPr>
+              <w:rPr>
+                <w:rFonts w:ascii="Cambria Math" w:hAnsi="Cambria Math" w:cs="Times New Roman"/>
+                <w:bCs/>
+                <w:i/>
+                <w:sz w:val="24"/>
+              </w:rPr>
+            </m:ctrlPr>
+          </m:sSupPr>
+          <m:e>
+            <m:r>
+              <w:rPr>
+                <w:rFonts w:ascii="Cambria Math" w:hAnsi="Cambria Math" w:cs="Times New Roman"/>
+                <w:sz w:val="24"/>
+                <w:lang w:val="en-US"/>
+              </w:rPr>
+              <m:t>(</m:t>
+            </m:r>
+            <m:r>
+              <w:rPr>
+                <w:rFonts w:ascii="Cambria Math" w:hAnsi="Cambria Math" w:cs="Times New Roman"/>
+                <w:sz w:val="24"/>
+              </w:rPr>
+              <m:t>A</m:t>
+            </m:r>
+            <m:r>
+              <w:rPr>
+                <w:rFonts w:ascii="Cambria Math" w:hAnsi="Cambria Math" w:cs="Times New Roman"/>
+                <w:sz w:val="24"/>
+                <w:lang w:val="en-US"/>
+              </w:rPr>
+              <m:t>∪</m:t>
+            </m:r>
+            <m:r>
+              <w:rPr>
+                <w:rFonts w:ascii="Cambria Math" w:hAnsi="Cambria Math" w:cs="Times New Roman"/>
+                <w:sz w:val="24"/>
+              </w:rPr>
+              <m:t>B</m:t>
+            </m:r>
+            <m:r>
+              <w:rPr>
+                <w:rFonts w:ascii="Cambria Math" w:hAnsi="Cambria Math" w:cs="Times New Roman"/>
+                <w:sz w:val="24"/>
+                <w:lang w:val="en-US"/>
+              </w:rPr>
+              <m:t>)</m:t>
+            </m:r>
+          </m:e>
+          <m:sup>
+            <m:r>
+              <w:rPr>
+                <w:rFonts w:ascii="Cambria Math" w:hAnsi="Cambria Math" w:cs="Times New Roman"/>
+                <w:sz w:val="24"/>
+              </w:rPr>
+              <m:t>C</m:t>
+            </m:r>
+          </m:sup>
+        </m:sSup>
+      </m:oMath>
+      <w:r>
+        <w:rPr>
+          <w:rFonts w:ascii="Times New Roman" w:hAnsi="Times New Roman" w:cs="Times New Roman"/>
+          <w:bCs/>
+          <w:sz w:val="24"/>
+          <w:lang w:val="en-US"/>
+        </w:rPr>
+        <w:t>)= 1 - 0,55</w:t>
+      </w:r>
+    </w:p>
+    <w:p>
+      <w:pPr>
+        <w:rPr>
+          <w:rFonts w:ascii="Times New Roman" w:hAnsi="Times New Roman" w:cs="Times New Roman"/>
+          <w:bCs/>
+          <w:sz w:val="24"/>
+          <w:lang w:val="en-US"/>
+        </w:rPr>
+      </w:pPr>
+      <w:r>
+        <w:rPr>
+          <w:rFonts w:ascii="Times New Roman" w:hAnsi="Times New Roman" w:cs="Times New Roman"/>
+          <w:bCs/>
+          <w:sz w:val="24"/>
+          <w:lang w:val="en-US"/>
+        </w:rPr>
+        <w:t>P (</w:t>
+      </w:r>
+      <m:oMath>
+        <m:sSup>
+          <m:sSupPr>
+            <m:ctrlPr>
+              <w:rPr>
+                <w:rFonts w:ascii="Cambria Math" w:hAnsi="Cambria Math" w:cs="Times New Roman"/>
+                <w:bCs/>
+                <w:i/>
+                <w:sz w:val="24"/>
+              </w:rPr>
+            </m:ctrlPr>
+          </m:sSupPr>
+          <m:e>
+            <m:r>
+              <w:rPr>
+                <w:rFonts w:ascii="Cambria Math" w:hAnsi="Cambria Math" w:cs="Times New Roman"/>
+                <w:sz w:val="24"/>
+                <w:lang w:val="en-US"/>
+              </w:rPr>
+              <m:t>(</m:t>
+            </m:r>
+            <m:r>
+              <w:rPr>
+                <w:rFonts w:ascii="Cambria Math" w:hAnsi="Cambria Math" w:cs="Times New Roman"/>
+                <w:sz w:val="24"/>
+              </w:rPr>
+              <m:t>A</m:t>
+            </m:r>
+            <m:r>
+              <w:rPr>
+                <w:rFonts w:ascii="Cambria Math" w:hAnsi="Cambria Math" w:cs="Times New Roman"/>
+                <w:sz w:val="24"/>
+                <w:lang w:val="en-US"/>
+              </w:rPr>
+              <m:t>∪</m:t>
+            </m:r>
+            <m:r>
+              <w:rPr>
+                <w:rFonts w:ascii="Cambria Math" w:hAnsi="Cambria Math" w:cs="Times New Roman"/>
+                <w:sz w:val="24"/>
+              </w:rPr>
+              <m:t>B</m:t>
+            </m:r>
+            <m:r>
+              <w:rPr>
+                <w:rFonts w:ascii="Cambria Math" w:hAnsi="Cambria Math" w:cs="Times New Roman"/>
+                <w:sz w:val="24"/>
+                <w:lang w:val="en-US"/>
+              </w:rPr>
+              <m:t>)</m:t>
+            </m:r>
+          </m:e>
+          <m:sup>
+            <m:r>
+              <w:rPr>
+                <w:rFonts w:ascii="Cambria Math" w:hAnsi="Cambria Math" w:cs="Times New Roman"/>
+                <w:sz w:val="24"/>
+              </w:rPr>
+              <m:t>C</m:t>
+            </m:r>
+          </m:sup>
+        </m:sSup>
+      </m:oMath>
+      <w:r>
+        <w:rPr>
+          <w:rFonts w:ascii="Times New Roman" w:hAnsi="Times New Roman" w:cs="Times New Roman"/>
+          <w:bCs/>
+          <w:sz w:val="24"/>
+          <w:lang w:val="en-US"/>
+        </w:rPr>
+        <w:t>)= 0,45.</w:t>
+      </w:r>
+    </w:p>
+    <w:p>
+      <w:pPr>
+        <w:rPr>
+          <w:rFonts w:ascii="Times New Roman" w:hAnsi="Times New Roman" w:cs="Times New Roman"/>
+          <w:bCs/>
+          <w:sz w:val="24"/>
+          <w:lang w:val="en-US"/>
+        </w:rPr>
+      </w:pPr>
+    </w:p>
+    <w:p>
+      <w:pPr>
+        <w:rPr>
+          <w:rFonts w:ascii="Times New Roman" w:hAnsi="Times New Roman" w:cs="Times New Roman"/>
+          <w:bCs/>
+          <w:sz w:val="24"/>
+        </w:rPr>
+      </w:pPr>
+      <w:r>
+        <w:rPr>
+          <w:rFonts w:ascii="Times New Roman" w:hAnsi="Times New Roman" w:cs="Times New Roman"/>
+          <w:bCs/>
+          <w:sz w:val="24"/>
+        </w:rPr>
+        <w:t>Por lo tanto, la probabilidad de que el componente funcione perfectamente (no se deforma ni falla en la prueba) es 0,45.</w:t>
+      </w:r>
+    </w:p>
+    <w:p>
+      <w:pPr>
+        <w:rPr>
+          <w:rFonts w:ascii="Times New Roman" w:hAnsi="Times New Roman" w:cs="Times New Roman"/>
+          <w:bCs/>
+          <w:sz w:val="24"/>
+        </w:rPr>
+      </w:pPr>
+    </w:p>
+    <w:p>
+      <w:pPr>
+        <w:rPr>
+          <w:rFonts w:ascii="Times New Roman" w:hAnsi="Times New Roman" w:cs="Times New Roman"/>
+          <w:bCs/>
+          <w:sz w:val="24"/>
+        </w:rPr>
+      </w:pPr>
+    </w:p>
+    <w:p>
+      <w:pPr>
+        <w:rPr>
+          <w:rFonts w:ascii="Times New Roman" w:hAnsi="Times New Roman" w:cs="Times New Roman"/>
+          <w:bCs/>
+          <w:sz w:val="24"/>
+        </w:rPr>
+      </w:pPr>
+      <w:r>
+        <w:rPr>
+          <w:rFonts w:ascii="Times New Roman" w:hAnsi="Times New Roman" w:cs="Times New Roman"/>
+          <w:b/>
+          <w:sz w:val="24"/>
+        </w:rPr>
+        <w:t>(iii)</w:t>
+      </w:r>
+      <w:r>
+        <w:rPr>
+          <w:rFonts w:ascii="Times New Roman" w:hAnsi="Times New Roman" w:cs="Times New Roman"/>
+          <w:bCs/>
+          <w:sz w:val="24"/>
+        </w:rPr>
+        <w:t xml:space="preserve"> </w:t>
+      </w:r>
+      <w:r>
+        <w:rPr>
+          <w:rFonts w:ascii="Times New Roman" w:hAnsi="Times New Roman" w:cs="Times New Roman"/>
+          <w:bCs/>
+          <w:i/>
+          <w:iCs/>
+          <w:sz w:val="24"/>
+        </w:rPr>
+        <w:t>¿Cuál es la probabilidad de que el componente falle o se deforme en la prueba?</w:t>
+      </w:r>
+    </w:p>
+    <w:p>
+      <w:pPr>
+        <w:rPr>
+          <w:rFonts w:ascii="Times New Roman" w:hAnsi="Times New Roman" w:cs="Times New Roman"/>
+          <w:bCs/>
+          <w:sz w:val="24"/>
+        </w:rPr>
+      </w:pPr>
+    </w:p>
+    <w:p>
+      <w:pPr>
+        <w:rPr>
+          <w:rFonts w:ascii="Times New Roman" w:hAnsi="Times New Roman" w:cs="Times New Roman"/>
+          <w:bCs/>
+          <w:sz w:val="24"/>
+        </w:rPr>
+      </w:pPr>
+    </w:p>
+    <w:p>
+      <w:pPr>
+        <w:rPr>
+          <w:rFonts w:ascii="Times New Roman" w:hAnsi="Times New Roman" w:cs="Times New Roman"/>
+          <w:bCs/>
+          <w:sz w:val="24"/>
+          <w:lang w:val="en-US"/>
+        </w:rPr>
+      </w:pPr>
+      <w:r>
+        <w:rPr>
+          <w:rFonts w:ascii="Times New Roman" w:hAnsi="Times New Roman" w:cs="Times New Roman"/>
+          <w:bCs/>
+          <w:sz w:val="24"/>
+          <w:lang w:val="en-US"/>
+        </w:rPr>
+        <w:t xml:space="preserve">P (A </w:t>
+      </w:r>
+      <m:oMath>
+        <m:r>
+          <w:rPr>
+            <w:rFonts w:ascii="Cambria Math" w:hAnsi="Cambria Math" w:cs="Times New Roman"/>
+            <w:sz w:val="24"/>
+            <w:lang w:val="en-US"/>
+          </w:rPr>
+          <m:t>∪</m:t>
+        </m:r>
+      </m:oMath>
+      <w:r>
+        <w:rPr>
+          <w:rFonts w:ascii="Times New Roman" w:eastAsiaTheme="minorEastAsia" w:hAnsi="Times New Roman" w:cs="Times New Roman"/>
+          <w:bCs/>
+          <w:sz w:val="24"/>
+          <w:lang w:val="en-US"/>
+        </w:rPr>
+        <w:t xml:space="preserve"> B</w:t>
+      </w:r>
+      <w:r>
+        <w:rPr>
+          <w:rFonts w:ascii="Times New Roman" w:hAnsi="Times New Roman" w:cs="Times New Roman"/>
+          <w:bCs/>
+          <w:sz w:val="24"/>
+          <w:lang w:val="en-US"/>
+        </w:rPr>
+        <w:t>)= P (A)</w:t>
+      </w:r>
+      <w:r>
+        <w:rPr>
+          <w:rFonts w:ascii="Times New Roman" w:hAnsi="Times New Roman" w:cs="Times New Roman"/>
+          <w:bCs/>
+          <w:sz w:val="24"/>
+          <w:lang w:val="en-US"/>
+        </w:rPr>
+        <w:t xml:space="preserve"> + P (B) - P (A </w:t>
+      </w:r>
+      <m:oMath>
+        <m:r>
+          <w:rPr>
+            <w:rFonts w:ascii="Cambria Math" w:hAnsi="Cambria Math" w:cs="Times New Roman"/>
+            <w:sz w:val="24"/>
+            <w:lang w:val="en-US"/>
+          </w:rPr>
+          <m:t>∩</m:t>
+        </m:r>
+      </m:oMath>
+      <w:r>
+        <w:rPr>
+          <w:rFonts w:ascii="Times New Roman" w:eastAsiaTheme="minorEastAsia" w:hAnsi="Times New Roman" w:cs="Times New Roman"/>
+          <w:bCs/>
+          <w:sz w:val="24"/>
+          <w:lang w:val="en-US"/>
+        </w:rPr>
+        <w:t xml:space="preserve"> B</w:t>
+      </w:r>
+      <w:r>
+        <w:rPr>
+          <w:rFonts w:ascii="Times New Roman" w:hAnsi="Times New Roman" w:cs="Times New Roman"/>
+          <w:bCs/>
+          <w:sz w:val="24"/>
+          <w:lang w:val="en-US"/>
+        </w:rPr>
+        <w:t>)</w:t>
+      </w:r>
+    </w:p>
+    <w:p>
+      <w:pPr>
+        <w:rPr>
+          <w:rFonts w:ascii="Times New Roman" w:hAnsi="Times New Roman" w:cs="Times New Roman"/>
+          <w:bCs/>
+          <w:sz w:val="24"/>
+        </w:rPr>
+      </w:pPr>
+      <w:r>
+        <w:rPr>
+          <w:rFonts w:ascii="Times New Roman" w:hAnsi="Times New Roman" w:cs="Times New Roman"/>
+          <w:bCs/>
+          <w:sz w:val="24"/>
+        </w:rPr>
+        <w:t xml:space="preserve">P (A </w:t>
       </w:r>
       <m:oMath>
         <m:r>
@@ -16017,24 +16908,203 @@
           <w:bCs/>
           <w:sz w:val="24"/>
         </w:rPr>
-        <w:t>)</w:t>
-      </w:r>
-    </w:p>
-    <w:p>
-      <w:pPr>
-        <w:rPr>
-          <w:rFonts w:ascii="Times New Roman" w:hAnsi="Times New Roman" w:cs="Times New Roman"/>
-          <w:bCs/>
-          <w:sz w:val="24"/>
-        </w:rPr>
-      </w:pPr>
-      <w:r>
-        <w:rPr>
-          <w:rFonts w:ascii="Times New Roman" w:hAnsi="Times New Roman" w:cs="Times New Roman"/>
-          <w:bCs/>
-          <w:sz w:val="24"/>
-        </w:rPr>
-        <w:t>P (</w:t>
+        <w:t>)= 0,2 + 0,35 - 0</w:t>
+      </w:r>
+    </w:p>
+    <w:p>
+      <w:pPr>
+        <w:rPr>
+          <w:rFonts w:ascii="Times New Roman" w:hAnsi="Times New Roman" w:cs="Times New Roman"/>
+          <w:bCs/>
+          <w:sz w:val="24"/>
+        </w:rPr>
+      </w:pPr>
+      <w:r>
+        <w:rPr>
+          <w:rFonts w:ascii="Times New Roman" w:hAnsi="Times New Roman" w:cs="Times New Roman"/>
+          <w:bCs/>
+          <w:sz w:val="24"/>
+        </w:rPr>
+        <w:t xml:space="preserve">P (A </w:t>
+      </w:r>
+      <m:oMath>
+        <m:r>
+          <w:rPr>
+            <w:rFonts w:ascii="Cambria Math" w:hAnsi="Cambria Math" w:cs="Times New Roman"/>
+            <w:sz w:val="24"/>
+          </w:rPr>
+          <m:t>∪</m:t>
+        </m:r>
+      </m:oMath>
+      <w:r>
+        <w:rPr>
+          <w:rFonts w:ascii="Times New Roman" w:eastAsiaTheme="minorEastAsia" w:hAnsi="Times New Roman" w:cs="Times New Roman"/>
+          <w:bCs/>
+          <w:sz w:val="24"/>
+        </w:rPr>
+        <w:t xml:space="preserve"> B</w:t>
+      </w:r>
+      <w:r>
+        <w:rPr>
+          <w:rFonts w:ascii="Times New Roman" w:hAnsi="Times New Roman" w:cs="Times New Roman"/>
+          <w:bCs/>
+          <w:sz w:val="24"/>
+        </w:rPr>
+        <w:t>)= 0,55.</w:t>
+      </w:r>
+    </w:p>
+    <w:p>
+      <w:pPr>
+        <w:rPr>
+          <w:rFonts w:ascii="Times New Roman" w:hAnsi="Times New Roman" w:cs="Times New Roman"/>
+          <w:bCs/>
+          <w:sz w:val="24"/>
+        </w:rPr>
+      </w:pPr>
+    </w:p>
+    <w:p>
+      <w:pPr>
+        <w:rPr>
+          <w:rFonts w:ascii="Times New Roman" w:hAnsi="Times New Roman" w:cs="Times New Roman"/>
+          <w:bCs/>
+          <w:sz w:val="24"/>
+        </w:rPr>
+      </w:pPr>
+      <w:r>
+        <w:rPr>
+          <w:rFonts w:ascii="Times New Roman" w:hAnsi="Times New Roman" w:cs="Times New Roman"/>
+          <w:bCs/>
+          <w:sz w:val="24"/>
+        </w:rPr>
+        <w:t>Por lo tanto, la probabilidad de que el componente falle o se deforme en la prueba es 0,55.</w:t>
+      </w:r>
+      <w:r>
+        <w:rPr>
+          <w:rFonts w:ascii="Times New Roman" w:hAnsi="Times New Roman" w:cs="Times New Roman"/>
+          <w:bCs/>
+          <w:sz w:val="24"/>
+        </w:rPr>
+        <w:br w:type="page"/>
+      </w:r>
+    </w:p>
+    <w:p>
+      <w:pPr>
+        <w:tabs>
+          <w:tab w:val="left" w:pos="1680"/>
+        </w:tabs>
+        <w:rPr>
+          <w:rFonts w:ascii="Times New Roman" w:hAnsi="Times New Roman" w:cs="Times New Roman"/>
+          <w:bCs/>
+          <w:sz w:val="28"/>
+          <w:szCs w:val="24"/>
+        </w:rPr>
+      </w:pPr>
+      <w:r>
+        <w:rPr>
+          <w:rFonts w:ascii="Times New Roman" w:hAnsi="Times New Roman" w:cs="Times New Roman"/>
+          <w:b/>
+          <w:sz w:val="28"/>
+          <w:szCs w:val="24"/>
+          <w:u w:val="single"/>
+        </w:rPr>
+        <w:lastRenderedPageBreak/>
+        <w:t>Ejercicio 14.</w:t>
+      </w:r>
+    </w:p>
+    <w:p>
+      <w:pPr>
+        <w:tabs>
+          <w:tab w:val="left" w:pos="1680"/>
+        </w:tabs>
+        <w:rPr>
+          <w:rFonts w:ascii="Times New Roman" w:hAnsi="Times New Roman" w:cs="Times New Roman"/>
+          <w:bCs/>
+          <w:sz w:val="24"/>
+        </w:rPr>
+      </w:pPr>
+    </w:p>
+    <w:p>
+      <w:pPr>
+        <w:rPr>
+          <w:rFonts w:ascii="Times New Roman" w:hAnsi="Times New Roman" w:cs="Times New Roman"/>
+          <w:bCs/>
+          <w:i/>
+          <w:iCs/>
+          <w:sz w:val="24"/>
+          <w:lang w:val="en-US"/>
+        </w:rPr>
+      </w:pPr>
+      <w:r>
+        <w:rPr>
+          <w:rFonts w:ascii="Times New Roman" w:hAnsi="Times New Roman" w:cs="Times New Roman"/>
+          <w:bCs/>
+          <w:i/>
+          <w:iCs/>
+          <w:sz w:val="24"/>
+        </w:rPr>
+        <w:t xml:space="preserve">Sean A y B eventos con P (A </w:t>
+      </w:r>
+      <m:oMath>
+        <m:r>
+          <w:rPr>
+            <w:rFonts w:ascii="Cambria Math" w:hAnsi="Cambria Math" w:cs="Times New Roman"/>
+            <w:sz w:val="24"/>
+          </w:rPr>
+          <m:t>∪</m:t>
+        </m:r>
+      </m:oMath>
+      <w:r>
+        <w:rPr>
+          <w:rFonts w:ascii="Times New Roman" w:hAnsi="Times New Roman" w:cs="Times New Roman"/>
+          <w:bCs/>
+          <w:i/>
+          <w:iCs/>
+          <w:sz w:val="24"/>
+        </w:rPr>
+        <w:t xml:space="preserve"> B)= </w:t>
+      </w:r>
+      <m:oMath>
+        <m:f>
+          <m:fPr>
+            <m:ctrlPr>
+              <w:rPr>
+                <w:rFonts w:ascii="Cambria Math" w:hAnsi="Cambria Math" w:cs="Times New Roman"/>
+                <w:bCs/>
+                <w:i/>
+                <w:iCs/>
+                <w:sz w:val="24"/>
+              </w:rPr>
+            </m:ctrlPr>
+          </m:fPr>
+          <m:num>
+            <m:r>
+              <w:rPr>
+                <w:rFonts w:ascii="Cambria Math" w:hAnsi="Cambria Math" w:cs="Times New Roman"/>
+                <w:sz w:val="24"/>
+              </w:rPr>
+              <m:t>3</m:t>
+            </m:r>
+          </m:num>
+          <m:den>
+            <m:r>
+              <w:rPr>
+                <w:rFonts w:ascii="Cambria Math" w:hAnsi="Cambria Math" w:cs="Times New Roman"/>
+                <w:sz w:val="24"/>
+              </w:rPr>
+              <m:t>4</m:t>
+            </m:r>
+          </m:den>
+        </m:f>
+      </m:oMath>
+      <w:r>
+        <w:rPr>
+          <w:rFonts w:ascii="Times New Roman" w:hAnsi="Times New Roman" w:cs="Times New Roman"/>
+          <w:bCs/>
+          <w:i/>
+          <w:iCs/>
+          <w:sz w:val="24"/>
+        </w:rPr>
+        <w:t>, P (</w:t>
       </w:r>
       <m:oMath>
         <m:sSup>
@@ -16044,6 +17114,7 @@
                 <w:rFonts w:ascii="Cambria Math" w:hAnsi="Cambria Math" w:cs="Times New Roman"/>
                 <w:bCs/>
                 <w:i/>
+                <w:iCs/>
                 <w:sz w:val="24"/>
               </w:rPr>
             </m:ctrlPr>
@@ -16054,7 +17125,7 @@
                 <w:rFonts w:ascii="Cambria Math" w:hAnsi="Cambria Math" w:cs="Times New Roman"/>
                 <w:sz w:val="24"/>
               </w:rPr>
-              <m:t>(A∪B)</m:t>
+              <m:t>A</m:t>
             </m:r>
           </m:e>
           <m:sup>
@@ -16072,17 +17143,54 @@
         <w:rPr>
           <w:rFonts w:ascii="Times New Roman" w:hAnsi="Times New Roman" w:cs="Times New Roman"/>
           <w:bCs/>
-          <w:sz w:val="24"/>
-        </w:rPr>
-        <w:t>)= 1 - [P (A)</w:t>
-      </w:r>
-      <w:r>
-        <w:rPr>
-          <w:rFonts w:ascii="Times New Roman" w:hAnsi="Times New Roman" w:cs="Times New Roman"/>
-          <w:bCs/>
-          <w:sz w:val="24"/>
-        </w:rPr>
-        <w:t xml:space="preserve"> + P (B) - P (A </w:t>
+          <w:i/>
+          <w:iCs/>
+          <w:sz w:val="24"/>
+        </w:rPr>
+        <w:t xml:space="preserve">)= </w:t>
+      </w:r>
+      <m:oMath>
+        <m:f>
+          <m:fPr>
+            <m:ctrlPr>
+              <w:rPr>
+                <w:rFonts w:ascii="Cambria Math" w:hAnsi="Cambria Math" w:cs="Times New Roman"/>
+                <w:bCs/>
+                <w:i/>
+                <w:iCs/>
+                <w:sz w:val="24"/>
+              </w:rPr>
+            </m:ctrlPr>
+          </m:fPr>
+          <m:num>
+            <m:r>
+              <w:rPr>
+                <w:rFonts w:ascii="Cambria Math" w:hAnsi="Cambria Math" w:cs="Times New Roman"/>
+                <w:sz w:val="24"/>
+              </w:rPr>
+              <m:t>2</m:t>
+            </m:r>
+          </m:num>
+          <m:den>
+            <m:r>
+              <w:rPr>
+                <w:rFonts w:ascii="Cambria Math" w:hAnsi="Cambria Math" w:cs="Times New Roman"/>
+                <w:sz w:val="24"/>
+              </w:rPr>
+              <m:t>3</m:t>
+            </m:r>
+          </m:den>
+        </m:f>
+      </m:oMath>
+      <w:r>
+        <w:rPr>
+          <w:rFonts w:ascii="Times New Roman" w:hAnsi="Times New Roman" w:cs="Times New Roman"/>
+          <w:bCs/>
+          <w:i/>
+          <w:iCs/>
+          <w:sz w:val="24"/>
+        </w:rPr>
+        <w:t xml:space="preserve"> y P (A </w:t>
       </w:r>
       <m:oMath>
         <m:r>
@@ -16095,427 +17203,647 @@
       </m:oMath>
       <w:r>
         <w:rPr>
-          <w:rFonts w:ascii="Times New Roman" w:eastAsiaTheme="minorEastAsia" w:hAnsi="Times New Roman" w:cs="Times New Roman"/>
-          <w:bCs/>
-          <w:sz w:val="24"/>
-        </w:rPr>
-        <w:t xml:space="preserve"> B</w:t>
-      </w:r>
-      <w:r>
-        <w:rPr>
-          <w:rFonts w:ascii="Times New Roman" w:hAnsi="Times New Roman" w:cs="Times New Roman"/>
-          <w:bCs/>
-          <w:sz w:val="24"/>
-        </w:rPr>
-        <w:t>)</w:t>
-      </w:r>
-      <w:r>
-        <w:rPr>
-          <w:rFonts w:ascii="Times New Roman" w:hAnsi="Times New Roman" w:cs="Times New Roman"/>
-          <w:bCs/>
-          <w:sz w:val="24"/>
-        </w:rPr>
-        <w:t>]</w:t>
-      </w:r>
-    </w:p>
-    <w:p>
-      <w:pPr>
-        <w:rPr>
-          <w:rFonts w:ascii="Times New Roman" w:hAnsi="Times New Roman" w:cs="Times New Roman"/>
-          <w:bCs/>
-          <w:sz w:val="24"/>
-        </w:rPr>
-      </w:pPr>
-      <w:r>
-        <w:rPr>
-          <w:rFonts w:ascii="Times New Roman" w:hAnsi="Times New Roman" w:cs="Times New Roman"/>
-          <w:bCs/>
-          <w:sz w:val="24"/>
-        </w:rPr>
-        <w:t>P (</w:t>
-      </w:r>
-      <m:oMath>
-        <m:sSup>
-          <m:sSupPr>
-            <m:ctrlPr>
-              <w:rPr>
-                <w:rFonts w:ascii="Cambria Math" w:hAnsi="Cambria Math" w:cs="Times New Roman"/>
-                <w:bCs/>
-                <w:i/>
-                <w:sz w:val="24"/>
-              </w:rPr>
-            </m:ctrlPr>
-          </m:sSupPr>
-          <m:e>
-            <m:r>
-              <w:rPr>
-                <w:rFonts w:ascii="Cambria Math" w:hAnsi="Cambria Math" w:cs="Times New Roman"/>
-                <w:sz w:val="24"/>
-              </w:rPr>
-              <m:t>(A∪B)</m:t>
-            </m:r>
-          </m:e>
-          <m:sup>
-            <m:r>
-              <w:rPr>
-                <w:rFonts w:ascii="Cambria Math" w:hAnsi="Cambria Math" w:cs="Times New Roman"/>
-                <w:sz w:val="24"/>
-              </w:rPr>
-              <m:t>C</m:t>
-            </m:r>
-          </m:sup>
-        </m:sSup>
-      </m:oMath>
-      <w:r>
-        <w:rPr>
-          <w:rFonts w:ascii="Times New Roman" w:hAnsi="Times New Roman" w:cs="Times New Roman"/>
-          <w:bCs/>
-          <w:sz w:val="24"/>
-        </w:rPr>
-        <w:t>)= 1 - (0,2 + 0,35 - 0)</w:t>
-      </w:r>
-    </w:p>
-    <w:p>
-      <w:pPr>
-        <w:rPr>
-          <w:rFonts w:ascii="Times New Roman" w:hAnsi="Times New Roman" w:cs="Times New Roman"/>
-          <w:bCs/>
-          <w:sz w:val="24"/>
-        </w:rPr>
-      </w:pPr>
-      <w:r>
-        <w:rPr>
-          <w:rFonts w:ascii="Times New Roman" w:hAnsi="Times New Roman" w:cs="Times New Roman"/>
-          <w:bCs/>
-          <w:sz w:val="24"/>
-        </w:rPr>
-        <w:t>P (</w:t>
-      </w:r>
-      <m:oMath>
-        <m:sSup>
-          <m:sSupPr>
-            <m:ctrlPr>
-              <w:rPr>
-                <w:rFonts w:ascii="Cambria Math" w:hAnsi="Cambria Math" w:cs="Times New Roman"/>
-                <w:bCs/>
-                <w:i/>
-                <w:sz w:val="24"/>
-              </w:rPr>
-            </m:ctrlPr>
-          </m:sSupPr>
-          <m:e>
-            <m:r>
-              <w:rPr>
-                <w:rFonts w:ascii="Cambria Math" w:hAnsi="Cambria Math" w:cs="Times New Roman"/>
-                <w:sz w:val="24"/>
-              </w:rPr>
-              <m:t>(A∪B)</m:t>
-            </m:r>
-          </m:e>
-          <m:sup>
-            <m:r>
-              <w:rPr>
-                <w:rFonts w:ascii="Cambria Math" w:hAnsi="Cambria Math" w:cs="Times New Roman"/>
-                <w:sz w:val="24"/>
-              </w:rPr>
-              <m:t>C</m:t>
-            </m:r>
-          </m:sup>
-        </m:sSup>
-      </m:oMath>
-      <w:r>
-        <w:rPr>
-          <w:rFonts w:ascii="Times New Roman" w:hAnsi="Times New Roman" w:cs="Times New Roman"/>
-          <w:bCs/>
-          <w:sz w:val="24"/>
-        </w:rPr>
-        <w:t>)= 1 - 0,55</w:t>
-      </w:r>
-    </w:p>
-    <w:p>
-      <w:pPr>
-        <w:rPr>
-          <w:rFonts w:ascii="Times New Roman" w:hAnsi="Times New Roman" w:cs="Times New Roman"/>
-          <w:bCs/>
-          <w:sz w:val="24"/>
-        </w:rPr>
-      </w:pPr>
-      <w:r>
-        <w:rPr>
-          <w:rFonts w:ascii="Times New Roman" w:hAnsi="Times New Roman" w:cs="Times New Roman"/>
-          <w:bCs/>
-          <w:sz w:val="24"/>
-        </w:rPr>
-        <w:t>P (</w:t>
-      </w:r>
-      <m:oMath>
-        <m:sSup>
-          <m:sSupPr>
-            <m:ctrlPr>
-              <w:rPr>
-                <w:rFonts w:ascii="Cambria Math" w:hAnsi="Cambria Math" w:cs="Times New Roman"/>
-                <w:bCs/>
-                <w:i/>
-                <w:sz w:val="24"/>
-              </w:rPr>
-            </m:ctrlPr>
-          </m:sSupPr>
-          <m:e>
-            <m:r>
-              <w:rPr>
-                <w:rFonts w:ascii="Cambria Math" w:hAnsi="Cambria Math" w:cs="Times New Roman"/>
-                <w:sz w:val="24"/>
-              </w:rPr>
-              <m:t>(A∪B)</m:t>
-            </m:r>
-          </m:e>
-          <m:sup>
-            <m:r>
-              <w:rPr>
-                <w:rFonts w:ascii="Cambria Math" w:hAnsi="Cambria Math" w:cs="Times New Roman"/>
-                <w:sz w:val="24"/>
-              </w:rPr>
-              <m:t>C</m:t>
-            </m:r>
-          </m:sup>
-        </m:sSup>
-      </m:oMath>
-      <w:r>
-        <w:rPr>
-          <w:rFonts w:ascii="Times New Roman" w:hAnsi="Times New Roman" w:cs="Times New Roman"/>
-          <w:bCs/>
-          <w:sz w:val="24"/>
-        </w:rPr>
-        <w:t>)= 0,45.</w:t>
-      </w:r>
-    </w:p>
-    <w:p>
-      <w:pPr>
-        <w:rPr>
-          <w:rFonts w:ascii="Times New Roman" w:hAnsi="Times New Roman" w:cs="Times New Roman"/>
-          <w:bCs/>
-          <w:sz w:val="24"/>
-        </w:rPr>
-      </w:pPr>
-    </w:p>
-    <w:p>
-      <w:pPr>
-        <w:rPr>
-          <w:rFonts w:ascii="Times New Roman" w:hAnsi="Times New Roman" w:cs="Times New Roman"/>
-          <w:bCs/>
-          <w:sz w:val="24"/>
-        </w:rPr>
-      </w:pPr>
-      <w:r>
-        <w:rPr>
-          <w:rFonts w:ascii="Times New Roman" w:hAnsi="Times New Roman" w:cs="Times New Roman"/>
-          <w:bCs/>
-          <w:sz w:val="24"/>
-        </w:rPr>
-        <w:t>Por lo tanto, la probabilidad de que el componente funcione perfectamente (no se deforma ni falla en la prueba) es 0,45.</w:t>
-      </w:r>
-    </w:p>
-    <w:p>
-      <w:pPr>
-        <w:rPr>
-          <w:rFonts w:ascii="Times New Roman" w:hAnsi="Times New Roman" w:cs="Times New Roman"/>
-          <w:bCs/>
-          <w:sz w:val="24"/>
-        </w:rPr>
-      </w:pPr>
-    </w:p>
-    <w:p>
-      <w:pPr>
-        <w:rPr>
-          <w:rFonts w:ascii="Times New Roman" w:hAnsi="Times New Roman" w:cs="Times New Roman"/>
-          <w:bCs/>
-          <w:sz w:val="24"/>
-        </w:rPr>
-      </w:pPr>
-    </w:p>
-    <w:p>
-      <w:pPr>
-        <w:rPr>
-          <w:rFonts w:ascii="Times New Roman" w:hAnsi="Times New Roman" w:cs="Times New Roman"/>
-          <w:bCs/>
-          <w:sz w:val="24"/>
-        </w:rPr>
-      </w:pPr>
-      <w:r>
-        <w:rPr>
-          <w:rFonts w:ascii="Times New Roman" w:hAnsi="Times New Roman" w:cs="Times New Roman"/>
-          <w:b/>
-          <w:sz w:val="24"/>
-        </w:rPr>
-        <w:t>(iii)</w:t>
-      </w:r>
-      <w:r>
-        <w:rPr>
-          <w:rFonts w:ascii="Times New Roman" w:hAnsi="Times New Roman" w:cs="Times New Roman"/>
-          <w:bCs/>
-          <w:sz w:val="24"/>
-        </w:rPr>
-        <w:t xml:space="preserve"> </w:t>
-      </w:r>
-      <w:r>
-        <w:rPr>
           <w:rFonts w:ascii="Times New Roman" w:hAnsi="Times New Roman" w:cs="Times New Roman"/>
           <w:bCs/>
           <w:i/>
           <w:iCs/>
           <w:sz w:val="24"/>
         </w:rPr>
-        <w:t>¿Cuál es la probabilidad de que el componente falle o se deforme en la prueba?</w:t>
-      </w:r>
-    </w:p>
-    <w:p>
-      <w:pPr>
-        <w:rPr>
-          <w:rFonts w:ascii="Times New Roman" w:hAnsi="Times New Roman" w:cs="Times New Roman"/>
-          <w:bCs/>
-          <w:sz w:val="24"/>
-        </w:rPr>
-      </w:pPr>
-    </w:p>
-    <w:p>
-      <w:pPr>
-        <w:rPr>
-          <w:rFonts w:ascii="Times New Roman" w:hAnsi="Times New Roman" w:cs="Times New Roman"/>
-          <w:bCs/>
-          <w:sz w:val="24"/>
-        </w:rPr>
-      </w:pPr>
-    </w:p>
-    <w:p>
-      <w:pPr>
-        <w:rPr>
-          <w:rFonts w:ascii="Times New Roman" w:hAnsi="Times New Roman" w:cs="Times New Roman"/>
-          <w:bCs/>
-          <w:sz w:val="24"/>
-        </w:rPr>
-      </w:pPr>
-      <w:r>
-        <w:rPr>
-          <w:rFonts w:ascii="Times New Roman" w:hAnsi="Times New Roman" w:cs="Times New Roman"/>
-          <w:bCs/>
-          <w:sz w:val="24"/>
-        </w:rPr>
-        <w:t xml:space="preserve">P (A </w:t>
+        <w:t xml:space="preserve"> B)= </w:t>
+      </w:r>
+      <m:oMath>
+        <m:f>
+          <m:fPr>
+            <m:ctrlPr>
+              <w:rPr>
+                <w:rFonts w:ascii="Cambria Math" w:hAnsi="Cambria Math" w:cs="Times New Roman"/>
+                <w:bCs/>
+                <w:i/>
+                <w:iCs/>
+                <w:sz w:val="24"/>
+              </w:rPr>
+            </m:ctrlPr>
+          </m:fPr>
+          <m:num>
+            <m:r>
+              <w:rPr>
+                <w:rFonts w:ascii="Cambria Math" w:hAnsi="Cambria Math" w:cs="Times New Roman"/>
+                <w:sz w:val="24"/>
+              </w:rPr>
+              <m:t>1</m:t>
+            </m:r>
+          </m:num>
+          <m:den>
+            <m:r>
+              <w:rPr>
+                <w:rFonts w:ascii="Cambria Math" w:hAnsi="Cambria Math" w:cs="Times New Roman"/>
+                <w:sz w:val="24"/>
+              </w:rPr>
+              <m:t>4</m:t>
+            </m:r>
+          </m:den>
+        </m:f>
+      </m:oMath>
+      <w:r>
+        <w:rPr>
+          <w:rFonts w:ascii="Times New Roman" w:hAnsi="Times New Roman" w:cs="Times New Roman"/>
+          <w:bCs/>
+          <w:i/>
+          <w:iCs/>
+          <w:sz w:val="24"/>
+        </w:rPr>
+        <w:t xml:space="preserve">. </w:t>
+      </w:r>
+      <w:r>
+        <w:rPr>
+          <w:rFonts w:ascii="Times New Roman" w:hAnsi="Times New Roman" w:cs="Times New Roman"/>
+          <w:bCs/>
+          <w:i/>
+          <w:iCs/>
+          <w:sz w:val="24"/>
+          <w:lang w:val="en-US"/>
+        </w:rPr>
+        <w:t xml:space="preserve">Hallar P (A), P (B), P (A </w:t>
       </w:r>
       <m:oMath>
         <m:r>
           <w:rPr>
             <w:rFonts w:ascii="Cambria Math" w:hAnsi="Cambria Math" w:cs="Times New Roman"/>
             <w:sz w:val="24"/>
+            <w:lang w:val="en-US"/>
           </w:rPr>
-          <m:t>∪</m:t>
+          <m:t>∩</m:t>
         </m:r>
       </m:oMath>
       <w:r>
         <w:rPr>
-          <w:rFonts w:ascii="Times New Roman" w:eastAsiaTheme="minorEastAsia" w:hAnsi="Times New Roman" w:cs="Times New Roman"/>
-          <w:bCs/>
-          <w:sz w:val="24"/>
-        </w:rPr>
-        <w:t xml:space="preserve"> B</w:t>
-      </w:r>
-      <w:r>
-        <w:rPr>
-          <w:rFonts w:ascii="Times New Roman" w:hAnsi="Times New Roman" w:cs="Times New Roman"/>
-          <w:bCs/>
-          <w:sz w:val="24"/>
-        </w:rPr>
-        <w:t>)= P (A)</w:t>
-      </w:r>
-      <w:r>
-        <w:rPr>
-          <w:rFonts w:ascii="Times New Roman" w:hAnsi="Times New Roman" w:cs="Times New Roman"/>
-          <w:bCs/>
-          <w:sz w:val="24"/>
-        </w:rPr>
-        <w:t xml:space="preserve"> + P (B) - P (A </w:t>
+          <w:rFonts w:ascii="Times New Roman" w:hAnsi="Times New Roman" w:cs="Times New Roman"/>
+          <w:bCs/>
+          <w:i/>
+          <w:iCs/>
+          <w:sz w:val="24"/>
+          <w:lang w:val="en-US"/>
+        </w:rPr>
+        <w:t xml:space="preserve"> </w:t>
+      </w:r>
+      <m:oMath>
+        <m:sSup>
+          <m:sSupPr>
+            <m:ctrlPr>
+              <w:rPr>
+                <w:rFonts w:ascii="Cambria Math" w:hAnsi="Cambria Math" w:cs="Times New Roman"/>
+                <w:bCs/>
+                <w:i/>
+                <w:iCs/>
+                <w:sz w:val="24"/>
+              </w:rPr>
+            </m:ctrlPr>
+          </m:sSupPr>
+          <m:e>
+            <m:r>
+              <w:rPr>
+                <w:rFonts w:ascii="Cambria Math" w:hAnsi="Cambria Math" w:cs="Times New Roman"/>
+                <w:sz w:val="24"/>
+              </w:rPr>
+              <m:t>B</m:t>
+            </m:r>
+          </m:e>
+          <m:sup>
+            <m:r>
+              <w:rPr>
+                <w:rFonts w:ascii="Cambria Math" w:hAnsi="Cambria Math" w:cs="Times New Roman"/>
+                <w:sz w:val="24"/>
+              </w:rPr>
+              <m:t>C</m:t>
+            </m:r>
+          </m:sup>
+        </m:sSup>
+      </m:oMath>
+      <w:r>
+        <w:rPr>
+          <w:rFonts w:ascii="Times New Roman" w:hAnsi="Times New Roman" w:cs="Times New Roman"/>
+          <w:bCs/>
+          <w:i/>
+          <w:iCs/>
+          <w:sz w:val="24"/>
+          <w:lang w:val="en-US"/>
+        </w:rPr>
+        <w:t>).</w:t>
+      </w:r>
+    </w:p>
+    <w:p>
+      <w:pPr>
+        <w:rPr>
+          <w:rFonts w:ascii="Times New Roman" w:hAnsi="Times New Roman" w:cs="Times New Roman"/>
+          <w:bCs/>
+          <w:sz w:val="24"/>
+          <w:lang w:val="en-US"/>
+        </w:rPr>
+      </w:pPr>
+    </w:p>
+    <w:p>
+      <w:pPr>
+        <w:rPr>
+          <w:rFonts w:ascii="Times New Roman" w:hAnsi="Times New Roman" w:cs="Times New Roman"/>
+          <w:bCs/>
+          <w:sz w:val="24"/>
+          <w:lang w:val="en-US"/>
+        </w:rPr>
+      </w:pPr>
+    </w:p>
+    <w:p>
+      <w:pPr>
+        <w:rPr>
+          <w:rFonts w:ascii="Times New Roman" w:hAnsi="Times New Roman" w:cs="Times New Roman"/>
+          <w:bCs/>
+          <w:sz w:val="24"/>
+          <w:lang w:val="en-US"/>
+        </w:rPr>
+      </w:pPr>
+      <w:r>
+        <w:rPr>
+          <w:rFonts w:ascii="Times New Roman" w:hAnsi="Times New Roman" w:cs="Times New Roman"/>
+          <w:bCs/>
+          <w:sz w:val="24"/>
+          <w:lang w:val="en-US"/>
+        </w:rPr>
+        <w:t>P (A)= 1 - P (</w:t>
+      </w:r>
+      <m:oMath>
+        <m:sSup>
+          <m:sSupPr>
+            <m:ctrlPr>
+              <w:rPr>
+                <w:rFonts w:ascii="Cambria Math" w:hAnsi="Cambria Math" w:cs="Times New Roman"/>
+                <w:bCs/>
+                <w:i/>
+                <w:iCs/>
+                <w:sz w:val="24"/>
+              </w:rPr>
+            </m:ctrlPr>
+          </m:sSupPr>
+          <m:e>
+            <m:r>
+              <w:rPr>
+                <w:rFonts w:ascii="Cambria Math" w:hAnsi="Cambria Math" w:cs="Times New Roman"/>
+                <w:sz w:val="24"/>
+              </w:rPr>
+              <m:t>A</m:t>
+            </m:r>
+          </m:e>
+          <m:sup>
+            <m:r>
+              <w:rPr>
+                <w:rFonts w:ascii="Cambria Math" w:hAnsi="Cambria Math" w:cs="Times New Roman"/>
+                <w:sz w:val="24"/>
+              </w:rPr>
+              <m:t>C</m:t>
+            </m:r>
+          </m:sup>
+        </m:sSup>
+      </m:oMath>
+      <w:r>
+        <w:rPr>
+          <w:rFonts w:ascii="Times New Roman" w:hAnsi="Times New Roman" w:cs="Times New Roman"/>
+          <w:bCs/>
+          <w:sz w:val="24"/>
+          <w:lang w:val="en-US"/>
+        </w:rPr>
+        <w:t>)</w:t>
+      </w:r>
+    </w:p>
+    <w:p>
+      <w:pPr>
+        <w:rPr>
+          <w:rFonts w:ascii="Times New Roman" w:eastAsiaTheme="minorEastAsia" w:hAnsi="Times New Roman" w:cs="Times New Roman"/>
+          <w:bCs/>
+          <w:iCs/>
+          <w:sz w:val="24"/>
+          <w:lang w:val="en-US"/>
+        </w:rPr>
+      </w:pPr>
+      <w:r>
+        <w:rPr>
+          <w:rFonts w:ascii="Times New Roman" w:hAnsi="Times New Roman" w:cs="Times New Roman"/>
+          <w:bCs/>
+          <w:sz w:val="24"/>
+          <w:lang w:val="en-US"/>
+        </w:rPr>
+        <w:t xml:space="preserve">P (A)= 1 - </w:t>
+      </w:r>
+      <m:oMath>
+        <m:f>
+          <m:fPr>
+            <m:ctrlPr>
+              <w:rPr>
+                <w:rFonts w:ascii="Cambria Math" w:hAnsi="Cambria Math" w:cs="Times New Roman"/>
+                <w:bCs/>
+                <w:i/>
+                <w:iCs/>
+                <w:sz w:val="24"/>
+              </w:rPr>
+            </m:ctrlPr>
+          </m:fPr>
+          <m:num>
+            <m:r>
+              <w:rPr>
+                <w:rFonts w:ascii="Cambria Math" w:hAnsi="Cambria Math" w:cs="Times New Roman"/>
+                <w:sz w:val="24"/>
+                <w:lang w:val="en-US"/>
+              </w:rPr>
+              <m:t>2</m:t>
+            </m:r>
+          </m:num>
+          <m:den>
+            <m:r>
+              <w:rPr>
+                <w:rFonts w:ascii="Cambria Math" w:hAnsi="Cambria Math" w:cs="Times New Roman"/>
+                <w:sz w:val="24"/>
+                <w:lang w:val="en-US"/>
+              </w:rPr>
+              <m:t>3</m:t>
+            </m:r>
+          </m:den>
+        </m:f>
+      </m:oMath>
+    </w:p>
+    <w:p>
+      <w:pPr>
+        <w:rPr>
+          <w:rFonts w:ascii="Times New Roman" w:eastAsiaTheme="minorEastAsia" w:hAnsi="Times New Roman" w:cs="Times New Roman"/>
+          <w:bCs/>
+          <w:iCs/>
+          <w:sz w:val="24"/>
+          <w:lang w:val="en-US"/>
+        </w:rPr>
+      </w:pPr>
+      <w:r>
+        <w:rPr>
+          <w:rFonts w:ascii="Times New Roman" w:hAnsi="Times New Roman" w:cs="Times New Roman"/>
+          <w:bCs/>
+          <w:sz w:val="24"/>
+          <w:lang w:val="en-US"/>
+        </w:rPr>
+        <w:t xml:space="preserve">P (A)= </w:t>
+      </w:r>
+      <m:oMath>
+        <m:f>
+          <m:fPr>
+            <m:ctrlPr>
+              <w:rPr>
+                <w:rFonts w:ascii="Cambria Math" w:hAnsi="Cambria Math" w:cs="Times New Roman"/>
+                <w:bCs/>
+                <w:i/>
+                <w:iCs/>
+                <w:sz w:val="24"/>
+              </w:rPr>
+            </m:ctrlPr>
+          </m:fPr>
+          <m:num>
+            <m:r>
+              <w:rPr>
+                <w:rFonts w:ascii="Cambria Math" w:hAnsi="Cambria Math" w:cs="Times New Roman"/>
+                <w:sz w:val="24"/>
+                <w:lang w:val="en-US"/>
+              </w:rPr>
+              <m:t>1</m:t>
+            </m:r>
+          </m:num>
+          <m:den>
+            <m:r>
+              <w:rPr>
+                <w:rFonts w:ascii="Cambria Math" w:hAnsi="Cambria Math" w:cs="Times New Roman"/>
+                <w:sz w:val="24"/>
+                <w:lang w:val="en-US"/>
+              </w:rPr>
+              <m:t>3</m:t>
+            </m:r>
+          </m:den>
+        </m:f>
+      </m:oMath>
+      <w:r>
+        <w:rPr>
+          <w:rFonts w:ascii="Times New Roman" w:eastAsiaTheme="minorEastAsia" w:hAnsi="Times New Roman" w:cs="Times New Roman"/>
+          <w:bCs/>
+          <w:iCs/>
+          <w:sz w:val="24"/>
+          <w:lang w:val="en-US"/>
+        </w:rPr>
+        <w:t>.</w:t>
+      </w:r>
+    </w:p>
+    <w:p>
+      <w:pPr>
+        <w:rPr>
+          <w:rFonts w:ascii="Times New Roman" w:eastAsiaTheme="minorEastAsia" w:hAnsi="Times New Roman" w:cs="Times New Roman"/>
+          <w:bCs/>
+          <w:iCs/>
+          <w:sz w:val="24"/>
+          <w:lang w:val="en-US"/>
+        </w:rPr>
+      </w:pPr>
+    </w:p>
+    <w:p>
+      <w:pPr>
+        <w:rPr>
+          <w:rFonts w:ascii="Times New Roman" w:eastAsiaTheme="minorEastAsia" w:hAnsi="Times New Roman" w:cs="Times New Roman"/>
+          <w:bCs/>
+          <w:iCs/>
+          <w:sz w:val="24"/>
+          <w:lang w:val="en-US"/>
+        </w:rPr>
+      </w:pPr>
+      <w:r>
+        <w:rPr>
+          <w:rFonts w:ascii="Times New Roman" w:eastAsiaTheme="minorEastAsia" w:hAnsi="Times New Roman" w:cs="Times New Roman"/>
+          <w:bCs/>
+          <w:iCs/>
+          <w:sz w:val="24"/>
+          <w:lang w:val="en-US"/>
+        </w:rPr>
+        <w:t xml:space="preserve">P (B)= P (A </w:t>
       </w:r>
       <m:oMath>
         <m:r>
           <w:rPr>
             <w:rFonts w:ascii="Cambria Math" w:hAnsi="Cambria Math" w:cs="Times New Roman"/>
             <w:sz w:val="24"/>
+            <w:lang w:val="en-US"/>
           </w:rPr>
-          <m:t>∩</m:t>
+          <m:t>∪</m:t>
         </m:r>
       </m:oMath>
       <w:r>
         <w:rPr>
           <w:rFonts w:ascii="Times New Roman" w:eastAsiaTheme="minorEastAsia" w:hAnsi="Times New Roman" w:cs="Times New Roman"/>
           <w:bCs/>
-          <w:sz w:val="24"/>
-        </w:rPr>
-        <w:t xml:space="preserve"> B</w:t>
-      </w:r>
-      <w:r>
-        <w:rPr>
-          <w:rFonts w:ascii="Times New Roman" w:hAnsi="Times New Roman" w:cs="Times New Roman"/>
-          <w:bCs/>
-          <w:sz w:val="24"/>
-        </w:rPr>
-        <w:t>)</w:t>
-      </w:r>
-    </w:p>
-    <w:p>
-      <w:pPr>
-        <w:rPr>
-          <w:rFonts w:ascii="Times New Roman" w:hAnsi="Times New Roman" w:cs="Times New Roman"/>
-          <w:bCs/>
-          <w:sz w:val="24"/>
-        </w:rPr>
-      </w:pPr>
-      <w:r>
-        <w:rPr>
-          <w:rFonts w:ascii="Times New Roman" w:hAnsi="Times New Roman" w:cs="Times New Roman"/>
-          <w:bCs/>
-          <w:sz w:val="24"/>
-        </w:rPr>
-        <w:t xml:space="preserve">P (A </w:t>
+          <w:iCs/>
+          <w:sz w:val="24"/>
+          <w:lang w:val="en-US"/>
+        </w:rPr>
+        <w:t xml:space="preserve"> B) - P (A) + P (A </w:t>
       </w:r>
       <m:oMath>
         <m:r>
           <w:rPr>
             <w:rFonts w:ascii="Cambria Math" w:hAnsi="Cambria Math" w:cs="Times New Roman"/>
             <w:sz w:val="24"/>
+            <w:lang w:val="en-US"/>
           </w:rPr>
-          <m:t>∪</m:t>
+          <m:t>∩</m:t>
         </m:r>
       </m:oMath>
       <w:r>
         <w:rPr>
           <w:rFonts w:ascii="Times New Roman" w:eastAsiaTheme="minorEastAsia" w:hAnsi="Times New Roman" w:cs="Times New Roman"/>
           <w:bCs/>
-          <w:sz w:val="24"/>
-        </w:rPr>
-        <w:t xml:space="preserve"> B</w:t>
-      </w:r>
-      <w:r>
-        <w:rPr>
-          <w:rFonts w:ascii="Times New Roman" w:hAnsi="Times New Roman" w:cs="Times New Roman"/>
-          <w:bCs/>
-          <w:sz w:val="24"/>
-        </w:rPr>
-        <w:t>)= 0,2 + 0,35 - 0</w:t>
-      </w:r>
-    </w:p>
-    <w:p>
-      <w:pPr>
-        <w:rPr>
-          <w:rFonts w:ascii="Times New Roman" w:hAnsi="Times New Roman" w:cs="Times New Roman"/>
-          <w:bCs/>
-          <w:sz w:val="24"/>
-        </w:rPr>
-      </w:pPr>
-      <w:r>
-        <w:rPr>
-          <w:rFonts w:ascii="Times New Roman" w:hAnsi="Times New Roman" w:cs="Times New Roman"/>
-          <w:bCs/>
-          <w:sz w:val="24"/>
+          <w:iCs/>
+          <w:sz w:val="24"/>
+          <w:lang w:val="en-US"/>
+        </w:rPr>
+        <w:t xml:space="preserve"> B)</w:t>
+      </w:r>
+    </w:p>
+    <w:p>
+      <w:pPr>
+        <w:rPr>
+          <w:rFonts w:ascii="Times New Roman" w:eastAsiaTheme="minorEastAsia" w:hAnsi="Times New Roman" w:cs="Times New Roman"/>
+          <w:bCs/>
+          <w:iCs/>
+          <w:sz w:val="24"/>
+          <w:lang w:val="en-US"/>
+        </w:rPr>
+      </w:pPr>
+      <w:r>
+        <w:rPr>
+          <w:rFonts w:ascii="Times New Roman" w:eastAsiaTheme="minorEastAsia" w:hAnsi="Times New Roman" w:cs="Times New Roman"/>
+          <w:bCs/>
+          <w:iCs/>
+          <w:sz w:val="24"/>
+          <w:lang w:val="en-US"/>
+        </w:rPr>
+        <w:t xml:space="preserve">P (B)= </w:t>
+      </w:r>
+      <m:oMath>
+        <m:f>
+          <m:fPr>
+            <m:ctrlPr>
+              <w:rPr>
+                <w:rFonts w:ascii="Cambria Math" w:hAnsi="Cambria Math" w:cs="Times New Roman"/>
+                <w:bCs/>
+                <w:i/>
+                <w:iCs/>
+                <w:sz w:val="24"/>
+              </w:rPr>
+            </m:ctrlPr>
+          </m:fPr>
+          <m:num>
+            <m:r>
+              <w:rPr>
+                <w:rFonts w:ascii="Cambria Math" w:hAnsi="Cambria Math" w:cs="Times New Roman"/>
+                <w:sz w:val="24"/>
+                <w:lang w:val="en-US"/>
+              </w:rPr>
+              <m:t>3</m:t>
+            </m:r>
+          </m:num>
+          <m:den>
+            <m:r>
+              <w:rPr>
+                <w:rFonts w:ascii="Cambria Math" w:hAnsi="Cambria Math" w:cs="Times New Roman"/>
+                <w:sz w:val="24"/>
+                <w:lang w:val="en-US"/>
+              </w:rPr>
+              <m:t>4</m:t>
+            </m:r>
+          </m:den>
+        </m:f>
+      </m:oMath>
+      <w:r>
+        <w:rPr>
+          <w:rFonts w:ascii="Times New Roman" w:eastAsiaTheme="minorEastAsia" w:hAnsi="Times New Roman" w:cs="Times New Roman"/>
+          <w:bCs/>
+          <w:iCs/>
+          <w:sz w:val="24"/>
+          <w:lang w:val="en-US"/>
+        </w:rPr>
+        <w:t xml:space="preserve"> - </w:t>
+      </w:r>
+      <m:oMath>
+        <m:f>
+          <m:fPr>
+            <m:ctrlPr>
+              <w:rPr>
+                <w:rFonts w:ascii="Cambria Math" w:hAnsi="Cambria Math" w:cs="Times New Roman"/>
+                <w:bCs/>
+                <w:i/>
+                <w:iCs/>
+                <w:sz w:val="24"/>
+              </w:rPr>
+            </m:ctrlPr>
+          </m:fPr>
+          <m:num>
+            <m:r>
+              <w:rPr>
+                <w:rFonts w:ascii="Cambria Math" w:hAnsi="Cambria Math" w:cs="Times New Roman"/>
+                <w:sz w:val="24"/>
+                <w:lang w:val="en-US"/>
+              </w:rPr>
+              <m:t>1</m:t>
+            </m:r>
+          </m:num>
+          <m:den>
+            <m:r>
+              <w:rPr>
+                <w:rFonts w:ascii="Cambria Math" w:hAnsi="Cambria Math" w:cs="Times New Roman"/>
+                <w:sz w:val="24"/>
+                <w:lang w:val="en-US"/>
+              </w:rPr>
+              <m:t>3</m:t>
+            </m:r>
+          </m:den>
+        </m:f>
+      </m:oMath>
+      <w:r>
+        <w:rPr>
+          <w:rFonts w:ascii="Times New Roman" w:eastAsiaTheme="minorEastAsia" w:hAnsi="Times New Roman" w:cs="Times New Roman"/>
+          <w:bCs/>
+          <w:iCs/>
+          <w:sz w:val="24"/>
+          <w:lang w:val="en-US"/>
+        </w:rPr>
+        <w:t xml:space="preserve"> + </w:t>
+      </w:r>
+      <m:oMath>
+        <m:f>
+          <m:fPr>
+            <m:ctrlPr>
+              <w:rPr>
+                <w:rFonts w:ascii="Cambria Math" w:hAnsi="Cambria Math" w:cs="Times New Roman"/>
+                <w:bCs/>
+                <w:i/>
+                <w:iCs/>
+                <w:sz w:val="24"/>
+              </w:rPr>
+            </m:ctrlPr>
+          </m:fPr>
+          <m:num>
+            <m:r>
+              <w:rPr>
+                <w:rFonts w:ascii="Cambria Math" w:hAnsi="Cambria Math" w:cs="Times New Roman"/>
+                <w:sz w:val="24"/>
+                <w:lang w:val="en-US"/>
+              </w:rPr>
+              <m:t>1</m:t>
+            </m:r>
+          </m:num>
+          <m:den>
+            <m:r>
+              <w:rPr>
+                <w:rFonts w:ascii="Cambria Math" w:hAnsi="Cambria Math" w:cs="Times New Roman"/>
+                <w:sz w:val="24"/>
+                <w:lang w:val="en-US"/>
+              </w:rPr>
+              <m:t>4</m:t>
+            </m:r>
+          </m:den>
+        </m:f>
+      </m:oMath>
+    </w:p>
+    <w:p>
+      <w:pPr>
+        <w:rPr>
+          <w:rFonts w:ascii="Times New Roman" w:eastAsiaTheme="minorEastAsia" w:hAnsi="Times New Roman" w:cs="Times New Roman"/>
+          <w:bCs/>
+          <w:iCs/>
+          <w:sz w:val="24"/>
+          <w:lang w:val="en-US"/>
+        </w:rPr>
+      </w:pPr>
+      <w:r>
+        <w:rPr>
+          <w:rFonts w:ascii="Times New Roman" w:eastAsiaTheme="minorEastAsia" w:hAnsi="Times New Roman" w:cs="Times New Roman"/>
+          <w:bCs/>
+          <w:iCs/>
+          <w:sz w:val="24"/>
+          <w:lang w:val="en-US"/>
+        </w:rPr>
+        <w:t xml:space="preserve">P (B)= </w:t>
+      </w:r>
+      <m:oMath>
+        <m:f>
+          <m:fPr>
+            <m:ctrlPr>
+              <w:rPr>
+                <w:rFonts w:ascii="Cambria Math" w:hAnsi="Cambria Math" w:cs="Times New Roman"/>
+                <w:bCs/>
+                <w:i/>
+                <w:iCs/>
+                <w:sz w:val="24"/>
+              </w:rPr>
+            </m:ctrlPr>
+          </m:fPr>
+          <m:num>
+            <m:r>
+              <w:rPr>
+                <w:rFonts w:ascii="Cambria Math" w:hAnsi="Cambria Math" w:cs="Times New Roman"/>
+                <w:sz w:val="24"/>
+                <w:lang w:val="en-US"/>
+              </w:rPr>
+              <m:t>2</m:t>
+            </m:r>
+          </m:num>
+          <m:den>
+            <m:r>
+              <w:rPr>
+                <w:rFonts w:ascii="Cambria Math" w:hAnsi="Cambria Math" w:cs="Times New Roman"/>
+                <w:sz w:val="24"/>
+                <w:lang w:val="en-US"/>
+              </w:rPr>
+              <m:t>3</m:t>
+            </m:r>
+          </m:den>
+        </m:f>
+      </m:oMath>
+      <w:r>
+        <w:rPr>
+          <w:rFonts w:ascii="Times New Roman" w:eastAsiaTheme="minorEastAsia" w:hAnsi="Times New Roman" w:cs="Times New Roman"/>
+          <w:bCs/>
+          <w:iCs/>
+          <w:sz w:val="24"/>
+          <w:lang w:val="en-US"/>
+        </w:rPr>
+        <w:t>.</w:t>
+      </w:r>
+    </w:p>
+    <w:p>
+      <w:pPr>
+        <w:rPr>
+          <w:rFonts w:ascii="Times New Roman" w:eastAsiaTheme="minorEastAsia" w:hAnsi="Times New Roman" w:cs="Times New Roman"/>
+          <w:bCs/>
+          <w:iCs/>
+          <w:sz w:val="24"/>
+          <w:lang w:val="en-US"/>
+        </w:rPr>
+      </w:pPr>
+    </w:p>
+    <w:p>
+      <w:pPr>
+        <w:rPr>
+          <w:rFonts w:ascii="Times New Roman" w:eastAsiaTheme="minorEastAsia" w:hAnsi="Times New Roman" w:cs="Times New Roman"/>
+          <w:bCs/>
+          <w:iCs/>
+          <w:sz w:val="24"/>
+          <w:lang w:val="en-US"/>
+        </w:rPr>
+      </w:pPr>
+      <w:r>
+        <w:rPr>
+          <w:rFonts w:ascii="Times New Roman" w:eastAsiaTheme="minorEastAsia" w:hAnsi="Times New Roman" w:cs="Times New Roman"/>
+          <w:bCs/>
+          <w:iCs/>
+          <w:sz w:val="24"/>
+          <w:lang w:val="en-US"/>
         </w:rPr>
         <w:t xml:space="preserve">P (A </w:t>
       </w:r>
@@ -16524,942 +17852,81 @@
           <w:rPr>
             <w:rFonts w:ascii="Cambria Math" w:hAnsi="Cambria Math" w:cs="Times New Roman"/>
             <w:sz w:val="24"/>
+            <w:lang w:val="en-US"/>
           </w:rPr>
-          <m:t>∪</m:t>
+          <m:t>∩</m:t>
         </m:r>
       </m:oMath>
       <w:r>
         <w:rPr>
           <w:rFonts w:ascii="Times New Roman" w:eastAsiaTheme="minorEastAsia" w:hAnsi="Times New Roman" w:cs="Times New Roman"/>
           <w:bCs/>
-          <w:sz w:val="24"/>
-        </w:rPr>
-        <w:t xml:space="preserve"> B</w:t>
-      </w:r>
-      <w:r>
-        <w:rPr>
-          <w:rFonts w:ascii="Times New Roman" w:hAnsi="Times New Roman" w:cs="Times New Roman"/>
-          <w:bCs/>
-          <w:sz w:val="24"/>
-        </w:rPr>
-        <w:t>)= 0,55.</w:t>
-      </w:r>
-    </w:p>
-    <w:p>
-      <w:pPr>
-        <w:rPr>
-          <w:rFonts w:ascii="Times New Roman" w:hAnsi="Times New Roman" w:cs="Times New Roman"/>
-          <w:bCs/>
-          <w:sz w:val="24"/>
-        </w:rPr>
-      </w:pPr>
-    </w:p>
-    <w:p>
-      <w:pPr>
-        <w:rPr>
-          <w:rFonts w:ascii="Times New Roman" w:hAnsi="Times New Roman" w:cs="Times New Roman"/>
-          <w:bCs/>
-          <w:sz w:val="24"/>
-        </w:rPr>
-      </w:pPr>
-      <w:r>
-        <w:rPr>
-          <w:rFonts w:ascii="Times New Roman" w:hAnsi="Times New Roman" w:cs="Times New Roman"/>
-          <w:bCs/>
-          <w:sz w:val="24"/>
-        </w:rPr>
-        <w:t>Por lo tanto, la probabilidad de que el componente falle o se deforme en la prueba es 0,55.</w:t>
-      </w:r>
-      <w:r>
-        <w:rPr>
-          <w:rFonts w:ascii="Times New Roman" w:hAnsi="Times New Roman" w:cs="Times New Roman"/>
-          <w:bCs/>
-          <w:sz w:val="24"/>
-        </w:rPr>
-        <w:br w:type="page"/>
-      </w:r>
-    </w:p>
-    <w:p>
-      <w:pPr>
-        <w:tabs>
-          <w:tab w:val="left" w:pos="1680"/>
-        </w:tabs>
-        <w:rPr>
-          <w:rFonts w:ascii="Times New Roman" w:hAnsi="Times New Roman" w:cs="Times New Roman"/>
-          <w:bCs/>
-          <w:sz w:val="28"/>
-          <w:szCs w:val="24"/>
-        </w:rPr>
-      </w:pPr>
-      <w:r>
-        <w:rPr>
-          <w:rFonts w:ascii="Times New Roman" w:hAnsi="Times New Roman" w:cs="Times New Roman"/>
-          <w:b/>
-          <w:sz w:val="28"/>
-          <w:szCs w:val="24"/>
-          <w:u w:val="single"/>
-        </w:rPr>
-        <w:lastRenderedPageBreak/>
-        <w:t>Ejercicio 14.</w:t>
-      </w:r>
-    </w:p>
-    <w:p>
-      <w:pPr>
-        <w:tabs>
-          <w:tab w:val="left" w:pos="1680"/>
-        </w:tabs>
-        <w:rPr>
-          <w:rFonts w:ascii="Times New Roman" w:hAnsi="Times New Roman" w:cs="Times New Roman"/>
-          <w:bCs/>
-          <w:sz w:val="24"/>
-        </w:rPr>
-      </w:pPr>
-    </w:p>
-    <w:p>
-      <w:pPr>
-        <w:rPr>
-          <w:rFonts w:ascii="Times New Roman" w:hAnsi="Times New Roman" w:cs="Times New Roman"/>
-          <w:bCs/>
-          <w:i/>
-          <w:iCs/>
-          <w:sz w:val="24"/>
-        </w:rPr>
-      </w:pPr>
-      <w:r>
-        <w:rPr>
-          <w:rFonts w:ascii="Times New Roman" w:hAnsi="Times New Roman" w:cs="Times New Roman"/>
-          <w:bCs/>
-          <w:i/>
-          <w:iCs/>
-          <w:sz w:val="24"/>
-        </w:rPr>
-        <w:t xml:space="preserve">Sean A y B eventos con P (A </w:t>
+          <w:iCs/>
+          <w:sz w:val="24"/>
+          <w:lang w:val="en-US"/>
+        </w:rPr>
+        <w:t xml:space="preserve"> </w:t>
+      </w:r>
+      <m:oMath>
+        <m:sSup>
+          <m:sSupPr>
+            <m:ctrlPr>
+              <w:rPr>
+                <w:rFonts w:ascii="Cambria Math" w:hAnsi="Cambria Math" w:cs="Times New Roman"/>
+                <w:bCs/>
+                <w:i/>
+                <w:iCs/>
+                <w:sz w:val="24"/>
+              </w:rPr>
+            </m:ctrlPr>
+          </m:sSupPr>
+          <m:e>
+            <m:r>
+              <w:rPr>
+                <w:rFonts w:ascii="Cambria Math" w:hAnsi="Cambria Math" w:cs="Times New Roman"/>
+                <w:sz w:val="24"/>
+              </w:rPr>
+              <m:t>B</m:t>
+            </m:r>
+          </m:e>
+          <m:sup>
+            <m:r>
+              <w:rPr>
+                <w:rFonts w:ascii="Cambria Math" w:hAnsi="Cambria Math" w:cs="Times New Roman"/>
+                <w:sz w:val="24"/>
+              </w:rPr>
+              <m:t>C</m:t>
+            </m:r>
+          </m:sup>
+        </m:sSup>
+      </m:oMath>
+      <w:r>
+        <w:rPr>
+          <w:rFonts w:ascii="Times New Roman" w:eastAsiaTheme="minorEastAsia" w:hAnsi="Times New Roman" w:cs="Times New Roman"/>
+          <w:bCs/>
+          <w:iCs/>
+          <w:sz w:val="24"/>
+          <w:lang w:val="en-US"/>
+        </w:rPr>
+        <w:t xml:space="preserve">)= P (A) - P (A </w:t>
       </w:r>
       <m:oMath>
         <m:r>
           <w:rPr>
             <w:rFonts w:ascii="Cambria Math" w:hAnsi="Cambria Math" w:cs="Times New Roman"/>
             <w:sz w:val="24"/>
-          </w:rPr>
-          <m:t>∪</m:t>
-        </m:r>
-      </m:oMath>
-      <w:r>
-        <w:rPr>
-          <w:rFonts w:ascii="Times New Roman" w:hAnsi="Times New Roman" w:cs="Times New Roman"/>
-          <w:bCs/>
-          <w:i/>
-          <w:iCs/>
-          <w:sz w:val="24"/>
-        </w:rPr>
-        <w:t xml:space="preserve"> B)= </w:t>
-      </w:r>
-      <m:oMath>
-        <m:f>
-          <m:fPr>
-            <m:ctrlPr>
-              <w:rPr>
-                <w:rFonts w:ascii="Cambria Math" w:hAnsi="Cambria Math" w:cs="Times New Roman"/>
-                <w:bCs/>
-                <w:i/>
-                <w:iCs/>
-                <w:sz w:val="24"/>
-              </w:rPr>
-            </m:ctrlPr>
-          </m:fPr>
-          <m:num>
-            <m:r>
-              <w:rPr>
-                <w:rFonts w:ascii="Cambria Math" w:hAnsi="Cambria Math" w:cs="Times New Roman"/>
-                <w:sz w:val="24"/>
-              </w:rPr>
-              <m:t>3</m:t>
-            </m:r>
-          </m:num>
-          <m:den>
-            <m:r>
-              <w:rPr>
-                <w:rFonts w:ascii="Cambria Math" w:hAnsi="Cambria Math" w:cs="Times New Roman"/>
-                <w:sz w:val="24"/>
-              </w:rPr>
-              <m:t>4</m:t>
-            </m:r>
-          </m:den>
-        </m:f>
-      </m:oMath>
-      <w:r>
-        <w:rPr>
-          <w:rFonts w:ascii="Times New Roman" w:hAnsi="Times New Roman" w:cs="Times New Roman"/>
-          <w:bCs/>
-          <w:i/>
-          <w:iCs/>
-          <w:sz w:val="24"/>
-        </w:rPr>
-        <w:t>, P (</w:t>
-      </w:r>
-      <m:oMath>
-        <m:sSup>
-          <m:sSupPr>
-            <m:ctrlPr>
-              <w:rPr>
-                <w:rFonts w:ascii="Cambria Math" w:hAnsi="Cambria Math" w:cs="Times New Roman"/>
-                <w:bCs/>
-                <w:i/>
-                <w:iCs/>
-                <w:sz w:val="24"/>
-              </w:rPr>
-            </m:ctrlPr>
-          </m:sSupPr>
-          <m:e>
-            <m:r>
-              <w:rPr>
-                <w:rFonts w:ascii="Cambria Math" w:hAnsi="Cambria Math" w:cs="Times New Roman"/>
-                <w:sz w:val="24"/>
-              </w:rPr>
-              <m:t>A</m:t>
-            </m:r>
-          </m:e>
-          <m:sup>
-            <m:r>
-              <w:rPr>
-                <w:rFonts w:ascii="Cambria Math" w:hAnsi="Cambria Math" w:cs="Times New Roman"/>
-                <w:sz w:val="24"/>
-              </w:rPr>
-              <m:t>C</m:t>
-            </m:r>
-          </m:sup>
-        </m:sSup>
-      </m:oMath>
-      <w:r>
-        <w:rPr>
-          <w:rFonts w:ascii="Times New Roman" w:hAnsi="Times New Roman" w:cs="Times New Roman"/>
-          <w:bCs/>
-          <w:i/>
-          <w:iCs/>
-          <w:sz w:val="24"/>
-        </w:rPr>
-        <w:t xml:space="preserve">)= </w:t>
-      </w:r>
-      <m:oMath>
-        <m:f>
-          <m:fPr>
-            <m:ctrlPr>
-              <w:rPr>
-                <w:rFonts w:ascii="Cambria Math" w:hAnsi="Cambria Math" w:cs="Times New Roman"/>
-                <w:bCs/>
-                <w:i/>
-                <w:iCs/>
-                <w:sz w:val="24"/>
-              </w:rPr>
-            </m:ctrlPr>
-          </m:fPr>
-          <m:num>
-            <m:r>
-              <w:rPr>
-                <w:rFonts w:ascii="Cambria Math" w:hAnsi="Cambria Math" w:cs="Times New Roman"/>
-                <w:sz w:val="24"/>
-              </w:rPr>
-              <m:t>2</m:t>
-            </m:r>
-          </m:num>
-          <m:den>
-            <m:r>
-              <w:rPr>
-                <w:rFonts w:ascii="Cambria Math" w:hAnsi="Cambria Math" w:cs="Times New Roman"/>
-                <w:sz w:val="24"/>
-              </w:rPr>
-              <m:t>3</m:t>
-            </m:r>
-          </m:den>
-        </m:f>
-      </m:oMath>
-      <w:r>
-        <w:rPr>
-          <w:rFonts w:ascii="Times New Roman" w:hAnsi="Times New Roman" w:cs="Times New Roman"/>
-          <w:bCs/>
-          <w:i/>
-          <w:iCs/>
-          <w:sz w:val="24"/>
-        </w:rPr>
-        <w:t xml:space="preserve"> y P (A </w:t>
-      </w:r>
-      <m:oMath>
-        <m:r>
-          <w:rPr>
-            <w:rFonts w:ascii="Cambria Math" w:hAnsi="Cambria Math" w:cs="Times New Roman"/>
-            <w:sz w:val="24"/>
+            <w:lang w:val="en-US"/>
           </w:rPr>
           <m:t>∩</m:t>
         </m:r>
       </m:oMath>
       <w:r>
         <w:rPr>
-          <w:rFonts w:ascii="Times New Roman" w:hAnsi="Times New Roman" w:cs="Times New Roman"/>
-          <w:bCs/>
-          <w:i/>
-          <w:iCs/>
-          <w:sz w:val="24"/>
-        </w:rPr>
-        <w:t xml:space="preserve"> B)= </w:t>
-      </w:r>
-      <m:oMath>
-        <m:f>
-          <m:fPr>
-            <m:ctrlPr>
-              <w:rPr>
-                <w:rFonts w:ascii="Cambria Math" w:hAnsi="Cambria Math" w:cs="Times New Roman"/>
-                <w:bCs/>
-                <w:i/>
-                <w:iCs/>
-                <w:sz w:val="24"/>
-              </w:rPr>
-            </m:ctrlPr>
-          </m:fPr>
-          <m:num>
-            <m:r>
-              <w:rPr>
-                <w:rFonts w:ascii="Cambria Math" w:hAnsi="Cambria Math" w:cs="Times New Roman"/>
-                <w:sz w:val="24"/>
-              </w:rPr>
-              <m:t>1</m:t>
-            </m:r>
-          </m:num>
-          <m:den>
-            <m:r>
-              <w:rPr>
-                <w:rFonts w:ascii="Cambria Math" w:hAnsi="Cambria Math" w:cs="Times New Roman"/>
-                <w:sz w:val="24"/>
-              </w:rPr>
-              <m:t>4</m:t>
-            </m:r>
-          </m:den>
-        </m:f>
-      </m:oMath>
-      <w:r>
-        <w:rPr>
-          <w:rFonts w:ascii="Times New Roman" w:hAnsi="Times New Roman" w:cs="Times New Roman"/>
-          <w:bCs/>
-          <w:i/>
-          <w:iCs/>
-          <w:sz w:val="24"/>
-        </w:rPr>
-        <w:t xml:space="preserve">. Hallar P (A), P (B), P (A </w:t>
-      </w:r>
-      <m:oMath>
-        <m:r>
-          <w:rPr>
-            <w:rFonts w:ascii="Cambria Math" w:hAnsi="Cambria Math" w:cs="Times New Roman"/>
-            <w:sz w:val="24"/>
-          </w:rPr>
-          <m:t>∩</m:t>
-        </m:r>
-      </m:oMath>
-      <w:r>
-        <w:rPr>
-          <w:rFonts w:ascii="Times New Roman" w:hAnsi="Times New Roman" w:cs="Times New Roman"/>
-          <w:bCs/>
-          <w:i/>
-          <w:iCs/>
-          <w:sz w:val="24"/>
-        </w:rPr>
-        <w:t xml:space="preserve"> </w:t>
-      </w:r>
-      <m:oMath>
-        <m:sSup>
-          <m:sSupPr>
-            <m:ctrlPr>
-              <w:rPr>
-                <w:rFonts w:ascii="Cambria Math" w:hAnsi="Cambria Math" w:cs="Times New Roman"/>
-                <w:bCs/>
-                <w:i/>
-                <w:iCs/>
-                <w:sz w:val="24"/>
-              </w:rPr>
-            </m:ctrlPr>
-          </m:sSupPr>
-          <m:e>
-            <m:r>
-              <w:rPr>
-                <w:rFonts w:ascii="Cambria Math" w:hAnsi="Cambria Math" w:cs="Times New Roman"/>
-                <w:sz w:val="24"/>
-              </w:rPr>
-              <m:t>B</m:t>
-            </m:r>
-          </m:e>
-          <m:sup>
-            <m:r>
-              <w:rPr>
-                <w:rFonts w:ascii="Cambria Math" w:hAnsi="Cambria Math" w:cs="Times New Roman"/>
-                <w:sz w:val="24"/>
-              </w:rPr>
-              <m:t>C</m:t>
-            </m:r>
-          </m:sup>
-        </m:sSup>
-      </m:oMath>
-      <w:r>
-        <w:rPr>
-          <w:rFonts w:ascii="Times New Roman" w:hAnsi="Times New Roman" w:cs="Times New Roman"/>
-          <w:bCs/>
-          <w:i/>
-          <w:iCs/>
-          <w:sz w:val="24"/>
-        </w:rPr>
-        <w:t>).</w:t>
-      </w:r>
-    </w:p>
-    <w:p>
-      <w:pPr>
-        <w:rPr>
-          <w:rFonts w:ascii="Times New Roman" w:hAnsi="Times New Roman" w:cs="Times New Roman"/>
-          <w:bCs/>
-          <w:sz w:val="24"/>
-        </w:rPr>
-      </w:pPr>
-    </w:p>
-    <w:p>
-      <w:pPr>
-        <w:rPr>
-          <w:rFonts w:ascii="Times New Roman" w:hAnsi="Times New Roman" w:cs="Times New Roman"/>
-          <w:bCs/>
-          <w:sz w:val="24"/>
-        </w:rPr>
-      </w:pPr>
-    </w:p>
-    <w:p>
-      <w:pPr>
-        <w:rPr>
-          <w:rFonts w:ascii="Times New Roman" w:hAnsi="Times New Roman" w:cs="Times New Roman"/>
-          <w:bCs/>
-          <w:sz w:val="24"/>
-        </w:rPr>
-      </w:pPr>
-      <w:r>
-        <w:rPr>
-          <w:rFonts w:ascii="Times New Roman" w:hAnsi="Times New Roman" w:cs="Times New Roman"/>
-          <w:bCs/>
-          <w:sz w:val="24"/>
-        </w:rPr>
-        <w:t>P (A)= 1 - P (</w:t>
-      </w:r>
-      <m:oMath>
-        <m:sSup>
-          <m:sSupPr>
-            <m:ctrlPr>
-              <w:rPr>
-                <w:rFonts w:ascii="Cambria Math" w:hAnsi="Cambria Math" w:cs="Times New Roman"/>
-                <w:bCs/>
-                <w:i/>
-                <w:iCs/>
-                <w:sz w:val="24"/>
-              </w:rPr>
-            </m:ctrlPr>
-          </m:sSupPr>
-          <m:e>
-            <m:r>
-              <w:rPr>
-                <w:rFonts w:ascii="Cambria Math" w:hAnsi="Cambria Math" w:cs="Times New Roman"/>
-                <w:sz w:val="24"/>
-              </w:rPr>
-              <m:t>A</m:t>
-            </m:r>
-          </m:e>
-          <m:sup>
-            <m:r>
-              <w:rPr>
-                <w:rFonts w:ascii="Cambria Math" w:hAnsi="Cambria Math" w:cs="Times New Roman"/>
-                <w:sz w:val="24"/>
-              </w:rPr>
-              <m:t>C</m:t>
-            </m:r>
-          </m:sup>
-        </m:sSup>
-      </m:oMath>
-      <w:r>
-        <w:rPr>
-          <w:rFonts w:ascii="Times New Roman" w:hAnsi="Times New Roman" w:cs="Times New Roman"/>
-          <w:bCs/>
-          <w:sz w:val="24"/>
-        </w:rPr>
-        <w:t>)</w:t>
-      </w:r>
-    </w:p>
-    <w:p>
-      <w:pPr>
-        <w:rPr>
-          <w:rFonts w:ascii="Times New Roman" w:eastAsiaTheme="minorEastAsia" w:hAnsi="Times New Roman" w:cs="Times New Roman"/>
-          <w:bCs/>
-          <w:iCs/>
-          <w:sz w:val="24"/>
-        </w:rPr>
-      </w:pPr>
-      <w:r>
-        <w:rPr>
-          <w:rFonts w:ascii="Times New Roman" w:hAnsi="Times New Roman" w:cs="Times New Roman"/>
-          <w:bCs/>
-          <w:sz w:val="24"/>
-        </w:rPr>
-        <w:t xml:space="preserve">P (A)= 1 - </w:t>
-      </w:r>
-      <m:oMath>
-        <m:f>
-          <m:fPr>
-            <m:ctrlPr>
-              <w:rPr>
-                <w:rFonts w:ascii="Cambria Math" w:hAnsi="Cambria Math" w:cs="Times New Roman"/>
-                <w:bCs/>
-                <w:i/>
-                <w:iCs/>
-                <w:sz w:val="24"/>
-              </w:rPr>
-            </m:ctrlPr>
-          </m:fPr>
-          <m:num>
-            <m:r>
-              <w:rPr>
-                <w:rFonts w:ascii="Cambria Math" w:hAnsi="Cambria Math" w:cs="Times New Roman"/>
-                <w:sz w:val="24"/>
-              </w:rPr>
-              <m:t>2</m:t>
-            </m:r>
-          </m:num>
-          <m:den>
-            <m:r>
-              <w:rPr>
-                <w:rFonts w:ascii="Cambria Math" w:hAnsi="Cambria Math" w:cs="Times New Roman"/>
-                <w:sz w:val="24"/>
-              </w:rPr>
-              <m:t>3</m:t>
-            </m:r>
-          </m:den>
-        </m:f>
-      </m:oMath>
-    </w:p>
-    <w:p>
-      <w:pPr>
-        <w:rPr>
-          <w:rFonts w:ascii="Times New Roman" w:eastAsiaTheme="minorEastAsia" w:hAnsi="Times New Roman" w:cs="Times New Roman"/>
-          <w:bCs/>
-          <w:iCs/>
-          <w:sz w:val="24"/>
-        </w:rPr>
-      </w:pPr>
-      <w:r>
-        <w:rPr>
-          <w:rFonts w:ascii="Times New Roman" w:hAnsi="Times New Roman" w:cs="Times New Roman"/>
-          <w:bCs/>
-          <w:sz w:val="24"/>
-        </w:rPr>
-        <w:t xml:space="preserve">P (A)= </w:t>
-      </w:r>
-      <m:oMath>
-        <m:f>
-          <m:fPr>
-            <m:ctrlPr>
-              <w:rPr>
-                <w:rFonts w:ascii="Cambria Math" w:hAnsi="Cambria Math" w:cs="Times New Roman"/>
-                <w:bCs/>
-                <w:i/>
-                <w:iCs/>
-                <w:sz w:val="24"/>
-              </w:rPr>
-            </m:ctrlPr>
-          </m:fPr>
-          <m:num>
-            <m:r>
-              <w:rPr>
-                <w:rFonts w:ascii="Cambria Math" w:hAnsi="Cambria Math" w:cs="Times New Roman"/>
-                <w:sz w:val="24"/>
-              </w:rPr>
-              <m:t>1</m:t>
-            </m:r>
-          </m:num>
-          <m:den>
-            <m:r>
-              <w:rPr>
-                <w:rFonts w:ascii="Cambria Math" w:hAnsi="Cambria Math" w:cs="Times New Roman"/>
-                <w:sz w:val="24"/>
-              </w:rPr>
-              <m:t>3</m:t>
-            </m:r>
-          </m:den>
-        </m:f>
-      </m:oMath>
-      <w:r>
-        <w:rPr>
-          <w:rFonts w:ascii="Times New Roman" w:eastAsiaTheme="minorEastAsia" w:hAnsi="Times New Roman" w:cs="Times New Roman"/>
-          <w:bCs/>
-          <w:iCs/>
-          <w:sz w:val="24"/>
-        </w:rPr>
-        <w:t>.</w:t>
-      </w:r>
-    </w:p>
-    <w:p>
-      <w:pPr>
-        <w:rPr>
-          <w:rFonts w:ascii="Times New Roman" w:eastAsiaTheme="minorEastAsia" w:hAnsi="Times New Roman" w:cs="Times New Roman"/>
-          <w:bCs/>
-          <w:iCs/>
-          <w:sz w:val="24"/>
-        </w:rPr>
-      </w:pPr>
-    </w:p>
-    <w:p>
-      <w:pPr>
-        <w:rPr>
-          <w:rFonts w:ascii="Times New Roman" w:eastAsiaTheme="minorEastAsia" w:hAnsi="Times New Roman" w:cs="Times New Roman"/>
-          <w:bCs/>
-          <w:iCs/>
-          <w:sz w:val="24"/>
-        </w:rPr>
-      </w:pPr>
-      <w:r>
-        <w:rPr>
-          <w:rFonts w:ascii="Times New Roman" w:eastAsiaTheme="minorEastAsia" w:hAnsi="Times New Roman" w:cs="Times New Roman"/>
-          <w:bCs/>
-          <w:iCs/>
-          <w:sz w:val="24"/>
-        </w:rPr>
-        <w:t xml:space="preserve">P (B)= P (A </w:t>
-      </w:r>
-      <m:oMath>
-        <m:r>
-          <w:rPr>
-            <w:rFonts w:ascii="Cambria Math" w:hAnsi="Cambria Math" w:cs="Times New Roman"/>
-            <w:sz w:val="24"/>
-          </w:rPr>
-          <m:t>∪</m:t>
-        </m:r>
-      </m:oMath>
-      <w:r>
-        <w:rPr>
-          <w:rFonts w:ascii="Times New Roman" w:eastAsiaTheme="minorEastAsia" w:hAnsi="Times New Roman" w:cs="Times New Roman"/>
-          <w:bCs/>
-          <w:iCs/>
-          <w:sz w:val="24"/>
-        </w:rPr>
-        <w:t xml:space="preserve"> B) - P (A) + P (A </w:t>
-      </w:r>
-      <m:oMath>
-        <m:r>
-          <w:rPr>
-            <w:rFonts w:ascii="Cambria Math" w:hAnsi="Cambria Math" w:cs="Times New Roman"/>
-            <w:sz w:val="24"/>
-          </w:rPr>
-          <m:t>∩</m:t>
-        </m:r>
-      </m:oMath>
-      <w:r>
-        <w:rPr>
-          <w:rFonts w:ascii="Times New Roman" w:eastAsiaTheme="minorEastAsia" w:hAnsi="Times New Roman" w:cs="Times New Roman"/>
-          <w:bCs/>
-          <w:iCs/>
-          <w:sz w:val="24"/>
-        </w:rPr>
-        <w:t xml:space="preserve"> B)</w:t>
-      </w:r>
-    </w:p>
-    <w:p>
-      <w:pPr>
-        <w:rPr>
-          <w:rFonts w:ascii="Times New Roman" w:eastAsiaTheme="minorEastAsia" w:hAnsi="Times New Roman" w:cs="Times New Roman"/>
-          <w:bCs/>
-          <w:iCs/>
-          <w:sz w:val="24"/>
-        </w:rPr>
-      </w:pPr>
-      <w:r>
-        <w:rPr>
-          <w:rFonts w:ascii="Times New Roman" w:eastAsiaTheme="minorEastAsia" w:hAnsi="Times New Roman" w:cs="Times New Roman"/>
-          <w:bCs/>
-          <w:iCs/>
-          <w:sz w:val="24"/>
-        </w:rPr>
-        <w:t xml:space="preserve">P (B)= </w:t>
-      </w:r>
-      <m:oMath>
-        <m:f>
-          <m:fPr>
-            <m:ctrlPr>
-              <w:rPr>
-                <w:rFonts w:ascii="Cambria Math" w:hAnsi="Cambria Math" w:cs="Times New Roman"/>
-                <w:bCs/>
-                <w:i/>
-                <w:iCs/>
-                <w:sz w:val="24"/>
-              </w:rPr>
-            </m:ctrlPr>
-          </m:fPr>
-          <m:num>
-            <m:r>
-              <w:rPr>
-                <w:rFonts w:ascii="Cambria Math" w:hAnsi="Cambria Math" w:cs="Times New Roman"/>
-                <w:sz w:val="24"/>
-              </w:rPr>
-              <m:t>3</m:t>
-            </m:r>
-          </m:num>
-          <m:den>
-            <m:r>
-              <w:rPr>
-                <w:rFonts w:ascii="Cambria Math" w:hAnsi="Cambria Math" w:cs="Times New Roman"/>
-                <w:sz w:val="24"/>
-              </w:rPr>
-              <m:t>4</m:t>
-            </m:r>
-          </m:den>
-        </m:f>
-      </m:oMath>
-      <w:r>
-        <w:rPr>
-          <w:rFonts w:ascii="Times New Roman" w:eastAsiaTheme="minorEastAsia" w:hAnsi="Times New Roman" w:cs="Times New Roman"/>
-          <w:bCs/>
-          <w:iCs/>
-          <w:sz w:val="24"/>
-        </w:rPr>
-        <w:t xml:space="preserve"> - </w:t>
-      </w:r>
-      <m:oMath>
-        <m:f>
-          <m:fPr>
-            <m:ctrlPr>
-              <w:rPr>
-                <w:rFonts w:ascii="Cambria Math" w:hAnsi="Cambria Math" w:cs="Times New Roman"/>
-                <w:bCs/>
-                <w:i/>
-                <w:iCs/>
-                <w:sz w:val="24"/>
-              </w:rPr>
-            </m:ctrlPr>
-          </m:fPr>
-          <m:num>
-            <m:r>
-              <w:rPr>
-                <w:rFonts w:ascii="Cambria Math" w:hAnsi="Cambria Math" w:cs="Times New Roman"/>
-                <w:sz w:val="24"/>
-              </w:rPr>
-              <m:t>1</m:t>
-            </m:r>
-          </m:num>
-          <m:den>
-            <m:r>
-              <w:rPr>
-                <w:rFonts w:ascii="Cambria Math" w:hAnsi="Cambria Math" w:cs="Times New Roman"/>
-                <w:sz w:val="24"/>
-              </w:rPr>
-              <m:t>3</m:t>
-            </m:r>
-          </m:den>
-        </m:f>
-      </m:oMath>
-      <w:r>
-        <w:rPr>
-          <w:rFonts w:ascii="Times New Roman" w:eastAsiaTheme="minorEastAsia" w:hAnsi="Times New Roman" w:cs="Times New Roman"/>
-          <w:bCs/>
-          <w:iCs/>
-          <w:sz w:val="24"/>
-        </w:rPr>
-        <w:t xml:space="preserve"> + </w:t>
-      </w:r>
-      <m:oMath>
-        <m:f>
-          <m:fPr>
-            <m:ctrlPr>
-              <w:rPr>
-                <w:rFonts w:ascii="Cambria Math" w:hAnsi="Cambria Math" w:cs="Times New Roman"/>
-                <w:bCs/>
-                <w:i/>
-                <w:iCs/>
-                <w:sz w:val="24"/>
-              </w:rPr>
-            </m:ctrlPr>
-          </m:fPr>
-          <m:num>
-            <m:r>
-              <w:rPr>
-                <w:rFonts w:ascii="Cambria Math" w:hAnsi="Cambria Math" w:cs="Times New Roman"/>
-                <w:sz w:val="24"/>
-              </w:rPr>
-              <m:t>1</m:t>
-            </m:r>
-          </m:num>
-          <m:den>
-            <m:r>
-              <w:rPr>
-                <w:rFonts w:ascii="Cambria Math" w:hAnsi="Cambria Math" w:cs="Times New Roman"/>
-                <w:sz w:val="24"/>
-              </w:rPr>
-              <m:t>4</m:t>
-            </m:r>
-          </m:den>
-        </m:f>
-      </m:oMath>
-    </w:p>
-    <w:p>
-      <w:pPr>
-        <w:rPr>
-          <w:rFonts w:ascii="Times New Roman" w:eastAsiaTheme="minorEastAsia" w:hAnsi="Times New Roman" w:cs="Times New Roman"/>
-          <w:bCs/>
-          <w:iCs/>
-          <w:sz w:val="24"/>
-        </w:rPr>
-      </w:pPr>
-      <w:r>
-        <w:rPr>
-          <w:rFonts w:ascii="Times New Roman" w:eastAsiaTheme="minorEastAsia" w:hAnsi="Times New Roman" w:cs="Times New Roman"/>
-          <w:bCs/>
-          <w:iCs/>
-          <w:sz w:val="24"/>
-        </w:rPr>
-        <w:t xml:space="preserve">P (B)= </w:t>
-      </w:r>
-      <m:oMath>
-        <m:f>
-          <m:fPr>
-            <m:ctrlPr>
-              <w:rPr>
-                <w:rFonts w:ascii="Cambria Math" w:hAnsi="Cambria Math" w:cs="Times New Roman"/>
-                <w:bCs/>
-                <w:i/>
-                <w:iCs/>
-                <w:sz w:val="24"/>
-              </w:rPr>
-            </m:ctrlPr>
-          </m:fPr>
-          <m:num>
-            <m:r>
-              <w:rPr>
-                <w:rFonts w:ascii="Cambria Math" w:hAnsi="Cambria Math" w:cs="Times New Roman"/>
-                <w:sz w:val="24"/>
-              </w:rPr>
-              <m:t>2</m:t>
-            </m:r>
-          </m:num>
-          <m:den>
-            <m:r>
-              <w:rPr>
-                <w:rFonts w:ascii="Cambria Math" w:hAnsi="Cambria Math" w:cs="Times New Roman"/>
-                <w:sz w:val="24"/>
-              </w:rPr>
-              <m:t>3</m:t>
-            </m:r>
-          </m:den>
-        </m:f>
-      </m:oMath>
-      <w:r>
-        <w:rPr>
-          <w:rFonts w:ascii="Times New Roman" w:eastAsiaTheme="minorEastAsia" w:hAnsi="Times New Roman" w:cs="Times New Roman"/>
-          <w:bCs/>
-          <w:iCs/>
-          <w:sz w:val="24"/>
-        </w:rPr>
-        <w:t>.</w:t>
-      </w:r>
-    </w:p>
-    <w:p>
-      <w:pPr>
-        <w:rPr>
-          <w:rFonts w:ascii="Times New Roman" w:eastAsiaTheme="minorEastAsia" w:hAnsi="Times New Roman" w:cs="Times New Roman"/>
-          <w:bCs/>
-          <w:iCs/>
-          <w:sz w:val="24"/>
-        </w:rPr>
-      </w:pPr>
-    </w:p>
-    <w:p>
-      <w:pPr>
-        <w:rPr>
-          <w:rFonts w:ascii="Times New Roman" w:eastAsiaTheme="minorEastAsia" w:hAnsi="Times New Roman" w:cs="Times New Roman"/>
-          <w:bCs/>
-          <w:iCs/>
-          <w:sz w:val="24"/>
-        </w:rPr>
-      </w:pPr>
-      <w:r>
-        <w:rPr>
-          <w:rFonts w:ascii="Times New Roman" w:eastAsiaTheme="minorEastAsia" w:hAnsi="Times New Roman" w:cs="Times New Roman"/>
-          <w:bCs/>
-          <w:iCs/>
-          <w:sz w:val="24"/>
-        </w:rPr>
-        <w:t xml:space="preserve">P (A </w:t>
-      </w:r>
-      <m:oMath>
-        <m:r>
-          <w:rPr>
-            <w:rFonts w:ascii="Cambria Math" w:hAnsi="Cambria Math" w:cs="Times New Roman"/>
-            <w:sz w:val="24"/>
-          </w:rPr>
-          <m:t>∩</m:t>
-        </m:r>
-      </m:oMath>
-      <w:r>
-        <w:rPr>
-          <w:rFonts w:ascii="Times New Roman" w:eastAsiaTheme="minorEastAsia" w:hAnsi="Times New Roman" w:cs="Times New Roman"/>
-          <w:bCs/>
-          <w:iCs/>
-          <w:sz w:val="24"/>
-        </w:rPr>
-        <w:t xml:space="preserve"> </w:t>
-      </w:r>
-      <m:oMath>
-        <m:sSup>
-          <m:sSupPr>
-            <m:ctrlPr>
-              <w:rPr>
-                <w:rFonts w:ascii="Cambria Math" w:hAnsi="Cambria Math" w:cs="Times New Roman"/>
-                <w:bCs/>
-                <w:i/>
-                <w:iCs/>
-                <w:sz w:val="24"/>
-              </w:rPr>
-            </m:ctrlPr>
-          </m:sSupPr>
-          <m:e>
-            <m:r>
-              <w:rPr>
-                <w:rFonts w:ascii="Cambria Math" w:hAnsi="Cambria Math" w:cs="Times New Roman"/>
-                <w:sz w:val="24"/>
-              </w:rPr>
-              <m:t>B</m:t>
-            </m:r>
-          </m:e>
-          <m:sup>
-            <m:r>
-              <w:rPr>
-                <w:rFonts w:ascii="Cambria Math" w:hAnsi="Cambria Math" w:cs="Times New Roman"/>
-                <w:sz w:val="24"/>
-              </w:rPr>
-              <m:t>C</m:t>
-            </m:r>
-          </m:sup>
-        </m:sSup>
-      </m:oMath>
-      <w:r>
-        <w:rPr>
-          <w:rFonts w:ascii="Times New Roman" w:eastAsiaTheme="minorEastAsia" w:hAnsi="Times New Roman" w:cs="Times New Roman"/>
-          <w:bCs/>
-          <w:iCs/>
-          <w:sz w:val="24"/>
-        </w:rPr>
-        <w:t xml:space="preserve">)= P (A) - P (A </w:t>
-      </w:r>
-      <m:oMath>
-        <m:r>
-          <w:rPr>
-            <w:rFonts w:ascii="Cambria Math" w:hAnsi="Cambria Math" w:cs="Times New Roman"/>
-            <w:sz w:val="24"/>
-          </w:rPr>
-          <m:t>∩</m:t>
-        </m:r>
-      </m:oMath>
-      <w:r>
-        <w:rPr>
-          <w:rFonts w:ascii="Times New Roman" w:eastAsiaTheme="minorEastAsia" w:hAnsi="Times New Roman" w:cs="Times New Roman"/>
-          <w:bCs/>
-          <w:iCs/>
-          <w:sz w:val="24"/>
+          <w:rFonts w:ascii="Times New Roman" w:eastAsiaTheme="minorEastAsia" w:hAnsi="Times New Roman" w:cs="Times New Roman"/>
+          <w:bCs/>
+          <w:iCs/>
+          <w:sz w:val="24"/>
+          <w:lang w:val="en-US"/>
         </w:rPr>
         <w:t xml:space="preserve"> B)</w:t>
       </w:r>
@@ -19920,14 +20387,16 @@
           <w:bCs/>
           <w:iCs/>
           <w:sz w:val="24"/>
-        </w:rPr>
-      </w:pPr>
-      <w:r>
-        <w:rPr>
-          <w:rFonts w:ascii="Times New Roman" w:eastAsiaTheme="minorEastAsia" w:hAnsi="Times New Roman" w:cs="Times New Roman"/>
-          <w:bCs/>
-          <w:iCs/>
-          <w:sz w:val="24"/>
+          <w:lang w:val="en-US"/>
+        </w:rPr>
+      </w:pPr>
+      <w:r>
+        <w:rPr>
+          <w:rFonts w:ascii="Times New Roman" w:eastAsiaTheme="minorEastAsia" w:hAnsi="Times New Roman" w:cs="Times New Roman"/>
+          <w:bCs/>
+          <w:iCs/>
+          <w:sz w:val="24"/>
+          <w:lang w:val="en-US"/>
         </w:rPr>
         <w:t xml:space="preserve">P (A)= </w:t>
       </w:r>
@@ -19971,7 +20440,22 @@
                     <w:rFonts w:ascii="Cambria Math" w:hAnsi="Cambria Math" w:cs="Times New Roman"/>
                     <w:sz w:val="24"/>
                   </w:rPr>
-                  <m:t>triángulo</m:t>
+                  <m:t>tri</m:t>
+                </m:r>
+                <m:r>
+                  <w:rPr>
+                    <w:rFonts w:ascii="Cambria Math" w:hAnsi="Cambria Math" w:cs="Times New Roman"/>
+                    <w:sz w:val="24"/>
+                    <w:lang w:val="en-US"/>
+                  </w:rPr>
+                  <m:t>á</m:t>
+                </m:r>
+                <m:r>
+                  <w:rPr>
+                    <w:rFonts w:ascii="Cambria Math" w:hAnsi="Cambria Math" w:cs="Times New Roman"/>
+                    <w:sz w:val="24"/>
+                  </w:rPr>
+                  <m:t>ngulo</m:t>
                 </m:r>
               </m:sub>
             </m:sSub>
@@ -19979,6 +20463,7 @@
               <w:rPr>
                 <w:rFonts w:ascii="Cambria Math" w:hAnsi="Cambria Math" w:cs="Times New Roman"/>
                 <w:sz w:val="24"/>
+                <w:lang w:val="en-US"/>
               </w:rPr>
               <m:t>-3*</m:t>
             </m:r>
@@ -20040,7 +20525,22 @@
                     <w:rFonts w:ascii="Cambria Math" w:hAnsi="Cambria Math" w:cs="Times New Roman"/>
                     <w:sz w:val="24"/>
                   </w:rPr>
-                  <m:t>triángulo</m:t>
+                  <m:t>tri</m:t>
+                </m:r>
+                <m:r>
+                  <w:rPr>
+                    <w:rFonts w:ascii="Cambria Math" w:hAnsi="Cambria Math" w:cs="Times New Roman"/>
+                    <w:sz w:val="24"/>
+                    <w:lang w:val="en-US"/>
+                  </w:rPr>
+                  <m:t>á</m:t>
+                </m:r>
+                <m:r>
+                  <w:rPr>
+                    <w:rFonts w:ascii="Cambria Math" w:hAnsi="Cambria Math" w:cs="Times New Roman"/>
+                    <w:sz w:val="24"/>
+                  </w:rPr>
+                  <m:t>ngulo</m:t>
                 </m:r>
               </m:sub>
             </m:sSub>
@@ -20058,14 +20558,16 @@
           <w:bCs/>
           <w:iCs/>
           <w:sz w:val="24"/>
-        </w:rPr>
-      </w:pPr>
-      <w:r>
-        <w:rPr>
-          <w:rFonts w:ascii="Times New Roman" w:eastAsiaTheme="minorEastAsia" w:hAnsi="Times New Roman" w:cs="Times New Roman"/>
-          <w:bCs/>
-          <w:iCs/>
-          <w:sz w:val="24"/>
+          <w:lang w:val="en-US"/>
+        </w:rPr>
+      </w:pPr>
+      <w:r>
+        <w:rPr>
+          <w:rFonts w:ascii="Times New Roman" w:eastAsiaTheme="minorEastAsia" w:hAnsi="Times New Roman" w:cs="Times New Roman"/>
+          <w:bCs/>
+          <w:iCs/>
+          <w:sz w:val="24"/>
+          <w:lang w:val="en-US"/>
         </w:rPr>
         <w:t xml:space="preserve">P (A)= 1 - </w:t>
       </w:r>
@@ -20087,6 +20589,7 @@
               <w:rPr>
                 <w:rFonts w:ascii="Cambria Math" w:hAnsi="Cambria Math" w:cs="Times New Roman"/>
                 <w:sz w:val="24"/>
+                <w:lang w:val="en-US"/>
               </w:rPr>
               <m:t>3*</m:t>
             </m:r>
@@ -20148,7 +20651,22 @@
                     <w:rFonts w:ascii="Cambria Math" w:hAnsi="Cambria Math" w:cs="Times New Roman"/>
                     <w:sz w:val="24"/>
                   </w:rPr>
-                  <m:t>triángulo</m:t>
+                  <m:t>tri</m:t>
+                </m:r>
+                <m:r>
+                  <w:rPr>
+                    <w:rFonts w:ascii="Cambria Math" w:hAnsi="Cambria Math" w:cs="Times New Roman"/>
+                    <w:sz w:val="24"/>
+                    <w:lang w:val="en-US"/>
+                  </w:rPr>
+                  <m:t>á</m:t>
+                </m:r>
+                <m:r>
+                  <w:rPr>
+                    <w:rFonts w:ascii="Cambria Math" w:hAnsi="Cambria Math" w:cs="Times New Roman"/>
+                    <w:sz w:val="24"/>
+                  </w:rPr>
+                  <m:t>ngulo</m:t>
                 </m:r>
               </m:sub>
             </m:sSub>
@@ -20166,14 +20684,16 @@
           <w:bCs/>
           <w:iCs/>
           <w:sz w:val="24"/>
-        </w:rPr>
-      </w:pPr>
-      <w:r>
-        <w:rPr>
-          <w:rFonts w:ascii="Times New Roman" w:eastAsiaTheme="minorEastAsia" w:hAnsi="Times New Roman" w:cs="Times New Roman"/>
-          <w:bCs/>
-          <w:iCs/>
-          <w:sz w:val="24"/>
+          <w:lang w:val="en-US"/>
+        </w:rPr>
+      </w:pPr>
+      <w:r>
+        <w:rPr>
+          <w:rFonts w:ascii="Times New Roman" w:eastAsiaTheme="minorEastAsia" w:hAnsi="Times New Roman" w:cs="Times New Roman"/>
+          <w:bCs/>
+          <w:iCs/>
+          <w:sz w:val="24"/>
+          <w:lang w:val="en-US"/>
         </w:rPr>
         <w:t xml:space="preserve">P (A)= 1 - </w:t>
       </w:r>
@@ -20195,6 +20715,7 @@
               <w:rPr>
                 <w:rFonts w:ascii="Cambria Math" w:hAnsi="Cambria Math" w:cs="Times New Roman"/>
                 <w:sz w:val="24"/>
+                <w:lang w:val="en-US"/>
               </w:rPr>
               <m:t>3</m:t>
             </m:r>
@@ -20224,6 +20745,7 @@
                   <w:rPr>
                     <w:rFonts w:ascii="Cambria Math" w:hAnsi="Cambria Math" w:cs="Times New Roman"/>
                     <w:sz w:val="24"/>
+                    <w:lang w:val="en-US"/>
                   </w:rPr>
                   <m:t>6</m:t>
                 </m:r>
@@ -20247,6 +20769,7 @@
                   <w:rPr>
                     <w:rFonts w:ascii="Cambria Math" w:hAnsi="Cambria Math" w:cs="Times New Roman"/>
                     <w:sz w:val="24"/>
+                    <w:lang w:val="en-US"/>
                   </w:rPr>
                   <m:t>9</m:t>
                 </m:r>
@@ -20268,6 +20791,7 @@
                       <w:rPr>
                         <w:rFonts w:ascii="Cambria Math" w:hAnsi="Cambria Math" w:cs="Times New Roman"/>
                         <w:sz w:val="24"/>
+                        <w:lang w:val="en-US"/>
                       </w:rPr>
                       <m:t>3</m:t>
                     </m:r>
@@ -20279,6 +20803,7 @@
                   <w:rPr>
                     <w:rFonts w:ascii="Cambria Math" w:hAnsi="Cambria Math" w:cs="Times New Roman"/>
                     <w:sz w:val="24"/>
+                    <w:lang w:val="en-US"/>
                   </w:rPr>
                   <m:t>4</m:t>
                 </m:r>
@@ -20298,14 +20823,16 @@
           <w:bCs/>
           <w:iCs/>
           <w:sz w:val="24"/>
-        </w:rPr>
-      </w:pPr>
-      <w:r>
-        <w:rPr>
-          <w:rFonts w:ascii="Times New Roman" w:eastAsiaTheme="minorEastAsia" w:hAnsi="Times New Roman" w:cs="Times New Roman"/>
-          <w:bCs/>
-          <w:iCs/>
-          <w:sz w:val="24"/>
+          <w:lang w:val="en-US"/>
+        </w:rPr>
+      </w:pPr>
+      <w:r>
+        <w:rPr>
+          <w:rFonts w:ascii="Times New Roman" w:eastAsiaTheme="minorEastAsia" w:hAnsi="Times New Roman" w:cs="Times New Roman"/>
+          <w:bCs/>
+          <w:iCs/>
+          <w:sz w:val="24"/>
+          <w:lang w:val="en-US"/>
         </w:rPr>
         <w:t>P (A)= 1 -</w:t>
       </w:r>
@@ -20315,6 +20842,7 @@
           <w:bCs/>
           <w:iCs/>
           <w:sz w:val="24"/>
+          <w:lang w:val="en-US"/>
         </w:rPr>
         <w:t xml:space="preserve"> </w:t>
       </w:r>
@@ -20358,6 +20886,7 @@
                   <w:rPr>
                     <w:rFonts w:ascii="Cambria Math" w:hAnsi="Cambria Math" w:cs="Times New Roman"/>
                     <w:sz w:val="24"/>
+                    <w:lang w:val="en-US"/>
                   </w:rPr>
                   <m:t>2</m:t>
                 </m:r>
@@ -20381,6 +20910,7 @@
                   <w:rPr>
                     <w:rFonts w:ascii="Cambria Math" w:hAnsi="Cambria Math" w:cs="Times New Roman"/>
                     <w:sz w:val="24"/>
+                    <w:lang w:val="en-US"/>
                   </w:rPr>
                   <m:t>9</m:t>
                 </m:r>
@@ -20402,6 +20932,7 @@
                       <w:rPr>
                         <w:rFonts w:ascii="Cambria Math" w:hAnsi="Cambria Math" w:cs="Times New Roman"/>
                         <w:sz w:val="24"/>
+                        <w:lang w:val="en-US"/>
                       </w:rPr>
                       <m:t>3</m:t>
                     </m:r>
@@ -20413,6 +20944,7 @@
                   <w:rPr>
                     <w:rFonts w:ascii="Cambria Math" w:hAnsi="Cambria Math" w:cs="Times New Roman"/>
                     <w:sz w:val="24"/>
+                    <w:lang w:val="en-US"/>
                   </w:rPr>
                   <m:t>4</m:t>
                 </m:r>
@@ -20432,14 +20964,16 @@
           <w:bCs/>
           <w:iCs/>
           <w:sz w:val="24"/>
-        </w:rPr>
-      </w:pPr>
-      <w:r>
-        <w:rPr>
-          <w:rFonts w:ascii="Times New Roman" w:eastAsiaTheme="minorEastAsia" w:hAnsi="Times New Roman" w:cs="Times New Roman"/>
-          <w:bCs/>
-          <w:iCs/>
-          <w:sz w:val="24"/>
+          <w:lang w:val="en-US"/>
+        </w:rPr>
+      </w:pPr>
+      <w:r>
+        <w:rPr>
+          <w:rFonts w:ascii="Times New Roman" w:eastAsiaTheme="minorEastAsia" w:hAnsi="Times New Roman" w:cs="Times New Roman"/>
+          <w:bCs/>
+          <w:iCs/>
+          <w:sz w:val="24"/>
+          <w:lang w:val="en-US"/>
         </w:rPr>
         <w:t xml:space="preserve">P (A)= 1 - </w:t>
       </w:r>
@@ -20461,6 +20995,7 @@
               <w:rPr>
                 <w:rFonts w:ascii="Cambria Math" w:eastAsiaTheme="minorEastAsia" w:hAnsi="Cambria Math" w:cs="Times New Roman"/>
                 <w:sz w:val="24"/>
+                <w:lang w:val="en-US"/>
               </w:rPr>
               <m:t>2</m:t>
             </m:r>
@@ -20477,6 +21012,7 @@
               <w:rPr>
                 <w:rFonts w:ascii="Cambria Math" w:hAnsi="Cambria Math" w:cs="Times New Roman"/>
                 <w:sz w:val="24"/>
+                <w:lang w:val="en-US"/>
               </w:rPr>
               <m:t>9</m:t>
             </m:r>
@@ -20498,6 +21034,7 @@
                   <w:rPr>
                     <w:rFonts w:ascii="Cambria Math" w:hAnsi="Cambria Math" w:cs="Times New Roman"/>
                     <w:sz w:val="24"/>
+                    <w:lang w:val="en-US"/>
                   </w:rPr>
                   <m:t>3</m:t>
                 </m:r>
@@ -20517,14 +21054,16 @@
           <w:bCs/>
           <w:iCs/>
           <w:sz w:val="24"/>
-        </w:rPr>
-      </w:pPr>
-      <w:r>
-        <w:rPr>
-          <w:rFonts w:ascii="Times New Roman" w:eastAsiaTheme="minorEastAsia" w:hAnsi="Times New Roman" w:cs="Times New Roman"/>
-          <w:bCs/>
-          <w:iCs/>
-          <w:sz w:val="24"/>
+          <w:lang w:val="en-US"/>
+        </w:rPr>
+      </w:pPr>
+      <w:r>
+        <w:rPr>
+          <w:rFonts w:ascii="Times New Roman" w:eastAsiaTheme="minorEastAsia" w:hAnsi="Times New Roman" w:cs="Times New Roman"/>
+          <w:bCs/>
+          <w:iCs/>
+          <w:sz w:val="24"/>
+          <w:lang w:val="en-US"/>
         </w:rPr>
         <w:t>P (A)</w:t>
       </w:r>
@@ -20533,6 +21072,7 @@
           <w:rPr>
             <w:rFonts w:ascii="Cambria Math" w:eastAsiaTheme="minorEastAsia" w:hAnsi="Cambria Math" w:cs="Times New Roman"/>
             <w:sz w:val="24"/>
+            <w:lang w:val="en-US"/>
           </w:rPr>
           <m:t>≅</m:t>
         </m:r>
@@ -20543,6 +21083,7 @@
           <w:bCs/>
           <w:iCs/>
           <w:sz w:val="24"/>
+          <w:lang w:val="en-US"/>
         </w:rPr>
         <w:t xml:space="preserve"> 1 - </w:t>
       </w:r>
@@ -20552,6 +21093,7 @@
           <w:bCs/>
           <w:iCs/>
           <w:sz w:val="24"/>
+          <w:lang w:val="en-US"/>
         </w:rPr>
         <w:t>0,403</w:t>
       </w:r>
